--- a/Kophadlar_Test.docx
+++ b/Kophadlar_Test.docx
@@ -3201,6 +3201,5552 @@
           </m:rPr>
           <m:t xml:space="preserve">+2</m:t>
         </m:r>
+      </m:oMath>
+    </w:p>
+    <w:p xmlns:w="http://schemas.openxmlformats.org/wordprocessingml/2006/main">
+      <w:pPr>
+        <w:spacing w:after="60"/>
+      </w:pPr>
+      <w:r xmlns:w="http://schemas.openxmlformats.org/wordprocessingml/2006/main">
+        <w:rPr>
+          <w:rFonts w:ascii="Times New Roman" w:hAnsi="Times New Roman"/>
+          <w:sz w:val="18"/>
+          <w:szCs w:val="18"/>
+        </w:rPr>
+        <w:t xml:space="preserve"/>
+      </w:r>
+    </w:p>
+    <w:p xmlns:w="http://schemas.openxmlformats.org/wordprocessingml/2006/main" xmlns:m="http://schemas.openxmlformats.org/officeDocument/2006/math">
+      <w:pPr>
+        <w:spacing w:after="80"/>
+      </w:pPr>
+      <w:r xmlns:w="http://schemas.openxmlformats.org/wordprocessingml/2006/main">
+        <w:rPr>
+          <w:b/>
+          <w:bCs/>
+          <w:rFonts w:ascii="Times New Roman" w:hAnsi="Times New Roman"/>
+          <w:sz w:val="24"/>
+          <w:szCs w:val="24"/>
+        </w:rPr>
+        <w:t xml:space="preserve">13.  </w:t>
+      </w:r>
+      <m:oMath xmlns:m="http://schemas.openxmlformats.org/officeDocument/2006/math">
+        <m:r xmlns:m="http://schemas.openxmlformats.org/officeDocument/2006/math">
+          <m:rPr>
+            <m:rFont m:val="Cambria Math"/>
+            <m:sty m:val="p"/>
+          </m:rPr>
+          <m:t xml:space="preserve">P(x) = (−3)</m:t>
+        </m:r>
+        <m:sSup xmlns:m="http://schemas.openxmlformats.org/officeDocument/2006/math">
+          <m:e>
+            <m:r xmlns:m="http://schemas.openxmlformats.org/officeDocument/2006/math">
+              <m:rPr>
+                <m:rFont m:val="Cambria Math"/>
+                <m:sty m:val="p"/>
+              </m:rPr>
+              <m:t xml:space="preserve"/>
+            </m:r>
+          </m:e>
+          <m:sup>
+            <m:r xmlns:m="http://schemas.openxmlformats.org/officeDocument/2006/math">
+              <m:rPr>
+                <m:rFont m:val="Cambria Math"/>
+                <m:sty m:val="p"/>
+              </m:rPr>
+              <m:t xml:space="preserve">4</m:t>
+            </m:r>
+          </m:sup>
+        </m:sSup>
+        <m:r xmlns:m="http://schemas.openxmlformats.org/officeDocument/2006/math">
+          <m:rPr>
+            <m:rFont m:val="Cambria Math"/>
+            <m:sty m:val="p"/>
+          </m:rPr>
+          <m:t xml:space="preserve"> − 2×(−3)</m:t>
+        </m:r>
+        <m:sSup xmlns:m="http://schemas.openxmlformats.org/officeDocument/2006/math">
+          <m:e>
+            <m:r xmlns:m="http://schemas.openxmlformats.org/officeDocument/2006/math">
+              <m:rPr>
+                <m:rFont m:val="Cambria Math"/>
+                <m:sty m:val="p"/>
+              </m:rPr>
+              <m:t xml:space="preserve"/>
+            </m:r>
+          </m:e>
+          <m:sup>
+            <m:r xmlns:m="http://schemas.openxmlformats.org/officeDocument/2006/math">
+              <m:rPr>
+                <m:rFont m:val="Cambria Math"/>
+                <m:sty m:val="p"/>
+              </m:rPr>
+              <m:t xml:space="preserve">2</m:t>
+            </m:r>
+          </m:sup>
+        </m:sSup>
+        <m:r xmlns:m="http://schemas.openxmlformats.org/officeDocument/2006/math">
+          <m:rPr>
+            <m:rFont m:val="Cambria Math"/>
+            <m:sty m:val="p"/>
+          </m:rPr>
+          <m:t xml:space="preserve"> + 2×(−3) + 21</m:t>
+        </m:r>
+      </m:oMath>
+    </w:p>
+    <w:p xmlns:w="http://schemas.openxmlformats.org/wordprocessingml/2006/main" xmlns:m="http://schemas.openxmlformats.org/officeDocument/2006/math">
+      <w:pPr>
+        <w:spacing w:after="50"/>
+        <w:ind w:left="360"/>
+      </w:pPr>
+      <w:r xmlns:w="http://schemas.openxmlformats.org/wordprocessingml/2006/main">
+        <w:rPr>
+          <w:b/>
+          <w:bCs/>
+          <w:rFonts w:ascii="Times New Roman" w:hAnsi="Times New Roman"/>
+          <w:sz w:val="24"/>
+          <w:szCs w:val="24"/>
+        </w:rPr>
+        <w:t xml:space="preserve">    A)  </w:t>
+      </w:r>
+      <m:oMath xmlns:m="http://schemas.openxmlformats.org/officeDocument/2006/math">
+        <m:r xmlns:m="http://schemas.openxmlformats.org/officeDocument/2006/math">
+          <m:rPr>
+            <m:rFont m:val="Cambria Math"/>
+            <m:sty m:val="p"/>
+          </m:rPr>
+          <m:t xml:space="preserve">100</m:t>
+        </m:r>
+      </m:oMath>
+    </w:p>
+    <w:p xmlns:w="http://schemas.openxmlformats.org/wordprocessingml/2006/main" xmlns:m="http://schemas.openxmlformats.org/officeDocument/2006/math">
+      <w:pPr>
+        <w:spacing w:after="50"/>
+        <w:ind w:left="360"/>
+      </w:pPr>
+      <w:r xmlns:w="http://schemas.openxmlformats.org/wordprocessingml/2006/main">
+        <w:rPr>
+          <w:b/>
+          <w:bCs/>
+          <w:rFonts w:ascii="Times New Roman" w:hAnsi="Times New Roman"/>
+          <w:sz w:val="24"/>
+          <w:szCs w:val="24"/>
+        </w:rPr>
+        <w:t xml:space="preserve">    B)  </w:t>
+      </w:r>
+      <m:oMath xmlns:m="http://schemas.openxmlformats.org/officeDocument/2006/math">
+        <m:r xmlns:m="http://schemas.openxmlformats.org/officeDocument/2006/math">
+          <m:rPr>
+            <m:rFont m:val="Cambria Math"/>
+            <m:sty m:val="p"/>
+          </m:rPr>
+          <m:t xml:space="preserve">81</m:t>
+        </m:r>
+      </m:oMath>
+    </w:p>
+    <w:p xmlns:w="http://schemas.openxmlformats.org/wordprocessingml/2006/main" xmlns:m="http://schemas.openxmlformats.org/officeDocument/2006/math">
+      <w:pPr>
+        <w:spacing w:after="50"/>
+        <w:ind w:left="360"/>
+      </w:pPr>
+      <w:r xmlns:w="http://schemas.openxmlformats.org/wordprocessingml/2006/main">
+        <w:rPr>
+          <w:b/>
+          <w:bCs/>
+          <w:rFonts w:ascii="Times New Roman" w:hAnsi="Times New Roman"/>
+          <w:sz w:val="24"/>
+          <w:szCs w:val="24"/>
+        </w:rPr>
+        <w:t xml:space="preserve">    C)  </w:t>
+      </w:r>
+      <m:oMath xmlns:m="http://schemas.openxmlformats.org/officeDocument/2006/math">
+        <m:r xmlns:m="http://schemas.openxmlformats.org/officeDocument/2006/math">
+          <m:rPr>
+            <m:rFont m:val="Cambria Math"/>
+            <m:sty m:val="p"/>
+          </m:rPr>
+          <m:t xml:space="preserve">96</m:t>
+        </m:r>
+      </m:oMath>
+    </w:p>
+    <w:p xmlns:w="http://schemas.openxmlformats.org/wordprocessingml/2006/main" xmlns:m="http://schemas.openxmlformats.org/officeDocument/2006/math">
+      <w:pPr>
+        <w:spacing w:after="50"/>
+        <w:ind w:left="360"/>
+      </w:pPr>
+      <w:r xmlns:w="http://schemas.openxmlformats.org/wordprocessingml/2006/main">
+        <w:rPr>
+          <w:b/>
+          <w:bCs/>
+          <w:rFonts w:ascii="Times New Roman" w:hAnsi="Times New Roman"/>
+          <w:sz w:val="24"/>
+          <w:szCs w:val="24"/>
+        </w:rPr>
+        <w:t xml:space="preserve">    D)  </w:t>
+      </w:r>
+      <m:oMath xmlns:m="http://schemas.openxmlformats.org/officeDocument/2006/math">
+        <m:r xmlns:m="http://schemas.openxmlformats.org/officeDocument/2006/math">
+          <m:rPr>
+            <m:rFont m:val="Cambria Math"/>
+            <m:sty m:val="p"/>
+          </m:rPr>
+          <m:t xml:space="preserve">108</m:t>
+        </m:r>
+      </m:oMath>
+    </w:p>
+    <w:p xmlns:w="http://schemas.openxmlformats.org/wordprocessingml/2006/main">
+      <w:pPr>
+        <w:spacing w:after="60"/>
+      </w:pPr>
+      <w:r xmlns:w="http://schemas.openxmlformats.org/wordprocessingml/2006/main">
+        <w:rPr>
+          <w:rFonts w:ascii="Times New Roman" w:hAnsi="Times New Roman"/>
+          <w:sz w:val="18"/>
+          <w:szCs w:val="18"/>
+        </w:rPr>
+        <w:t xml:space="preserve"/>
+      </w:r>
+    </w:p>
+    <w:p xmlns:w="http://schemas.openxmlformats.org/wordprocessingml/2006/main" xmlns:m="http://schemas.openxmlformats.org/officeDocument/2006/math">
+      <w:pPr>
+        <w:spacing w:after="80"/>
+      </w:pPr>
+      <w:r xmlns:w="http://schemas.openxmlformats.org/wordprocessingml/2006/main">
+        <w:rPr>
+          <w:b/>
+          <w:bCs/>
+          <w:rFonts w:ascii="Times New Roman" w:hAnsi="Times New Roman"/>
+          <w:sz w:val="24"/>
+          <w:szCs w:val="24"/>
+        </w:rPr>
+        <w:t xml:space="preserve">14.  </w:t>
+      </w:r>
+      <m:oMath xmlns:m="http://schemas.openxmlformats.org/officeDocument/2006/math">
+        <m:r xmlns:m="http://schemas.openxmlformats.org/officeDocument/2006/math">
+          <m:rPr>
+            <m:rFont m:val="Cambria Math"/>
+            <m:sty m:val="p"/>
+          </m:rPr>
+          <m:t xml:space="preserve">P(x) = (−2)</m:t>
+        </m:r>
+        <m:sSup xmlns:m="http://schemas.openxmlformats.org/officeDocument/2006/math">
+          <m:e>
+            <m:r xmlns:m="http://schemas.openxmlformats.org/officeDocument/2006/math">
+              <m:rPr>
+                <m:rFont m:val="Cambria Math"/>
+                <m:sty m:val="p"/>
+              </m:rPr>
+              <m:t xml:space="preserve"/>
+            </m:r>
+          </m:e>
+          <m:sup>
+            <m:r xmlns:m="http://schemas.openxmlformats.org/officeDocument/2006/math">
+              <m:rPr>
+                <m:rFont m:val="Cambria Math"/>
+                <m:sty m:val="p"/>
+              </m:rPr>
+              <m:t xml:space="preserve">3</m:t>
+            </m:r>
+          </m:sup>
+        </m:sSup>
+        <m:r xmlns:m="http://schemas.openxmlformats.org/officeDocument/2006/math">
+          <m:rPr>
+            <m:rFont m:val="Cambria Math"/>
+            <m:sty m:val="p"/>
+          </m:rPr>
+          <m:t xml:space="preserve"> + (−2)</m:t>
+        </m:r>
+        <m:sSup xmlns:m="http://schemas.openxmlformats.org/officeDocument/2006/math">
+          <m:e>
+            <m:r xmlns:m="http://schemas.openxmlformats.org/officeDocument/2006/math">
+              <m:rPr>
+                <m:rFont m:val="Cambria Math"/>
+                <m:sty m:val="p"/>
+              </m:rPr>
+              <m:t xml:space="preserve"/>
+            </m:r>
+          </m:e>
+          <m:sup>
+            <m:r xmlns:m="http://schemas.openxmlformats.org/officeDocument/2006/math">
+              <m:rPr>
+                <m:rFont m:val="Cambria Math"/>
+                <m:sty m:val="p"/>
+              </m:rPr>
+              <m:t xml:space="preserve">2</m:t>
+            </m:r>
+          </m:sup>
+        </m:sSup>
+        <m:r xmlns:m="http://schemas.openxmlformats.org/officeDocument/2006/math">
+          <m:rPr>
+            <m:rFont m:val="Cambria Math"/>
+            <m:sty m:val="p"/>
+          </m:rPr>
+          <m:t xml:space="preserve"> − (−1)</m:t>
+        </m:r>
+        <m:sSup xmlns:m="http://schemas.openxmlformats.org/officeDocument/2006/math">
+          <m:e>
+            <m:r xmlns:m="http://schemas.openxmlformats.org/officeDocument/2006/math">
+              <m:rPr>
+                <m:rFont m:val="Cambria Math"/>
+                <m:sty m:val="p"/>
+              </m:rPr>
+              <m:t xml:space="preserve"/>
+            </m:r>
+          </m:e>
+          <m:sup>
+            <m:r xmlns:m="http://schemas.openxmlformats.org/officeDocument/2006/math">
+              <m:rPr>
+                <m:rFont m:val="Cambria Math"/>
+                <m:sty m:val="p"/>
+              </m:rPr>
+              <m:t xml:space="preserve">3</m:t>
+            </m:r>
+          </m:sup>
+        </m:sSup>
+        <m:r xmlns:m="http://schemas.openxmlformats.org/officeDocument/2006/math">
+          <m:rPr>
+            <m:rFont m:val="Cambria Math"/>
+            <m:sty m:val="p"/>
+          </m:rPr>
+          <m:t xml:space="preserve"> − 2×7</m:t>
+        </m:r>
+      </m:oMath>
+    </w:p>
+    <w:p xmlns:w="http://schemas.openxmlformats.org/wordprocessingml/2006/main" xmlns:m="http://schemas.openxmlformats.org/officeDocument/2006/math">
+      <w:pPr>
+        <w:spacing w:after="50"/>
+        <w:ind w:left="360"/>
+      </w:pPr>
+      <w:r xmlns:w="http://schemas.openxmlformats.org/wordprocessingml/2006/main">
+        <w:rPr>
+          <w:b/>
+          <w:bCs/>
+          <w:rFonts w:ascii="Times New Roman" w:hAnsi="Times New Roman"/>
+          <w:sz w:val="24"/>
+          <w:szCs w:val="24"/>
+        </w:rPr>
+        <w:t xml:space="preserve">    A)  </w:t>
+      </w:r>
+      <m:oMath xmlns:m="http://schemas.openxmlformats.org/officeDocument/2006/math">
+        <m:r xmlns:m="http://schemas.openxmlformats.org/officeDocument/2006/math">
+          <m:rPr>
+            <m:rFont m:val="Cambria Math"/>
+            <m:sty m:val="p"/>
+          </m:rPr>
+          <m:t xml:space="preserve">−17</m:t>
+        </m:r>
+      </m:oMath>
+    </w:p>
+    <w:p xmlns:w="http://schemas.openxmlformats.org/wordprocessingml/2006/main" xmlns:m="http://schemas.openxmlformats.org/officeDocument/2006/math">
+      <w:pPr>
+        <w:spacing w:after="50"/>
+        <w:ind w:left="360"/>
+      </w:pPr>
+      <w:r xmlns:w="http://schemas.openxmlformats.org/wordprocessingml/2006/main">
+        <w:rPr>
+          <w:b/>
+          <w:bCs/>
+          <w:rFonts w:ascii="Times New Roman" w:hAnsi="Times New Roman"/>
+          <w:sz w:val="24"/>
+          <w:szCs w:val="24"/>
+        </w:rPr>
+        <w:t xml:space="preserve">    B)  </w:t>
+      </w:r>
+      <m:oMath xmlns:m="http://schemas.openxmlformats.org/officeDocument/2006/math">
+        <m:r xmlns:m="http://schemas.openxmlformats.org/officeDocument/2006/math">
+          <m:rPr>
+            <m:rFont m:val="Cambria Math"/>
+            <m:sty m:val="p"/>
+          </m:rPr>
+          <m:t xml:space="preserve">−19</m:t>
+        </m:r>
+      </m:oMath>
+    </w:p>
+    <w:p xmlns:w="http://schemas.openxmlformats.org/wordprocessingml/2006/main" xmlns:m="http://schemas.openxmlformats.org/officeDocument/2006/math">
+      <w:pPr>
+        <w:spacing w:after="50"/>
+        <w:ind w:left="360"/>
+      </w:pPr>
+      <w:r xmlns:w="http://schemas.openxmlformats.org/wordprocessingml/2006/main">
+        <w:rPr>
+          <w:b/>
+          <w:bCs/>
+          <w:rFonts w:ascii="Times New Roman" w:hAnsi="Times New Roman"/>
+          <w:sz w:val="24"/>
+          <w:szCs w:val="24"/>
+        </w:rPr>
+        <w:t xml:space="preserve">    C)  </w:t>
+      </w:r>
+      <m:oMath xmlns:m="http://schemas.openxmlformats.org/officeDocument/2006/math">
+        <m:r xmlns:m="http://schemas.openxmlformats.org/officeDocument/2006/math">
+          <m:rPr>
+            <m:rFont m:val="Cambria Math"/>
+            <m:sty m:val="p"/>
+          </m:rPr>
+          <m:t xml:space="preserve">−21</m:t>
+        </m:r>
+      </m:oMath>
+    </w:p>
+    <w:p xmlns:w="http://schemas.openxmlformats.org/wordprocessingml/2006/main" xmlns:m="http://schemas.openxmlformats.org/officeDocument/2006/math">
+      <w:pPr>
+        <w:spacing w:after="50"/>
+        <w:ind w:left="360"/>
+      </w:pPr>
+      <w:r xmlns:w="http://schemas.openxmlformats.org/wordprocessingml/2006/main">
+        <w:rPr>
+          <w:b/>
+          <w:bCs/>
+          <w:rFonts w:ascii="Times New Roman" w:hAnsi="Times New Roman"/>
+          <w:sz w:val="24"/>
+          <w:szCs w:val="24"/>
+        </w:rPr>
+        <w:t xml:space="preserve">    D)  </w:t>
+      </w:r>
+      <m:oMath xmlns:m="http://schemas.openxmlformats.org/officeDocument/2006/math">
+        <m:r xmlns:m="http://schemas.openxmlformats.org/officeDocument/2006/math">
+          <m:rPr>
+            <m:rFont m:val="Cambria Math"/>
+            <m:sty m:val="p"/>
+          </m:rPr>
+          <m:t xml:space="preserve">−15</m:t>
+        </m:r>
+      </m:oMath>
+    </w:p>
+    <w:p xmlns:w="http://schemas.openxmlformats.org/wordprocessingml/2006/main">
+      <w:pPr>
+        <w:spacing w:after="60"/>
+      </w:pPr>
+      <w:r xmlns:w="http://schemas.openxmlformats.org/wordprocessingml/2006/main">
+        <w:rPr>
+          <w:rFonts w:ascii="Times New Roman" w:hAnsi="Times New Roman"/>
+          <w:sz w:val="18"/>
+          <w:szCs w:val="18"/>
+        </w:rPr>
+        <w:t xml:space="preserve"/>
+      </w:r>
+    </w:p>
+    <w:p xmlns:w="http://schemas.openxmlformats.org/wordprocessingml/2006/main" xmlns:m="http://schemas.openxmlformats.org/officeDocument/2006/math">
+      <w:pPr>
+        <w:spacing w:after="80"/>
+      </w:pPr>
+      <w:r xmlns:w="http://schemas.openxmlformats.org/wordprocessingml/2006/main">
+        <w:rPr>
+          <w:b/>
+          <w:bCs/>
+          <w:rFonts w:ascii="Times New Roman" w:hAnsi="Times New Roman"/>
+          <w:sz w:val="24"/>
+          <w:szCs w:val="24"/>
+        </w:rPr>
+        <w:t xml:space="preserve">15.  </w:t>
+      </w:r>
+      <m:oMath xmlns:m="http://schemas.openxmlformats.org/officeDocument/2006/math">
+        <m:r xmlns:m="http://schemas.openxmlformats.org/officeDocument/2006/math">
+          <m:rPr>
+            <m:rFont m:val="Cambria Math"/>
+            <m:sty m:val="p"/>
+          </m:rPr>
+          <m:t xml:space="preserve">P(x) = (x−2)</m:t>
+        </m:r>
+        <m:sSup xmlns:m="http://schemas.openxmlformats.org/officeDocument/2006/math">
+          <m:e>
+            <m:r xmlns:m="http://schemas.openxmlformats.org/officeDocument/2006/math">
+              <m:rPr>
+                <m:rFont m:val="Cambria Math"/>
+                <m:sty m:val="p"/>
+              </m:rPr>
+              <m:t xml:space="preserve"/>
+            </m:r>
+          </m:e>
+          <m:sup>
+            <m:r xmlns:m="http://schemas.openxmlformats.org/officeDocument/2006/math">
+              <m:rPr>
+                <m:rFont m:val="Cambria Math"/>
+                <m:sty m:val="p"/>
+              </m:rPr>
+              <m:t xml:space="preserve">2</m:t>
+            </m:r>
+          </m:sup>
+        </m:sSup>
+        <m:r xmlns:m="http://schemas.openxmlformats.org/officeDocument/2006/math">
+          <m:rPr>
+            <m:rFont m:val="Cambria Math"/>
+            <m:sty m:val="p"/>
+          </m:rPr>
+          <m:t xml:space="preserve"> + (x−2)</m:t>
+        </m:r>
+        <m:sSup xmlns:m="http://schemas.openxmlformats.org/officeDocument/2006/math">
+          <m:e>
+            <m:r xmlns:m="http://schemas.openxmlformats.org/officeDocument/2006/math">
+              <m:rPr>
+                <m:rFont m:val="Cambria Math"/>
+                <m:sty m:val="p"/>
+              </m:rPr>
+              <m:t xml:space="preserve"/>
+            </m:r>
+          </m:e>
+          <m:sup>
+            <m:r xmlns:m="http://schemas.openxmlformats.org/officeDocument/2006/math">
+              <m:rPr>
+                <m:rFont m:val="Cambria Math"/>
+                <m:sty m:val="p"/>
+              </m:rPr>
+              <m:t xml:space="preserve">5</m:t>
+            </m:r>
+          </m:sup>
+        </m:sSup>
+        <m:r xmlns:m="http://schemas.openxmlformats.org/officeDocument/2006/math">
+          <m:rPr>
+            <m:rFont m:val="Cambria Math"/>
+            <m:sty m:val="p"/>
+          </m:rPr>
+          <m:t xml:space="preserve">   standart shakli</m:t>
+        </m:r>
+      </m:oMath>
+    </w:p>
+    <w:p xmlns:w="http://schemas.openxmlformats.org/wordprocessingml/2006/main" xmlns:m="http://schemas.openxmlformats.org/officeDocument/2006/math">
+      <w:pPr>
+        <w:spacing w:after="50"/>
+        <w:ind w:left="360"/>
+      </w:pPr>
+      <w:r xmlns:w="http://schemas.openxmlformats.org/wordprocessingml/2006/main">
+        <w:rPr>
+          <w:b/>
+          <w:bCs/>
+          <w:rFonts w:ascii="Times New Roman" w:hAnsi="Times New Roman"/>
+          <w:sz w:val="24"/>
+          <w:szCs w:val="24"/>
+        </w:rPr>
+        <w:t xml:space="preserve">    A)  </w:t>
+      </w:r>
+      <m:oMath xmlns:m="http://schemas.openxmlformats.org/officeDocument/2006/math">
+        <m:sSup xmlns:m="http://schemas.openxmlformats.org/officeDocument/2006/math">
+          <m:e>
+            <m:r xmlns:m="http://schemas.openxmlformats.org/officeDocument/2006/math">
+              <m:rPr>
+                <m:rFont m:val="Cambria Math"/>
+                <m:sty m:val="p"/>
+              </m:rPr>
+              <m:t xml:space="preserve">x</m:t>
+            </m:r>
+          </m:e>
+          <m:sup>
+            <m:r xmlns:m="http://schemas.openxmlformats.org/officeDocument/2006/math">
+              <m:rPr>
+                <m:rFont m:val="Cambria Math"/>
+                <m:sty m:val="p"/>
+              </m:rPr>
+              <m:t xml:space="preserve">7</m:t>
+            </m:r>
+          </m:sup>
+        </m:sSup>
+      </m:oMath>
+    </w:p>
+    <w:p xmlns:w="http://schemas.openxmlformats.org/wordprocessingml/2006/main" xmlns:m="http://schemas.openxmlformats.org/officeDocument/2006/math">
+      <w:pPr>
+        <w:spacing w:after="50"/>
+        <w:ind w:left="360"/>
+      </w:pPr>
+      <w:r xmlns:w="http://schemas.openxmlformats.org/wordprocessingml/2006/main">
+        <w:rPr>
+          <w:b/>
+          <w:bCs/>
+          <w:rFonts w:ascii="Times New Roman" w:hAnsi="Times New Roman"/>
+          <w:sz w:val="24"/>
+          <w:szCs w:val="24"/>
+        </w:rPr>
+        <w:t xml:space="preserve">    B)  </w:t>
+      </w:r>
+      <m:oMath xmlns:m="http://schemas.openxmlformats.org/officeDocument/2006/math">
+        <m:sSup xmlns:m="http://schemas.openxmlformats.org/officeDocument/2006/math">
+          <m:e>
+            <m:r xmlns:m="http://schemas.openxmlformats.org/officeDocument/2006/math">
+              <m:rPr>
+                <m:rFont m:val="Cambria Math"/>
+                <m:sty m:val="p"/>
+              </m:rPr>
+              <m:t xml:space="preserve">x</m:t>
+            </m:r>
+          </m:e>
+          <m:sup>
+            <m:r xmlns:m="http://schemas.openxmlformats.org/officeDocument/2006/math">
+              <m:rPr>
+                <m:rFont m:val="Cambria Math"/>
+                <m:sty m:val="p"/>
+              </m:rPr>
+              <m:t xml:space="preserve">5</m:t>
+            </m:r>
+          </m:sup>
+        </m:sSup>
+        <m:r xmlns:m="http://schemas.openxmlformats.org/officeDocument/2006/math">
+          <m:rPr>
+            <m:rFont m:val="Cambria Math"/>
+            <m:sty m:val="p"/>
+          </m:rPr>
+          <m:t xml:space="preserve">+</m:t>
+        </m:r>
+        <m:sSup xmlns:m="http://schemas.openxmlformats.org/officeDocument/2006/math">
+          <m:e>
+            <m:r xmlns:m="http://schemas.openxmlformats.org/officeDocument/2006/math">
+              <m:rPr>
+                <m:rFont m:val="Cambria Math"/>
+                <m:sty m:val="p"/>
+              </m:rPr>
+              <m:t xml:space="preserve">x</m:t>
+            </m:r>
+          </m:e>
+          <m:sup>
+            <m:r xmlns:m="http://schemas.openxmlformats.org/officeDocument/2006/math">
+              <m:rPr>
+                <m:rFont m:val="Cambria Math"/>
+                <m:sty m:val="p"/>
+              </m:rPr>
+              <m:t xml:space="preserve">2</m:t>
+            </m:r>
+          </m:sup>
+        </m:sSup>
+      </m:oMath>
+    </w:p>
+    <w:p xmlns:w="http://schemas.openxmlformats.org/wordprocessingml/2006/main" xmlns:m="http://schemas.openxmlformats.org/officeDocument/2006/math">
+      <w:pPr>
+        <w:spacing w:after="50"/>
+        <w:ind w:left="360"/>
+      </w:pPr>
+      <w:r xmlns:w="http://schemas.openxmlformats.org/wordprocessingml/2006/main">
+        <w:rPr>
+          <w:b/>
+          <w:bCs/>
+          <w:rFonts w:ascii="Times New Roman" w:hAnsi="Times New Roman"/>
+          <w:sz w:val="24"/>
+          <w:szCs w:val="24"/>
+        </w:rPr>
+        <w:t xml:space="preserve">    C)  </w:t>
+      </w:r>
+      <m:oMath xmlns:m="http://schemas.openxmlformats.org/officeDocument/2006/math">
+        <m:sSup xmlns:m="http://schemas.openxmlformats.org/officeDocument/2006/math">
+          <m:e>
+            <m:r xmlns:m="http://schemas.openxmlformats.org/officeDocument/2006/math">
+              <m:rPr>
+                <m:rFont m:val="Cambria Math"/>
+                <m:sty m:val="p"/>
+              </m:rPr>
+              <m:t xml:space="preserve">x</m:t>
+            </m:r>
+          </m:e>
+          <m:sup>
+            <m:r xmlns:m="http://schemas.openxmlformats.org/officeDocument/2006/math">
+              <m:rPr>
+                <m:rFont m:val="Cambria Math"/>
+                <m:sty m:val="p"/>
+              </m:rPr>
+              <m:t xml:space="preserve">5</m:t>
+            </m:r>
+          </m:sup>
+        </m:sSup>
+        <m:r xmlns:m="http://schemas.openxmlformats.org/officeDocument/2006/math">
+          <m:rPr>
+            <m:rFont m:val="Cambria Math"/>
+            <m:sty m:val="p"/>
+          </m:rPr>
+          <m:t xml:space="preserve">−8</m:t>
+        </m:r>
+        <m:sSup xmlns:m="http://schemas.openxmlformats.org/officeDocument/2006/math">
+          <m:e>
+            <m:r xmlns:m="http://schemas.openxmlformats.org/officeDocument/2006/math">
+              <m:rPr>
+                <m:rFont m:val="Cambria Math"/>
+                <m:sty m:val="p"/>
+              </m:rPr>
+              <m:t xml:space="preserve">x</m:t>
+            </m:r>
+          </m:e>
+          <m:sup>
+            <m:r xmlns:m="http://schemas.openxmlformats.org/officeDocument/2006/math">
+              <m:rPr>
+                <m:rFont m:val="Cambria Math"/>
+                <m:sty m:val="p"/>
+              </m:rPr>
+              <m:t xml:space="preserve">4</m:t>
+            </m:r>
+          </m:sup>
+        </m:sSup>
+        <m:r xmlns:m="http://schemas.openxmlformats.org/officeDocument/2006/math">
+          <m:rPr>
+            <m:rFont m:val="Cambria Math"/>
+            <m:sty m:val="p"/>
+          </m:rPr>
+          <m:t xml:space="preserve">+24</m:t>
+        </m:r>
+        <m:sSup xmlns:m="http://schemas.openxmlformats.org/officeDocument/2006/math">
+          <m:e>
+            <m:r xmlns:m="http://schemas.openxmlformats.org/officeDocument/2006/math">
+              <m:rPr>
+                <m:rFont m:val="Cambria Math"/>
+                <m:sty m:val="p"/>
+              </m:rPr>
+              <m:t xml:space="preserve">x</m:t>
+            </m:r>
+          </m:e>
+          <m:sup>
+            <m:r xmlns:m="http://schemas.openxmlformats.org/officeDocument/2006/math">
+              <m:rPr>
+                <m:rFont m:val="Cambria Math"/>
+                <m:sty m:val="p"/>
+              </m:rPr>
+              <m:t xml:space="preserve">3</m:t>
+            </m:r>
+          </m:sup>
+        </m:sSup>
+        <m:r xmlns:m="http://schemas.openxmlformats.org/officeDocument/2006/math">
+          <m:rPr>
+            <m:rFont m:val="Cambria Math"/>
+            <m:sty m:val="p"/>
+          </m:rPr>
+          <m:t xml:space="preserve">−32</m:t>
+        </m:r>
+        <m:sSup xmlns:m="http://schemas.openxmlformats.org/officeDocument/2006/math">
+          <m:e>
+            <m:r xmlns:m="http://schemas.openxmlformats.org/officeDocument/2006/math">
+              <m:rPr>
+                <m:rFont m:val="Cambria Math"/>
+                <m:sty m:val="p"/>
+              </m:rPr>
+              <m:t xml:space="preserve">x</m:t>
+            </m:r>
+          </m:e>
+          <m:sup>
+            <m:r xmlns:m="http://schemas.openxmlformats.org/officeDocument/2006/math">
+              <m:rPr>
+                <m:rFont m:val="Cambria Math"/>
+                <m:sty m:val="p"/>
+              </m:rPr>
+              <m:t xml:space="preserve">2</m:t>
+            </m:r>
+          </m:sup>
+        </m:sSup>
+        <m:r xmlns:m="http://schemas.openxmlformats.org/officeDocument/2006/math">
+          <m:rPr>
+            <m:rFont m:val="Cambria Math"/>
+            <m:sty m:val="p"/>
+          </m:rPr>
+          <m:t xml:space="preserve">+16x+12</m:t>
+        </m:r>
+      </m:oMath>
+    </w:p>
+    <w:p xmlns:w="http://schemas.openxmlformats.org/wordprocessingml/2006/main" xmlns:m="http://schemas.openxmlformats.org/officeDocument/2006/math">
+      <w:pPr>
+        <w:spacing w:after="50"/>
+        <w:ind w:left="360"/>
+      </w:pPr>
+      <w:r xmlns:w="http://schemas.openxmlformats.org/wordprocessingml/2006/main">
+        <w:rPr>
+          <w:b/>
+          <w:bCs/>
+          <w:rFonts w:ascii="Times New Roman" w:hAnsi="Times New Roman"/>
+          <w:sz w:val="24"/>
+          <w:szCs w:val="24"/>
+        </w:rPr>
+        <w:t xml:space="preserve">    D)  </w:t>
+      </w:r>
+      <m:oMath xmlns:m="http://schemas.openxmlformats.org/officeDocument/2006/math">
+        <m:sSup xmlns:m="http://schemas.openxmlformats.org/officeDocument/2006/math">
+          <m:e>
+            <m:r xmlns:m="http://schemas.openxmlformats.org/officeDocument/2006/math">
+              <m:rPr>
+                <m:rFont m:val="Cambria Math"/>
+                <m:sty m:val="p"/>
+              </m:rPr>
+              <m:t xml:space="preserve">x</m:t>
+            </m:r>
+          </m:e>
+          <m:sup>
+            <m:r xmlns:m="http://schemas.openxmlformats.org/officeDocument/2006/math">
+              <m:rPr>
+                <m:rFont m:val="Cambria Math"/>
+                <m:sty m:val="p"/>
+              </m:rPr>
+              <m:t xml:space="preserve">5</m:t>
+            </m:r>
+          </m:sup>
+        </m:sSup>
+        <m:r xmlns:m="http://schemas.openxmlformats.org/officeDocument/2006/math">
+          <m:rPr>
+            <m:rFont m:val="Cambria Math"/>
+            <m:sty m:val="p"/>
+          </m:rPr>
+          <m:t xml:space="preserve">−2</m:t>
+        </m:r>
+        <m:sSup xmlns:m="http://schemas.openxmlformats.org/officeDocument/2006/math">
+          <m:e>
+            <m:r xmlns:m="http://schemas.openxmlformats.org/officeDocument/2006/math">
+              <m:rPr>
+                <m:rFont m:val="Cambria Math"/>
+                <m:sty m:val="p"/>
+              </m:rPr>
+              <m:t xml:space="preserve">x</m:t>
+            </m:r>
+          </m:e>
+          <m:sup>
+            <m:r xmlns:m="http://schemas.openxmlformats.org/officeDocument/2006/math">
+              <m:rPr>
+                <m:rFont m:val="Cambria Math"/>
+                <m:sty m:val="p"/>
+              </m:rPr>
+              <m:t xml:space="preserve">2</m:t>
+            </m:r>
+          </m:sup>
+        </m:sSup>
+      </m:oMath>
+    </w:p>
+    <w:p xmlns:w="http://schemas.openxmlformats.org/wordprocessingml/2006/main">
+      <w:pPr>
+        <w:spacing w:after="60"/>
+      </w:pPr>
+      <w:r xmlns:w="http://schemas.openxmlformats.org/wordprocessingml/2006/main">
+        <w:rPr>
+          <w:rFonts w:ascii="Times New Roman" w:hAnsi="Times New Roman"/>
+          <w:sz w:val="18"/>
+          <w:szCs w:val="18"/>
+        </w:rPr>
+        <w:t xml:space="preserve"/>
+      </w:r>
+    </w:p>
+    <w:p xmlns:w="http://schemas.openxmlformats.org/wordprocessingml/2006/main" xmlns:m="http://schemas.openxmlformats.org/officeDocument/2006/math">
+      <w:pPr>
+        <w:spacing w:after="80"/>
+      </w:pPr>
+      <w:r xmlns:w="http://schemas.openxmlformats.org/wordprocessingml/2006/main">
+        <w:rPr>
+          <w:b/>
+          <w:bCs/>
+          <w:rFonts w:ascii="Times New Roman" w:hAnsi="Times New Roman"/>
+          <w:sz w:val="24"/>
+          <w:szCs w:val="24"/>
+        </w:rPr>
+        <w:t xml:space="preserve">16.  </w:t>
+      </w:r>
+      <m:oMath xmlns:m="http://schemas.openxmlformats.org/officeDocument/2006/math">
+        <m:r xmlns:m="http://schemas.openxmlformats.org/officeDocument/2006/math">
+          <m:rPr>
+            <m:rFont m:val="Cambria Math"/>
+            <m:sty m:val="p"/>
+          </m:rPr>
+          <m:t xml:space="preserve">P(x) = (−3)</m:t>
+        </m:r>
+        <m:sSup xmlns:m="http://schemas.openxmlformats.org/officeDocument/2006/math">
+          <m:e>
+            <m:r xmlns:m="http://schemas.openxmlformats.org/officeDocument/2006/math">
+              <m:rPr>
+                <m:rFont m:val="Cambria Math"/>
+                <m:sty m:val="p"/>
+              </m:rPr>
+              <m:t xml:space="preserve"/>
+            </m:r>
+          </m:e>
+          <m:sup>
+            <m:r xmlns:m="http://schemas.openxmlformats.org/officeDocument/2006/math">
+              <m:rPr>
+                <m:rFont m:val="Cambria Math"/>
+                <m:sty m:val="p"/>
+              </m:rPr>
+              <m:t xml:space="preserve">2</m:t>
+            </m:r>
+          </m:sup>
+        </m:sSup>
+        <m:r xmlns:m="http://schemas.openxmlformats.org/officeDocument/2006/math">
+          <m:rPr>
+            <m:rFont m:val="Cambria Math"/>
+            <m:sty m:val="p"/>
+          </m:rPr>
+          <m:t xml:space="preserve"> + 2×7</m:t>
+        </m:r>
+      </m:oMath>
+    </w:p>
+    <w:p xmlns:w="http://schemas.openxmlformats.org/wordprocessingml/2006/main" xmlns:m="http://schemas.openxmlformats.org/officeDocument/2006/math">
+      <w:pPr>
+        <w:spacing w:after="50"/>
+        <w:ind w:left="360"/>
+      </w:pPr>
+      <w:r xmlns:w="http://schemas.openxmlformats.org/wordprocessingml/2006/main">
+        <w:rPr>
+          <w:b/>
+          <w:bCs/>
+          <w:rFonts w:ascii="Times New Roman" w:hAnsi="Times New Roman"/>
+          <w:sz w:val="24"/>
+          <w:szCs w:val="24"/>
+        </w:rPr>
+        <w:t xml:space="preserve">    A)  </w:t>
+      </w:r>
+      <m:oMath xmlns:m="http://schemas.openxmlformats.org/officeDocument/2006/math">
+        <m:r xmlns:m="http://schemas.openxmlformats.org/officeDocument/2006/math">
+          <m:rPr>
+            <m:rFont m:val="Cambria Math"/>
+            <m:sty m:val="p"/>
+          </m:rPr>
+          <m:t xml:space="preserve">−5</m:t>
+        </m:r>
+      </m:oMath>
+    </w:p>
+    <w:p xmlns:w="http://schemas.openxmlformats.org/wordprocessingml/2006/main" xmlns:m="http://schemas.openxmlformats.org/officeDocument/2006/math">
+      <w:pPr>
+        <w:spacing w:after="50"/>
+        <w:ind w:left="360"/>
+      </w:pPr>
+      <w:r xmlns:w="http://schemas.openxmlformats.org/wordprocessingml/2006/main">
+        <w:rPr>
+          <w:b/>
+          <w:bCs/>
+          <w:rFonts w:ascii="Times New Roman" w:hAnsi="Times New Roman"/>
+          <w:sz w:val="24"/>
+          <w:szCs w:val="24"/>
+        </w:rPr>
+        <w:t xml:space="preserve">    B)  </w:t>
+      </w:r>
+      <m:oMath xmlns:m="http://schemas.openxmlformats.org/officeDocument/2006/math">
+        <m:r xmlns:m="http://schemas.openxmlformats.org/officeDocument/2006/math">
+          <m:rPr>
+            <m:rFont m:val="Cambria Math"/>
+            <m:sty m:val="p"/>
+          </m:rPr>
+          <m:t xml:space="preserve">5</m:t>
+        </m:r>
+      </m:oMath>
+    </w:p>
+    <w:p xmlns:w="http://schemas.openxmlformats.org/wordprocessingml/2006/main" xmlns:m="http://schemas.openxmlformats.org/officeDocument/2006/math">
+      <w:pPr>
+        <w:spacing w:after="50"/>
+        <w:ind w:left="360"/>
+      </w:pPr>
+      <w:r xmlns:w="http://schemas.openxmlformats.org/wordprocessingml/2006/main">
+        <w:rPr>
+          <w:b/>
+          <w:bCs/>
+          <w:rFonts w:ascii="Times New Roman" w:hAnsi="Times New Roman"/>
+          <w:sz w:val="24"/>
+          <w:szCs w:val="24"/>
+        </w:rPr>
+        <w:t xml:space="preserve">    C)  </w:t>
+      </w:r>
+      <m:oMath xmlns:m="http://schemas.openxmlformats.org/officeDocument/2006/math">
+        <m:r xmlns:m="http://schemas.openxmlformats.org/officeDocument/2006/math">
+          <m:rPr>
+            <m:rFont m:val="Cambria Math"/>
+            <m:sty m:val="p"/>
+          </m:rPr>
+          <m:t xml:space="preserve">14</m:t>
+        </m:r>
+      </m:oMath>
+    </w:p>
+    <w:p xmlns:w="http://schemas.openxmlformats.org/wordprocessingml/2006/main" xmlns:m="http://schemas.openxmlformats.org/officeDocument/2006/math">
+      <w:pPr>
+        <w:spacing w:after="50"/>
+        <w:ind w:left="360"/>
+      </w:pPr>
+      <w:r xmlns:w="http://schemas.openxmlformats.org/wordprocessingml/2006/main">
+        <w:rPr>
+          <w:b/>
+          <w:bCs/>
+          <w:rFonts w:ascii="Times New Roman" w:hAnsi="Times New Roman"/>
+          <w:sz w:val="24"/>
+          <w:szCs w:val="24"/>
+        </w:rPr>
+        <w:t xml:space="preserve">    D)  </w:t>
+      </w:r>
+      <m:oMath xmlns:m="http://schemas.openxmlformats.org/officeDocument/2006/math">
+        <m:r xmlns:m="http://schemas.openxmlformats.org/officeDocument/2006/math">
+          <m:rPr>
+            <m:rFont m:val="Cambria Math"/>
+            <m:sty m:val="p"/>
+          </m:rPr>
+          <m:t xml:space="preserve">23</m:t>
+        </m:r>
+      </m:oMath>
+    </w:p>
+    <w:p xmlns:w="http://schemas.openxmlformats.org/wordprocessingml/2006/main">
+      <w:pPr>
+        <w:spacing w:after="60"/>
+      </w:pPr>
+      <w:r xmlns:w="http://schemas.openxmlformats.org/wordprocessingml/2006/main">
+        <w:rPr>
+          <w:rFonts w:ascii="Times New Roman" w:hAnsi="Times New Roman"/>
+          <w:sz w:val="18"/>
+          <w:szCs w:val="18"/>
+        </w:rPr>
+        <w:t xml:space="preserve"/>
+      </w:r>
+    </w:p>
+    <w:p xmlns:w="http://schemas.openxmlformats.org/wordprocessingml/2006/main" xmlns:m="http://schemas.openxmlformats.org/officeDocument/2006/math">
+      <w:pPr>
+        <w:spacing w:after="80"/>
+      </w:pPr>
+      <w:r xmlns:w="http://schemas.openxmlformats.org/wordprocessingml/2006/main">
+        <w:rPr>
+          <w:b/>
+          <w:bCs/>
+          <w:rFonts w:ascii="Times New Roman" w:hAnsi="Times New Roman"/>
+          <w:sz w:val="24"/>
+          <w:szCs w:val="24"/>
+        </w:rPr>
+        <w:t xml:space="preserve">17.  </w:t>
+      </w:r>
+      <m:oMath xmlns:m="http://schemas.openxmlformats.org/officeDocument/2006/math">
+        <m:r xmlns:m="http://schemas.openxmlformats.org/officeDocument/2006/math">
+          <m:rPr>
+            <m:rFont m:val="Cambria Math"/>
+            <m:sty m:val="p"/>
+          </m:rPr>
+          <m:t xml:space="preserve">P(x) = 2×(−1)</m:t>
+        </m:r>
+        <m:sSup xmlns:m="http://schemas.openxmlformats.org/officeDocument/2006/math">
+          <m:e>
+            <m:r xmlns:m="http://schemas.openxmlformats.org/officeDocument/2006/math">
+              <m:rPr>
+                <m:rFont m:val="Cambria Math"/>
+                <m:sty m:val="p"/>
+              </m:rPr>
+              <m:t xml:space="preserve"/>
+            </m:r>
+          </m:e>
+          <m:sup>
+            <m:r xmlns:m="http://schemas.openxmlformats.org/officeDocument/2006/math">
+              <m:rPr>
+                <m:rFont m:val="Cambria Math"/>
+                <m:sty m:val="p"/>
+              </m:rPr>
+              <m:t xml:space="preserve">2</m:t>
+            </m:r>
+          </m:sup>
+        </m:sSup>
+        <m:r xmlns:m="http://schemas.openxmlformats.org/officeDocument/2006/math">
+          <m:rPr>
+            <m:rFont m:val="Cambria Math"/>
+            <m:sty m:val="p"/>
+          </m:rPr>
+          <m:t xml:space="preserve"> + (−2)</m:t>
+        </m:r>
+        <m:sSup xmlns:m="http://schemas.openxmlformats.org/officeDocument/2006/math">
+          <m:e>
+            <m:r xmlns:m="http://schemas.openxmlformats.org/officeDocument/2006/math">
+              <m:rPr>
+                <m:rFont m:val="Cambria Math"/>
+                <m:sty m:val="p"/>
+              </m:rPr>
+              <m:t xml:space="preserve"/>
+            </m:r>
+          </m:e>
+          <m:sup>
+            <m:r xmlns:m="http://schemas.openxmlformats.org/officeDocument/2006/math">
+              <m:rPr>
+                <m:rFont m:val="Cambria Math"/>
+                <m:sty m:val="p"/>
+              </m:rPr>
+              <m:t xml:space="preserve">3</m:t>
+            </m:r>
+          </m:sup>
+        </m:sSup>
+        <m:r xmlns:m="http://schemas.openxmlformats.org/officeDocument/2006/math">
+          <m:rPr>
+            <m:rFont m:val="Cambria Math"/>
+            <m:sty m:val="p"/>
+          </m:rPr>
+          <m:t xml:space="preserve"> − 3×(−1)</m:t>
+        </m:r>
+        <m:sSup xmlns:m="http://schemas.openxmlformats.org/officeDocument/2006/math">
+          <m:e>
+            <m:r xmlns:m="http://schemas.openxmlformats.org/officeDocument/2006/math">
+              <m:rPr>
+                <m:rFont m:val="Cambria Math"/>
+                <m:sty m:val="p"/>
+              </m:rPr>
+              <m:t xml:space="preserve"/>
+            </m:r>
+          </m:e>
+          <m:sup>
+            <m:r xmlns:m="http://schemas.openxmlformats.org/officeDocument/2006/math">
+              <m:rPr>
+                <m:rFont m:val="Cambria Math"/>
+                <m:sty m:val="p"/>
+              </m:rPr>
+              <m:t xml:space="preserve">2</m:t>
+            </m:r>
+          </m:sup>
+        </m:sSup>
+        <m:r xmlns:m="http://schemas.openxmlformats.org/officeDocument/2006/math">
+          <m:rPr>
+            <m:rFont m:val="Cambria Math"/>
+            <m:sty m:val="p"/>
+          </m:rPr>
+          <m:t xml:space="preserve"> − 7</m:t>
+        </m:r>
+      </m:oMath>
+    </w:p>
+    <w:p xmlns:w="http://schemas.openxmlformats.org/wordprocessingml/2006/main" xmlns:m="http://schemas.openxmlformats.org/officeDocument/2006/math">
+      <w:pPr>
+        <w:spacing w:after="50"/>
+        <w:ind w:left="360"/>
+      </w:pPr>
+      <w:r xmlns:w="http://schemas.openxmlformats.org/wordprocessingml/2006/main">
+        <w:rPr>
+          <w:b/>
+          <w:bCs/>
+          <w:rFonts w:ascii="Times New Roman" w:hAnsi="Times New Roman"/>
+          <w:sz w:val="24"/>
+          <w:szCs w:val="24"/>
+        </w:rPr>
+        <w:t xml:space="preserve">    A)  </w:t>
+      </w:r>
+      <m:oMath xmlns:m="http://schemas.openxmlformats.org/officeDocument/2006/math">
+        <m:r xmlns:m="http://schemas.openxmlformats.org/officeDocument/2006/math">
+          <m:rPr>
+            <m:rFont m:val="Cambria Math"/>
+            <m:sty m:val="p"/>
+          </m:rPr>
+          <m:t xml:space="preserve">−14</m:t>
+        </m:r>
+      </m:oMath>
+    </w:p>
+    <w:p xmlns:w="http://schemas.openxmlformats.org/wordprocessingml/2006/main" xmlns:m="http://schemas.openxmlformats.org/officeDocument/2006/math">
+      <w:pPr>
+        <w:spacing w:after="50"/>
+        <w:ind w:left="360"/>
+      </w:pPr>
+      <w:r xmlns:w="http://schemas.openxmlformats.org/wordprocessingml/2006/main">
+        <w:rPr>
+          <w:b/>
+          <w:bCs/>
+          <w:rFonts w:ascii="Times New Roman" w:hAnsi="Times New Roman"/>
+          <w:sz w:val="24"/>
+          <w:szCs w:val="24"/>
+        </w:rPr>
+        <w:t xml:space="preserve">    B)  </w:t>
+      </w:r>
+      <m:oMath xmlns:m="http://schemas.openxmlformats.org/officeDocument/2006/math">
+        <m:r xmlns:m="http://schemas.openxmlformats.org/officeDocument/2006/math">
+          <m:rPr>
+            <m:rFont m:val="Cambria Math"/>
+            <m:sty m:val="p"/>
+          </m:rPr>
+          <m:t xml:space="preserve">−16</m:t>
+        </m:r>
+      </m:oMath>
+    </w:p>
+    <w:p xmlns:w="http://schemas.openxmlformats.org/wordprocessingml/2006/main" xmlns:m="http://schemas.openxmlformats.org/officeDocument/2006/math">
+      <w:pPr>
+        <w:spacing w:after="50"/>
+        <w:ind w:left="360"/>
+      </w:pPr>
+      <w:r xmlns:w="http://schemas.openxmlformats.org/wordprocessingml/2006/main">
+        <w:rPr>
+          <w:b/>
+          <w:bCs/>
+          <w:rFonts w:ascii="Times New Roman" w:hAnsi="Times New Roman"/>
+          <w:sz w:val="24"/>
+          <w:szCs w:val="24"/>
+        </w:rPr>
+        <w:t xml:space="preserve">    C)  </w:t>
+      </w:r>
+      <m:oMath xmlns:m="http://schemas.openxmlformats.org/officeDocument/2006/math">
+        <m:r xmlns:m="http://schemas.openxmlformats.org/officeDocument/2006/math">
+          <m:rPr>
+            <m:rFont m:val="Cambria Math"/>
+            <m:sty m:val="p"/>
+          </m:rPr>
+          <m:t xml:space="preserve">−12</m:t>
+        </m:r>
+      </m:oMath>
+    </w:p>
+    <w:p xmlns:w="http://schemas.openxmlformats.org/wordprocessingml/2006/main" xmlns:m="http://schemas.openxmlformats.org/officeDocument/2006/math">
+      <w:pPr>
+        <w:spacing w:after="50"/>
+        <w:ind w:left="360"/>
+      </w:pPr>
+      <w:r xmlns:w="http://schemas.openxmlformats.org/wordprocessingml/2006/main">
+        <w:rPr>
+          <w:b/>
+          <w:bCs/>
+          <w:rFonts w:ascii="Times New Roman" w:hAnsi="Times New Roman"/>
+          <w:sz w:val="24"/>
+          <w:szCs w:val="24"/>
+        </w:rPr>
+        <w:t xml:space="preserve">    D)  </w:t>
+      </w:r>
+      <m:oMath xmlns:m="http://schemas.openxmlformats.org/officeDocument/2006/math">
+        <m:r xmlns:m="http://schemas.openxmlformats.org/officeDocument/2006/math">
+          <m:rPr>
+            <m:rFont m:val="Cambria Math"/>
+            <m:sty m:val="p"/>
+          </m:rPr>
+          <m:t xml:space="preserve">−18</m:t>
+        </m:r>
+      </m:oMath>
+    </w:p>
+    <w:p xmlns:w="http://schemas.openxmlformats.org/wordprocessingml/2006/main">
+      <w:pPr>
+        <w:spacing w:after="60"/>
+      </w:pPr>
+      <w:r xmlns:w="http://schemas.openxmlformats.org/wordprocessingml/2006/main">
+        <w:rPr>
+          <w:rFonts w:ascii="Times New Roman" w:hAnsi="Times New Roman"/>
+          <w:sz w:val="18"/>
+          <w:szCs w:val="18"/>
+        </w:rPr>
+        <w:t xml:space="preserve"/>
+      </w:r>
+    </w:p>
+    <w:p xmlns:w="http://schemas.openxmlformats.org/wordprocessingml/2006/main" xmlns:m="http://schemas.openxmlformats.org/officeDocument/2006/math">
+      <w:pPr>
+        <w:spacing w:after="80"/>
+      </w:pPr>
+      <w:r xmlns:w="http://schemas.openxmlformats.org/wordprocessingml/2006/main">
+        <w:rPr>
+          <w:b/>
+          <w:bCs/>
+          <w:rFonts w:ascii="Times New Roman" w:hAnsi="Times New Roman"/>
+          <w:sz w:val="24"/>
+          <w:szCs w:val="24"/>
+        </w:rPr>
+        <w:t xml:space="preserve">18.  </w:t>
+      </w:r>
+      <m:oMath xmlns:m="http://schemas.openxmlformats.org/officeDocument/2006/math">
+        <m:r xmlns:m="http://schemas.openxmlformats.org/officeDocument/2006/math">
+          <m:rPr>
+            <m:rFont m:val="Cambria Math"/>
+            <m:sty m:val="p"/>
+          </m:rPr>
+          <m:t xml:space="preserve">P(x) = (x+1)</m:t>
+        </m:r>
+        <m:sSup xmlns:m="http://schemas.openxmlformats.org/officeDocument/2006/math">
+          <m:e>
+            <m:r xmlns:m="http://schemas.openxmlformats.org/officeDocument/2006/math">
+              <m:rPr>
+                <m:rFont m:val="Cambria Math"/>
+                <m:sty m:val="p"/>
+              </m:rPr>
+              <m:t xml:space="preserve"/>
+            </m:r>
+          </m:e>
+          <m:sup>
+            <m:r xmlns:m="http://schemas.openxmlformats.org/officeDocument/2006/math">
+              <m:rPr>
+                <m:rFont m:val="Cambria Math"/>
+                <m:sty m:val="p"/>
+              </m:rPr>
+              <m:t xml:space="preserve">2</m:t>
+            </m:r>
+          </m:sup>
+        </m:sSup>
+        <m:r xmlns:m="http://schemas.openxmlformats.org/officeDocument/2006/math">
+          <m:rPr>
+            <m:rFont m:val="Cambria Math"/>
+            <m:sty m:val="p"/>
+          </m:rPr>
+          <m:t xml:space="preserve"> + (x−1)</m:t>
+        </m:r>
+        <m:sSup xmlns:m="http://schemas.openxmlformats.org/officeDocument/2006/math">
+          <m:e>
+            <m:r xmlns:m="http://schemas.openxmlformats.org/officeDocument/2006/math">
+              <m:rPr>
+                <m:rFont m:val="Cambria Math"/>
+                <m:sty m:val="p"/>
+              </m:rPr>
+              <m:t xml:space="preserve"/>
+            </m:r>
+          </m:e>
+          <m:sup>
+            <m:r xmlns:m="http://schemas.openxmlformats.org/officeDocument/2006/math">
+              <m:rPr>
+                <m:rFont m:val="Cambria Math"/>
+                <m:sty m:val="p"/>
+              </m:rPr>
+              <m:t xml:space="preserve">2</m:t>
+            </m:r>
+          </m:sup>
+        </m:sSup>
+        <m:r xmlns:m="http://schemas.openxmlformats.org/officeDocument/2006/math">
+          <m:rPr>
+            <m:rFont m:val="Cambria Math"/>
+            <m:sty m:val="p"/>
+          </m:rPr>
+          <m:t xml:space="preserve">   soddalashtiring</m:t>
+        </m:r>
+      </m:oMath>
+    </w:p>
+    <w:p xmlns:w="http://schemas.openxmlformats.org/wordprocessingml/2006/main" xmlns:m="http://schemas.openxmlformats.org/officeDocument/2006/math">
+      <w:pPr>
+        <w:spacing w:after="50"/>
+        <w:ind w:left="360"/>
+      </w:pPr>
+      <w:r xmlns:w="http://schemas.openxmlformats.org/wordprocessingml/2006/main">
+        <w:rPr>
+          <w:b/>
+          <w:bCs/>
+          <w:rFonts w:ascii="Times New Roman" w:hAnsi="Times New Roman"/>
+          <w:sz w:val="24"/>
+          <w:szCs w:val="24"/>
+        </w:rPr>
+        <w:t xml:space="preserve">    A)  </w:t>
+      </w:r>
+      <m:oMath xmlns:m="http://schemas.openxmlformats.org/officeDocument/2006/math">
+        <m:r xmlns:m="http://schemas.openxmlformats.org/officeDocument/2006/math">
+          <m:rPr>
+            <m:rFont m:val="Cambria Math"/>
+            <m:sty m:val="p"/>
+          </m:rPr>
+          <m:t xml:space="preserve">2</m:t>
+        </m:r>
+        <m:sSup xmlns:m="http://schemas.openxmlformats.org/officeDocument/2006/math">
+          <m:e>
+            <m:r xmlns:m="http://schemas.openxmlformats.org/officeDocument/2006/math">
+              <m:rPr>
+                <m:rFont m:val="Cambria Math"/>
+                <m:sty m:val="p"/>
+              </m:rPr>
+              <m:t xml:space="preserve">x</m:t>
+            </m:r>
+          </m:e>
+          <m:sup>
+            <m:r xmlns:m="http://schemas.openxmlformats.org/officeDocument/2006/math">
+              <m:rPr>
+                <m:rFont m:val="Cambria Math"/>
+                <m:sty m:val="p"/>
+              </m:rPr>
+              <m:t xml:space="preserve">2</m:t>
+            </m:r>
+          </m:sup>
+        </m:sSup>
+      </m:oMath>
+    </w:p>
+    <w:p xmlns:w="http://schemas.openxmlformats.org/wordprocessingml/2006/main" xmlns:m="http://schemas.openxmlformats.org/officeDocument/2006/math">
+      <w:pPr>
+        <w:spacing w:after="50"/>
+        <w:ind w:left="360"/>
+      </w:pPr>
+      <w:r xmlns:w="http://schemas.openxmlformats.org/wordprocessingml/2006/main">
+        <w:rPr>
+          <w:b/>
+          <w:bCs/>
+          <w:rFonts w:ascii="Times New Roman" w:hAnsi="Times New Roman"/>
+          <w:sz w:val="24"/>
+          <w:szCs w:val="24"/>
+        </w:rPr>
+        <w:t xml:space="preserve">    B)  </w:t>
+      </w:r>
+      <m:oMath xmlns:m="http://schemas.openxmlformats.org/officeDocument/2006/math">
+        <m:r xmlns:m="http://schemas.openxmlformats.org/officeDocument/2006/math">
+          <m:rPr>
+            <m:rFont m:val="Cambria Math"/>
+            <m:sty m:val="p"/>
+          </m:rPr>
+          <m:t xml:space="preserve">2</m:t>
+        </m:r>
+        <m:sSup xmlns:m="http://schemas.openxmlformats.org/officeDocument/2006/math">
+          <m:e>
+            <m:r xmlns:m="http://schemas.openxmlformats.org/officeDocument/2006/math">
+              <m:rPr>
+                <m:rFont m:val="Cambria Math"/>
+                <m:sty m:val="p"/>
+              </m:rPr>
+              <m:t xml:space="preserve">x</m:t>
+            </m:r>
+          </m:e>
+          <m:sup>
+            <m:r xmlns:m="http://schemas.openxmlformats.org/officeDocument/2006/math">
+              <m:rPr>
+                <m:rFont m:val="Cambria Math"/>
+                <m:sty m:val="p"/>
+              </m:rPr>
+              <m:t xml:space="preserve">2</m:t>
+            </m:r>
+          </m:sup>
+        </m:sSup>
+        <m:r xmlns:m="http://schemas.openxmlformats.org/officeDocument/2006/math">
+          <m:rPr>
+            <m:rFont m:val="Cambria Math"/>
+            <m:sty m:val="p"/>
+          </m:rPr>
+          <m:t xml:space="preserve">+2</m:t>
+        </m:r>
+      </m:oMath>
+    </w:p>
+    <w:p xmlns:w="http://schemas.openxmlformats.org/wordprocessingml/2006/main" xmlns:m="http://schemas.openxmlformats.org/officeDocument/2006/math">
+      <w:pPr>
+        <w:spacing w:after="50"/>
+        <w:ind w:left="360"/>
+      </w:pPr>
+      <w:r xmlns:w="http://schemas.openxmlformats.org/wordprocessingml/2006/main">
+        <w:rPr>
+          <w:b/>
+          <w:bCs/>
+          <w:rFonts w:ascii="Times New Roman" w:hAnsi="Times New Roman"/>
+          <w:sz w:val="24"/>
+          <w:szCs w:val="24"/>
+        </w:rPr>
+        <w:t xml:space="preserve">    C)  </w:t>
+      </w:r>
+      <m:oMath xmlns:m="http://schemas.openxmlformats.org/officeDocument/2006/math">
+        <m:r xmlns:m="http://schemas.openxmlformats.org/officeDocument/2006/math">
+          <m:rPr>
+            <m:rFont m:val="Cambria Math"/>
+            <m:sty m:val="p"/>
+          </m:rPr>
+          <m:t xml:space="preserve">2</m:t>
+        </m:r>
+        <m:sSup xmlns:m="http://schemas.openxmlformats.org/officeDocument/2006/math">
+          <m:e>
+            <m:r xmlns:m="http://schemas.openxmlformats.org/officeDocument/2006/math">
+              <m:rPr>
+                <m:rFont m:val="Cambria Math"/>
+                <m:sty m:val="p"/>
+              </m:rPr>
+              <m:t xml:space="preserve">x</m:t>
+            </m:r>
+          </m:e>
+          <m:sup>
+            <m:r xmlns:m="http://schemas.openxmlformats.org/officeDocument/2006/math">
+              <m:rPr>
+                <m:rFont m:val="Cambria Math"/>
+                <m:sty m:val="p"/>
+              </m:rPr>
+              <m:t xml:space="preserve">2</m:t>
+            </m:r>
+          </m:sup>
+        </m:sSup>
+        <m:r xmlns:m="http://schemas.openxmlformats.org/officeDocument/2006/math">
+          <m:rPr>
+            <m:rFont m:val="Cambria Math"/>
+            <m:sty m:val="p"/>
+          </m:rPr>
+          <m:t xml:space="preserve">−2</m:t>
+        </m:r>
+      </m:oMath>
+    </w:p>
+    <w:p xmlns:w="http://schemas.openxmlformats.org/wordprocessingml/2006/main" xmlns:m="http://schemas.openxmlformats.org/officeDocument/2006/math">
+      <w:pPr>
+        <w:spacing w:after="50"/>
+        <w:ind w:left="360"/>
+      </w:pPr>
+      <w:r xmlns:w="http://schemas.openxmlformats.org/wordprocessingml/2006/main">
+        <w:rPr>
+          <w:b/>
+          <w:bCs/>
+          <w:rFonts w:ascii="Times New Roman" w:hAnsi="Times New Roman"/>
+          <w:sz w:val="24"/>
+          <w:szCs w:val="24"/>
+        </w:rPr>
+        <w:t xml:space="preserve">    D)  </w:t>
+      </w:r>
+      <m:oMath xmlns:m="http://schemas.openxmlformats.org/officeDocument/2006/math">
+        <m:sSup xmlns:m="http://schemas.openxmlformats.org/officeDocument/2006/math">
+          <m:e>
+            <m:r xmlns:m="http://schemas.openxmlformats.org/officeDocument/2006/math">
+              <m:rPr>
+                <m:rFont m:val="Cambria Math"/>
+                <m:sty m:val="p"/>
+              </m:rPr>
+              <m:t xml:space="preserve">x</m:t>
+            </m:r>
+          </m:e>
+          <m:sup>
+            <m:r xmlns:m="http://schemas.openxmlformats.org/officeDocument/2006/math">
+              <m:rPr>
+                <m:rFont m:val="Cambria Math"/>
+                <m:sty m:val="p"/>
+              </m:rPr>
+              <m:t xml:space="preserve">2</m:t>
+            </m:r>
+          </m:sup>
+        </m:sSup>
+        <m:r xmlns:m="http://schemas.openxmlformats.org/officeDocument/2006/math">
+          <m:rPr>
+            <m:rFont m:val="Cambria Math"/>
+            <m:sty m:val="p"/>
+          </m:rPr>
+          <m:t xml:space="preserve">+2</m:t>
+        </m:r>
+      </m:oMath>
+    </w:p>
+    <w:p xmlns:w="http://schemas.openxmlformats.org/wordprocessingml/2006/main">
+      <w:pPr>
+        <w:spacing w:after="60"/>
+      </w:pPr>
+      <w:r xmlns:w="http://schemas.openxmlformats.org/wordprocessingml/2006/main">
+        <w:rPr>
+          <w:rFonts w:ascii="Times New Roman" w:hAnsi="Times New Roman"/>
+          <w:sz w:val="18"/>
+          <w:szCs w:val="18"/>
+        </w:rPr>
+        <w:t xml:space="preserve"/>
+      </w:r>
+    </w:p>
+    <w:p xmlns:w="http://schemas.openxmlformats.org/wordprocessingml/2006/main" xmlns:m="http://schemas.openxmlformats.org/officeDocument/2006/math">
+      <w:pPr>
+        <w:spacing w:after="80"/>
+      </w:pPr>
+      <w:r xmlns:w="http://schemas.openxmlformats.org/wordprocessingml/2006/main">
+        <w:rPr>
+          <w:b/>
+          <w:bCs/>
+          <w:rFonts w:ascii="Times New Roman" w:hAnsi="Times New Roman"/>
+          <w:sz w:val="24"/>
+          <w:szCs w:val="24"/>
+        </w:rPr>
+        <w:t xml:space="preserve">19.  </w:t>
+      </w:r>
+      <m:oMath xmlns:m="http://schemas.openxmlformats.org/officeDocument/2006/math">
+        <m:r xmlns:m="http://schemas.openxmlformats.org/officeDocument/2006/math">
+          <m:rPr>
+            <m:rFont m:val="Cambria Math"/>
+            <m:sty m:val="p"/>
+          </m:rPr>
+          <m:t xml:space="preserve">P(x) = (x−y)</m:t>
+        </m:r>
+        <m:sSup xmlns:m="http://schemas.openxmlformats.org/officeDocument/2006/math">
+          <m:e>
+            <m:r xmlns:m="http://schemas.openxmlformats.org/officeDocument/2006/math">
+              <m:rPr>
+                <m:rFont m:val="Cambria Math"/>
+                <m:sty m:val="p"/>
+              </m:rPr>
+              <m:t xml:space="preserve"/>
+            </m:r>
+          </m:e>
+          <m:sup>
+            <m:r xmlns:m="http://schemas.openxmlformats.org/officeDocument/2006/math">
+              <m:rPr>
+                <m:rFont m:val="Cambria Math"/>
+                <m:sty m:val="p"/>
+              </m:rPr>
+              <m:t xml:space="preserve">2</m:t>
+            </m:r>
+          </m:sup>
+        </m:sSup>
+        <m:r xmlns:m="http://schemas.openxmlformats.org/officeDocument/2006/math">
+          <m:rPr>
+            <m:rFont m:val="Cambria Math"/>
+            <m:sty m:val="p"/>
+          </m:rPr>
+          <m:t xml:space="preserve"> + (x+y)</m:t>
+        </m:r>
+        <m:sSup xmlns:m="http://schemas.openxmlformats.org/officeDocument/2006/math">
+          <m:e>
+            <m:r xmlns:m="http://schemas.openxmlformats.org/officeDocument/2006/math">
+              <m:rPr>
+                <m:rFont m:val="Cambria Math"/>
+                <m:sty m:val="p"/>
+              </m:rPr>
+              <m:t xml:space="preserve"/>
+            </m:r>
+          </m:e>
+          <m:sup>
+            <m:r xmlns:m="http://schemas.openxmlformats.org/officeDocument/2006/math">
+              <m:rPr>
+                <m:rFont m:val="Cambria Math"/>
+                <m:sty m:val="p"/>
+              </m:rPr>
+              <m:t xml:space="preserve">2</m:t>
+            </m:r>
+          </m:sup>
+        </m:sSup>
+      </m:oMath>
+    </w:p>
+    <w:p xmlns:w="http://schemas.openxmlformats.org/wordprocessingml/2006/main" xmlns:m="http://schemas.openxmlformats.org/officeDocument/2006/math">
+      <w:pPr>
+        <w:spacing w:after="50"/>
+        <w:ind w:left="360"/>
+      </w:pPr>
+      <w:r xmlns:w="http://schemas.openxmlformats.org/wordprocessingml/2006/main">
+        <w:rPr>
+          <w:b/>
+          <w:bCs/>
+          <w:rFonts w:ascii="Times New Roman" w:hAnsi="Times New Roman"/>
+          <w:sz w:val="24"/>
+          <w:szCs w:val="24"/>
+        </w:rPr>
+        <w:t xml:space="preserve">    A)  </w:t>
+      </w:r>
+      <m:oMath xmlns:m="http://schemas.openxmlformats.org/officeDocument/2006/math">
+        <m:r xmlns:m="http://schemas.openxmlformats.org/officeDocument/2006/math">
+          <m:rPr>
+            <m:rFont m:val="Cambria Math"/>
+            <m:sty m:val="p"/>
+          </m:rPr>
+          <m:t xml:space="preserve">2</m:t>
+        </m:r>
+        <m:sSup xmlns:m="http://schemas.openxmlformats.org/officeDocument/2006/math">
+          <m:e>
+            <m:r xmlns:m="http://schemas.openxmlformats.org/officeDocument/2006/math">
+              <m:rPr>
+                <m:rFont m:val="Cambria Math"/>
+                <m:sty m:val="p"/>
+              </m:rPr>
+              <m:t xml:space="preserve">y</m:t>
+            </m:r>
+          </m:e>
+          <m:sup>
+            <m:r xmlns:m="http://schemas.openxmlformats.org/officeDocument/2006/math">
+              <m:rPr>
+                <m:rFont m:val="Cambria Math"/>
+                <m:sty m:val="p"/>
+              </m:rPr>
+              <m:t xml:space="preserve">2</m:t>
+            </m:r>
+          </m:sup>
+        </m:sSup>
+      </m:oMath>
+    </w:p>
+    <w:p xmlns:w="http://schemas.openxmlformats.org/wordprocessingml/2006/main" xmlns:m="http://schemas.openxmlformats.org/officeDocument/2006/math">
+      <w:pPr>
+        <w:spacing w:after="50"/>
+        <w:ind w:left="360"/>
+      </w:pPr>
+      <w:r xmlns:w="http://schemas.openxmlformats.org/wordprocessingml/2006/main">
+        <w:rPr>
+          <w:b/>
+          <w:bCs/>
+          <w:rFonts w:ascii="Times New Roman" w:hAnsi="Times New Roman"/>
+          <w:sz w:val="24"/>
+          <w:szCs w:val="24"/>
+        </w:rPr>
+        <w:t xml:space="preserve">    B)  </w:t>
+      </w:r>
+      <m:oMath xmlns:m="http://schemas.openxmlformats.org/officeDocument/2006/math">
+        <m:r xmlns:m="http://schemas.openxmlformats.org/officeDocument/2006/math">
+          <m:rPr>
+            <m:rFont m:val="Cambria Math"/>
+            <m:sty m:val="p"/>
+          </m:rPr>
+          <m:t xml:space="preserve">2</m:t>
+        </m:r>
+        <m:sSup xmlns:m="http://schemas.openxmlformats.org/officeDocument/2006/math">
+          <m:e>
+            <m:r xmlns:m="http://schemas.openxmlformats.org/officeDocument/2006/math">
+              <m:rPr>
+                <m:rFont m:val="Cambria Math"/>
+                <m:sty m:val="p"/>
+              </m:rPr>
+              <m:t xml:space="preserve">x</m:t>
+            </m:r>
+          </m:e>
+          <m:sup>
+            <m:r xmlns:m="http://schemas.openxmlformats.org/officeDocument/2006/math">
+              <m:rPr>
+                <m:rFont m:val="Cambria Math"/>
+                <m:sty m:val="p"/>
+              </m:rPr>
+              <m:t xml:space="preserve">2</m:t>
+            </m:r>
+          </m:sup>
+        </m:sSup>
+      </m:oMath>
+    </w:p>
+    <w:p xmlns:w="http://schemas.openxmlformats.org/wordprocessingml/2006/main" xmlns:m="http://schemas.openxmlformats.org/officeDocument/2006/math">
+      <w:pPr>
+        <w:spacing w:after="50"/>
+        <w:ind w:left="360"/>
+      </w:pPr>
+      <w:r xmlns:w="http://schemas.openxmlformats.org/wordprocessingml/2006/main">
+        <w:rPr>
+          <w:b/>
+          <w:bCs/>
+          <w:rFonts w:ascii="Times New Roman" w:hAnsi="Times New Roman"/>
+          <w:sz w:val="24"/>
+          <w:szCs w:val="24"/>
+        </w:rPr>
+        <w:t xml:space="preserve">    C)  </w:t>
+      </w:r>
+      <m:oMath xmlns:m="http://schemas.openxmlformats.org/officeDocument/2006/math">
+        <m:r xmlns:m="http://schemas.openxmlformats.org/officeDocument/2006/math">
+          <m:rPr>
+            <m:rFont m:val="Cambria Math"/>
+            <m:sty m:val="p"/>
+          </m:rPr>
+          <m:t xml:space="preserve">2</m:t>
+        </m:r>
+        <m:sSup xmlns:m="http://schemas.openxmlformats.org/officeDocument/2006/math">
+          <m:e>
+            <m:r xmlns:m="http://schemas.openxmlformats.org/officeDocument/2006/math">
+              <m:rPr>
+                <m:rFont m:val="Cambria Math"/>
+                <m:sty m:val="p"/>
+              </m:rPr>
+              <m:t xml:space="preserve">x</m:t>
+            </m:r>
+          </m:e>
+          <m:sup>
+            <m:r xmlns:m="http://schemas.openxmlformats.org/officeDocument/2006/math">
+              <m:rPr>
+                <m:rFont m:val="Cambria Math"/>
+                <m:sty m:val="p"/>
+              </m:rPr>
+              <m:t xml:space="preserve">2</m:t>
+            </m:r>
+          </m:sup>
+        </m:sSup>
+        <m:r xmlns:m="http://schemas.openxmlformats.org/officeDocument/2006/math">
+          <m:rPr>
+            <m:rFont m:val="Cambria Math"/>
+            <m:sty m:val="p"/>
+          </m:rPr>
+          <m:t xml:space="preserve">+2</m:t>
+        </m:r>
+        <m:sSup xmlns:m="http://schemas.openxmlformats.org/officeDocument/2006/math">
+          <m:e>
+            <m:r xmlns:m="http://schemas.openxmlformats.org/officeDocument/2006/math">
+              <m:rPr>
+                <m:rFont m:val="Cambria Math"/>
+                <m:sty m:val="p"/>
+              </m:rPr>
+              <m:t xml:space="preserve">y</m:t>
+            </m:r>
+          </m:e>
+          <m:sup>
+            <m:r xmlns:m="http://schemas.openxmlformats.org/officeDocument/2006/math">
+              <m:rPr>
+                <m:rFont m:val="Cambria Math"/>
+                <m:sty m:val="p"/>
+              </m:rPr>
+              <m:t xml:space="preserve">2</m:t>
+            </m:r>
+          </m:sup>
+        </m:sSup>
+      </m:oMath>
+    </w:p>
+    <w:p xmlns:w="http://schemas.openxmlformats.org/wordprocessingml/2006/main" xmlns:m="http://schemas.openxmlformats.org/officeDocument/2006/math">
+      <w:pPr>
+        <w:spacing w:after="50"/>
+        <w:ind w:left="360"/>
+      </w:pPr>
+      <w:r xmlns:w="http://schemas.openxmlformats.org/wordprocessingml/2006/main">
+        <w:rPr>
+          <w:b/>
+          <w:bCs/>
+          <w:rFonts w:ascii="Times New Roman" w:hAnsi="Times New Roman"/>
+          <w:sz w:val="24"/>
+          <w:szCs w:val="24"/>
+        </w:rPr>
+        <w:t xml:space="preserve">    D)  </w:t>
+      </w:r>
+      <m:oMath xmlns:m="http://schemas.openxmlformats.org/officeDocument/2006/math">
+        <m:r xmlns:m="http://schemas.openxmlformats.org/officeDocument/2006/math">
+          <m:rPr>
+            <m:rFont m:val="Cambria Math"/>
+            <m:sty m:val="p"/>
+          </m:rPr>
+          <m:t xml:space="preserve">4xy</m:t>
+        </m:r>
+      </m:oMath>
+    </w:p>
+    <w:p xmlns:w="http://schemas.openxmlformats.org/wordprocessingml/2006/main">
+      <w:pPr>
+        <w:spacing w:after="60"/>
+      </w:pPr>
+      <w:r xmlns:w="http://schemas.openxmlformats.org/wordprocessingml/2006/main">
+        <w:rPr>
+          <w:rFonts w:ascii="Times New Roman" w:hAnsi="Times New Roman"/>
+          <w:sz w:val="18"/>
+          <w:szCs w:val="18"/>
+        </w:rPr>
+        <w:t xml:space="preserve"/>
+      </w:r>
+    </w:p>
+    <w:p xmlns:w="http://schemas.openxmlformats.org/wordprocessingml/2006/main" xmlns:m="http://schemas.openxmlformats.org/officeDocument/2006/math">
+      <w:pPr>
+        <w:spacing w:after="80"/>
+      </w:pPr>
+      <w:r xmlns:w="http://schemas.openxmlformats.org/wordprocessingml/2006/main">
+        <w:rPr>
+          <w:b/>
+          <w:bCs/>
+          <w:rFonts w:ascii="Times New Roman" w:hAnsi="Times New Roman"/>
+          <w:sz w:val="24"/>
+          <w:szCs w:val="24"/>
+        </w:rPr>
+        <w:t xml:space="preserve">20.  </w:t>
+      </w:r>
+      <m:oMath xmlns:m="http://schemas.openxmlformats.org/officeDocument/2006/math">
+        <m:r xmlns:m="http://schemas.openxmlformats.org/officeDocument/2006/math">
+          <m:rPr>
+            <m:rFont m:val="Cambria Math"/>
+            <m:sty m:val="p"/>
+          </m:rPr>
+          <m:t xml:space="preserve">P(x) = (2x−1)</m:t>
+        </m:r>
+        <m:sSup xmlns:m="http://schemas.openxmlformats.org/officeDocument/2006/math">
+          <m:e>
+            <m:r xmlns:m="http://schemas.openxmlformats.org/officeDocument/2006/math">
+              <m:rPr>
+                <m:rFont m:val="Cambria Math"/>
+                <m:sty m:val="p"/>
+              </m:rPr>
+              <m:t xml:space="preserve"/>
+            </m:r>
+          </m:e>
+          <m:sup>
+            <m:r xmlns:m="http://schemas.openxmlformats.org/officeDocument/2006/math">
+              <m:rPr>
+                <m:rFont m:val="Cambria Math"/>
+                <m:sty m:val="p"/>
+              </m:rPr>
+              <m:t xml:space="preserve">2</m:t>
+            </m:r>
+          </m:sup>
+        </m:sSup>
+        <m:r xmlns:m="http://schemas.openxmlformats.org/officeDocument/2006/math">
+          <m:rPr>
+            <m:rFont m:val="Cambria Math"/>
+            <m:sty m:val="p"/>
+          </m:rPr>
+          <m:t xml:space="preserve"> − (2x−2)</m:t>
+        </m:r>
+        <m:sSup xmlns:m="http://schemas.openxmlformats.org/officeDocument/2006/math">
+          <m:e>
+            <m:r xmlns:m="http://schemas.openxmlformats.org/officeDocument/2006/math">
+              <m:rPr>
+                <m:rFont m:val="Cambria Math"/>
+                <m:sty m:val="p"/>
+              </m:rPr>
+              <m:t xml:space="preserve"/>
+            </m:r>
+          </m:e>
+          <m:sup>
+            <m:r xmlns:m="http://schemas.openxmlformats.org/officeDocument/2006/math">
+              <m:rPr>
+                <m:rFont m:val="Cambria Math"/>
+                <m:sty m:val="p"/>
+              </m:rPr>
+              <m:t xml:space="preserve">2</m:t>
+            </m:r>
+          </m:sup>
+        </m:sSup>
+      </m:oMath>
+    </w:p>
+    <w:p xmlns:w="http://schemas.openxmlformats.org/wordprocessingml/2006/main" xmlns:m="http://schemas.openxmlformats.org/officeDocument/2006/math">
+      <w:pPr>
+        <w:spacing w:after="50"/>
+        <w:ind w:left="360"/>
+      </w:pPr>
+      <w:r xmlns:w="http://schemas.openxmlformats.org/wordprocessingml/2006/main">
+        <w:rPr>
+          <w:b/>
+          <w:bCs/>
+          <w:rFonts w:ascii="Times New Roman" w:hAnsi="Times New Roman"/>
+          <w:sz w:val="24"/>
+          <w:szCs w:val="24"/>
+        </w:rPr>
+        <w:t xml:space="preserve">    A)  </w:t>
+      </w:r>
+      <m:oMath xmlns:m="http://schemas.openxmlformats.org/officeDocument/2006/math">
+        <m:r xmlns:m="http://schemas.openxmlformats.org/officeDocument/2006/math">
+          <m:rPr>
+            <m:rFont m:val="Cambria Math"/>
+            <m:sty m:val="p"/>
+          </m:rPr>
+          <m:t xml:space="preserve">4x−3</m:t>
+        </m:r>
+      </m:oMath>
+    </w:p>
+    <w:p xmlns:w="http://schemas.openxmlformats.org/wordprocessingml/2006/main" xmlns:m="http://schemas.openxmlformats.org/officeDocument/2006/math">
+      <w:pPr>
+        <w:spacing w:after="50"/>
+        <w:ind w:left="360"/>
+      </w:pPr>
+      <w:r xmlns:w="http://schemas.openxmlformats.org/wordprocessingml/2006/main">
+        <w:rPr>
+          <w:b/>
+          <w:bCs/>
+          <w:rFonts w:ascii="Times New Roman" w:hAnsi="Times New Roman"/>
+          <w:sz w:val="24"/>
+          <w:szCs w:val="24"/>
+        </w:rPr>
+        <w:t xml:space="preserve">    B)  </w:t>
+      </w:r>
+      <m:oMath xmlns:m="http://schemas.openxmlformats.org/officeDocument/2006/math">
+        <m:r xmlns:m="http://schemas.openxmlformats.org/officeDocument/2006/math">
+          <m:rPr>
+            <m:rFont m:val="Cambria Math"/>
+            <m:sty m:val="p"/>
+          </m:rPr>
+          <m:t xml:space="preserve">2x−3</m:t>
+        </m:r>
+      </m:oMath>
+    </w:p>
+    <w:p xmlns:w="http://schemas.openxmlformats.org/wordprocessingml/2006/main" xmlns:m="http://schemas.openxmlformats.org/officeDocument/2006/math">
+      <w:pPr>
+        <w:spacing w:after="50"/>
+        <w:ind w:left="360"/>
+      </w:pPr>
+      <w:r xmlns:w="http://schemas.openxmlformats.org/wordprocessingml/2006/main">
+        <w:rPr>
+          <w:b/>
+          <w:bCs/>
+          <w:rFonts w:ascii="Times New Roman" w:hAnsi="Times New Roman"/>
+          <w:sz w:val="24"/>
+          <w:szCs w:val="24"/>
+        </w:rPr>
+        <w:t xml:space="preserve">    C)  </w:t>
+      </w:r>
+      <m:oMath xmlns:m="http://schemas.openxmlformats.org/officeDocument/2006/math">
+        <m:r xmlns:m="http://schemas.openxmlformats.org/officeDocument/2006/math">
+          <m:rPr>
+            <m:rFont m:val="Cambria Math"/>
+            <m:sty m:val="p"/>
+          </m:rPr>
+          <m:t xml:space="preserve">−2x−3</m:t>
+        </m:r>
+      </m:oMath>
+    </w:p>
+    <w:p xmlns:w="http://schemas.openxmlformats.org/wordprocessingml/2006/main" xmlns:m="http://schemas.openxmlformats.org/officeDocument/2006/math">
+      <w:pPr>
+        <w:spacing w:after="50"/>
+        <w:ind w:left="360"/>
+      </w:pPr>
+      <w:r xmlns:w="http://schemas.openxmlformats.org/wordprocessingml/2006/main">
+        <w:rPr>
+          <w:b/>
+          <w:bCs/>
+          <w:rFonts w:ascii="Times New Roman" w:hAnsi="Times New Roman"/>
+          <w:sz w:val="24"/>
+          <w:szCs w:val="24"/>
+        </w:rPr>
+        <w:t xml:space="preserve">    D)  </w:t>
+      </w:r>
+      <m:oMath xmlns:m="http://schemas.openxmlformats.org/officeDocument/2006/math">
+        <m:r xmlns:m="http://schemas.openxmlformats.org/officeDocument/2006/math">
+          <m:rPr>
+            <m:rFont m:val="Cambria Math"/>
+            <m:sty m:val="p"/>
+          </m:rPr>
+          <m:t xml:space="preserve">−2x+3</m:t>
+        </m:r>
+      </m:oMath>
+    </w:p>
+    <w:p xmlns:w="http://schemas.openxmlformats.org/wordprocessingml/2006/main">
+      <w:pPr>
+        <w:spacing w:after="60"/>
+      </w:pPr>
+      <w:r xmlns:w="http://schemas.openxmlformats.org/wordprocessingml/2006/main">
+        <w:rPr>
+          <w:rFonts w:ascii="Times New Roman" w:hAnsi="Times New Roman"/>
+          <w:sz w:val="18"/>
+          <w:szCs w:val="18"/>
+        </w:rPr>
+        <w:t xml:space="preserve"/>
+      </w:r>
+    </w:p>
+    <w:p xmlns:w="http://schemas.openxmlformats.org/wordprocessingml/2006/main" xmlns:m="http://schemas.openxmlformats.org/officeDocument/2006/math">
+      <w:pPr>
+        <w:spacing w:after="80"/>
+      </w:pPr>
+      <w:r xmlns:w="http://schemas.openxmlformats.org/wordprocessingml/2006/main">
+        <w:rPr>
+          <w:b/>
+          <w:bCs/>
+          <w:rFonts w:ascii="Times New Roman" w:hAnsi="Times New Roman"/>
+          <w:sz w:val="24"/>
+          <w:szCs w:val="24"/>
+        </w:rPr>
+        <w:t xml:space="preserve">21.  </w:t>
+      </w:r>
+      <m:oMath xmlns:m="http://schemas.openxmlformats.org/officeDocument/2006/math">
+        <m:r xmlns:m="http://schemas.openxmlformats.org/officeDocument/2006/math">
+          <m:rPr>
+            <m:rFont m:val="Cambria Math"/>
+            <m:sty m:val="p"/>
+          </m:rPr>
+          <m:t xml:space="preserve">P(x) = (x−3)</m:t>
+        </m:r>
+        <m:sSup xmlns:m="http://schemas.openxmlformats.org/officeDocument/2006/math">
+          <m:e>
+            <m:r xmlns:m="http://schemas.openxmlformats.org/officeDocument/2006/math">
+              <m:rPr>
+                <m:rFont m:val="Cambria Math"/>
+                <m:sty m:val="p"/>
+              </m:rPr>
+              <m:t xml:space="preserve"/>
+            </m:r>
+          </m:e>
+          <m:sup>
+            <m:r xmlns:m="http://schemas.openxmlformats.org/officeDocument/2006/math">
+              <m:rPr>
+                <m:rFont m:val="Cambria Math"/>
+                <m:sty m:val="p"/>
+              </m:rPr>
+              <m:t xml:space="preserve">2</m:t>
+            </m:r>
+          </m:sup>
+        </m:sSup>
+        <m:r xmlns:m="http://schemas.openxmlformats.org/officeDocument/2006/math">
+          <m:rPr>
+            <m:rFont m:val="Cambria Math"/>
+            <m:sty m:val="p"/>
+          </m:rPr>
+          <m:t xml:space="preserve"> + (x−2)</m:t>
+        </m:r>
+        <m:sSup xmlns:m="http://schemas.openxmlformats.org/officeDocument/2006/math">
+          <m:e>
+            <m:r xmlns:m="http://schemas.openxmlformats.org/officeDocument/2006/math">
+              <m:rPr>
+                <m:rFont m:val="Cambria Math"/>
+                <m:sty m:val="p"/>
+              </m:rPr>
+              <m:t xml:space="preserve"/>
+            </m:r>
+          </m:e>
+          <m:sup>
+            <m:r xmlns:m="http://schemas.openxmlformats.org/officeDocument/2006/math">
+              <m:rPr>
+                <m:rFont m:val="Cambria Math"/>
+                <m:sty m:val="p"/>
+              </m:rPr>
+              <m:t xml:space="preserve">2</m:t>
+            </m:r>
+          </m:sup>
+        </m:sSup>
+        <m:r xmlns:m="http://schemas.openxmlformats.org/officeDocument/2006/math">
+          <m:rPr>
+            <m:rFont m:val="Cambria Math"/>
+            <m:sty m:val="p"/>
+          </m:rPr>
+          <m:t xml:space="preserve"> − 2(x−3)(x−2)</m:t>
+        </m:r>
+      </m:oMath>
+    </w:p>
+    <w:p xmlns:w="http://schemas.openxmlformats.org/wordprocessingml/2006/main" xmlns:m="http://schemas.openxmlformats.org/officeDocument/2006/math">
+      <w:pPr>
+        <w:spacing w:after="50"/>
+        <w:ind w:left="360"/>
+      </w:pPr>
+      <w:r xmlns:w="http://schemas.openxmlformats.org/wordprocessingml/2006/main">
+        <w:rPr>
+          <w:b/>
+          <w:bCs/>
+          <w:rFonts w:ascii="Times New Roman" w:hAnsi="Times New Roman"/>
+          <w:sz w:val="24"/>
+          <w:szCs w:val="24"/>
+        </w:rPr>
+        <w:t xml:space="preserve">    A)  </w:t>
+      </w:r>
+      <m:oMath xmlns:m="http://schemas.openxmlformats.org/officeDocument/2006/math">
+        <m:r xmlns:m="http://schemas.openxmlformats.org/officeDocument/2006/math">
+          <m:rPr>
+            <m:rFont m:val="Cambria Math"/>
+            <m:sty m:val="p"/>
+          </m:rPr>
+          <m:t xml:space="preserve">1</m:t>
+        </m:r>
+      </m:oMath>
+    </w:p>
+    <w:p xmlns:w="http://schemas.openxmlformats.org/wordprocessingml/2006/main" xmlns:m="http://schemas.openxmlformats.org/officeDocument/2006/math">
+      <w:pPr>
+        <w:spacing w:after="50"/>
+        <w:ind w:left="360"/>
+      </w:pPr>
+      <w:r xmlns:w="http://schemas.openxmlformats.org/wordprocessingml/2006/main">
+        <w:rPr>
+          <w:b/>
+          <w:bCs/>
+          <w:rFonts w:ascii="Times New Roman" w:hAnsi="Times New Roman"/>
+          <w:sz w:val="24"/>
+          <w:szCs w:val="24"/>
+        </w:rPr>
+        <w:t xml:space="preserve">    B)  </w:t>
+      </w:r>
+      <m:oMath xmlns:m="http://schemas.openxmlformats.org/officeDocument/2006/math">
+        <m:r xmlns:m="http://schemas.openxmlformats.org/officeDocument/2006/math">
+          <m:rPr>
+            <m:rFont m:val="Cambria Math"/>
+            <m:sty m:val="p"/>
+          </m:rPr>
+          <m:t xml:space="preserve">0</m:t>
+        </m:r>
+      </m:oMath>
+    </w:p>
+    <w:p xmlns:w="http://schemas.openxmlformats.org/wordprocessingml/2006/main" xmlns:m="http://schemas.openxmlformats.org/officeDocument/2006/math">
+      <w:pPr>
+        <w:spacing w:after="50"/>
+        <w:ind w:left="360"/>
+      </w:pPr>
+      <w:r xmlns:w="http://schemas.openxmlformats.org/wordprocessingml/2006/main">
+        <w:rPr>
+          <w:b/>
+          <w:bCs/>
+          <w:rFonts w:ascii="Times New Roman" w:hAnsi="Times New Roman"/>
+          <w:sz w:val="24"/>
+          <w:szCs w:val="24"/>
+        </w:rPr>
+        <w:t xml:space="preserve">    C)  </w:t>
+      </w:r>
+      <m:oMath xmlns:m="http://schemas.openxmlformats.org/officeDocument/2006/math">
+        <m:r xmlns:m="http://schemas.openxmlformats.org/officeDocument/2006/math">
+          <m:rPr>
+            <m:rFont m:val="Cambria Math"/>
+            <m:sty m:val="p"/>
+          </m:rPr>
+          <m:t xml:space="preserve">−1</m:t>
+        </m:r>
+      </m:oMath>
+    </w:p>
+    <w:p xmlns:w="http://schemas.openxmlformats.org/wordprocessingml/2006/main" xmlns:m="http://schemas.openxmlformats.org/officeDocument/2006/math">
+      <w:pPr>
+        <w:spacing w:after="50"/>
+        <w:ind w:left="360"/>
+      </w:pPr>
+      <w:r xmlns:w="http://schemas.openxmlformats.org/wordprocessingml/2006/main">
+        <w:rPr>
+          <w:b/>
+          <w:bCs/>
+          <w:rFonts w:ascii="Times New Roman" w:hAnsi="Times New Roman"/>
+          <w:sz w:val="24"/>
+          <w:szCs w:val="24"/>
+        </w:rPr>
+        <w:t xml:space="preserve">    D)  </w:t>
+      </w:r>
+      <m:oMath xmlns:m="http://schemas.openxmlformats.org/officeDocument/2006/math">
+        <m:r xmlns:m="http://schemas.openxmlformats.org/officeDocument/2006/math">
+          <m:rPr>
+            <m:rFont m:val="Cambria Math"/>
+            <m:sty m:val="p"/>
+          </m:rPr>
+          <m:t xml:space="preserve">2</m:t>
+        </m:r>
+      </m:oMath>
+    </w:p>
+    <w:p xmlns:w="http://schemas.openxmlformats.org/wordprocessingml/2006/main">
+      <w:pPr>
+        <w:spacing w:after="60"/>
+      </w:pPr>
+      <w:r xmlns:w="http://schemas.openxmlformats.org/wordprocessingml/2006/main">
+        <w:rPr>
+          <w:rFonts w:ascii="Times New Roman" w:hAnsi="Times New Roman"/>
+          <w:sz w:val="18"/>
+          <w:szCs w:val="18"/>
+        </w:rPr>
+        <w:t xml:space="preserve"/>
+      </w:r>
+    </w:p>
+    <w:p xmlns:w="http://schemas.openxmlformats.org/wordprocessingml/2006/main" xmlns:m="http://schemas.openxmlformats.org/officeDocument/2006/math">
+      <w:pPr>
+        <w:spacing w:after="80"/>
+      </w:pPr>
+      <w:r xmlns:w="http://schemas.openxmlformats.org/wordprocessingml/2006/main">
+        <w:rPr>
+          <w:b/>
+          <w:bCs/>
+          <w:rFonts w:ascii="Times New Roman" w:hAnsi="Times New Roman"/>
+          <w:sz w:val="24"/>
+          <w:szCs w:val="24"/>
+        </w:rPr>
+        <w:t xml:space="preserve">22.  </w:t>
+      </w:r>
+      <m:oMath xmlns:m="http://schemas.openxmlformats.org/officeDocument/2006/math">
+        <m:r xmlns:m="http://schemas.openxmlformats.org/officeDocument/2006/math">
+          <m:rPr>
+            <m:rFont m:val="Cambria Math"/>
+            <m:sty m:val="p"/>
+          </m:rPr>
+          <m:t xml:space="preserve">P(x) = (x+1)</m:t>
+        </m:r>
+        <m:sSup xmlns:m="http://schemas.openxmlformats.org/officeDocument/2006/math">
+          <m:e>
+            <m:r xmlns:m="http://schemas.openxmlformats.org/officeDocument/2006/math">
+              <m:rPr>
+                <m:rFont m:val="Cambria Math"/>
+                <m:sty m:val="p"/>
+              </m:rPr>
+              <m:t xml:space="preserve"/>
+            </m:r>
+          </m:e>
+          <m:sup>
+            <m:r xmlns:m="http://schemas.openxmlformats.org/officeDocument/2006/math">
+              <m:rPr>
+                <m:rFont m:val="Cambria Math"/>
+                <m:sty m:val="p"/>
+              </m:rPr>
+              <m:t xml:space="preserve">3</m:t>
+            </m:r>
+          </m:sup>
+        </m:sSup>
+        <m:r xmlns:m="http://schemas.openxmlformats.org/officeDocument/2006/math">
+          <m:rPr>
+            <m:rFont m:val="Cambria Math"/>
+            <m:sty m:val="p"/>
+          </m:rPr>
+          <m:t xml:space="preserve"> − (x−2)</m:t>
+        </m:r>
+        <m:sSup xmlns:m="http://schemas.openxmlformats.org/officeDocument/2006/math">
+          <m:e>
+            <m:r xmlns:m="http://schemas.openxmlformats.org/officeDocument/2006/math">
+              <m:rPr>
+                <m:rFont m:val="Cambria Math"/>
+                <m:sty m:val="p"/>
+              </m:rPr>
+              <m:t xml:space="preserve"/>
+            </m:r>
+          </m:e>
+          <m:sup>
+            <m:r xmlns:m="http://schemas.openxmlformats.org/officeDocument/2006/math">
+              <m:rPr>
+                <m:rFont m:val="Cambria Math"/>
+                <m:sty m:val="p"/>
+              </m:rPr>
+              <m:t xml:space="preserve">3</m:t>
+            </m:r>
+          </m:sup>
+        </m:sSup>
+      </m:oMath>
+    </w:p>
+    <w:p xmlns:w="http://schemas.openxmlformats.org/wordprocessingml/2006/main" xmlns:m="http://schemas.openxmlformats.org/officeDocument/2006/math">
+      <w:pPr>
+        <w:spacing w:after="50"/>
+        <w:ind w:left="360"/>
+      </w:pPr>
+      <w:r xmlns:w="http://schemas.openxmlformats.org/wordprocessingml/2006/main">
+        <w:rPr>
+          <w:b/>
+          <w:bCs/>
+          <w:rFonts w:ascii="Times New Roman" w:hAnsi="Times New Roman"/>
+          <w:sz w:val="24"/>
+          <w:szCs w:val="24"/>
+        </w:rPr>
+        <w:t xml:space="preserve">    A)  </w:t>
+      </w:r>
+      <m:oMath xmlns:m="http://schemas.openxmlformats.org/officeDocument/2006/math">
+        <m:r xmlns:m="http://schemas.openxmlformats.org/officeDocument/2006/math">
+          <m:rPr>
+            <m:rFont m:val="Cambria Math"/>
+            <m:sty m:val="p"/>
+          </m:rPr>
+          <m:t xml:space="preserve">9</m:t>
+        </m:r>
+        <m:sSup xmlns:m="http://schemas.openxmlformats.org/officeDocument/2006/math">
+          <m:e>
+            <m:r xmlns:m="http://schemas.openxmlformats.org/officeDocument/2006/math">
+              <m:rPr>
+                <m:rFont m:val="Cambria Math"/>
+                <m:sty m:val="p"/>
+              </m:rPr>
+              <m:t xml:space="preserve">x</m:t>
+            </m:r>
+          </m:e>
+          <m:sup>
+            <m:r xmlns:m="http://schemas.openxmlformats.org/officeDocument/2006/math">
+              <m:rPr>
+                <m:rFont m:val="Cambria Math"/>
+                <m:sty m:val="p"/>
+              </m:rPr>
+              <m:t xml:space="preserve">2</m:t>
+            </m:r>
+          </m:sup>
+        </m:sSup>
+        <m:r xmlns:m="http://schemas.openxmlformats.org/officeDocument/2006/math">
+          <m:rPr>
+            <m:rFont m:val="Cambria Math"/>
+            <m:sty m:val="p"/>
+          </m:rPr>
+          <m:t xml:space="preserve">−3x+9</m:t>
+        </m:r>
+      </m:oMath>
+    </w:p>
+    <w:p xmlns:w="http://schemas.openxmlformats.org/wordprocessingml/2006/main" xmlns:m="http://schemas.openxmlformats.org/officeDocument/2006/math">
+      <w:pPr>
+        <w:spacing w:after="50"/>
+        <w:ind w:left="360"/>
+      </w:pPr>
+      <w:r xmlns:w="http://schemas.openxmlformats.org/wordprocessingml/2006/main">
+        <w:rPr>
+          <w:b/>
+          <w:bCs/>
+          <w:rFonts w:ascii="Times New Roman" w:hAnsi="Times New Roman"/>
+          <w:sz w:val="24"/>
+          <w:szCs w:val="24"/>
+        </w:rPr>
+        <w:t xml:space="preserve">    B)  </w:t>
+      </w:r>
+      <m:oMath xmlns:m="http://schemas.openxmlformats.org/officeDocument/2006/math">
+        <m:r xmlns:m="http://schemas.openxmlformats.org/officeDocument/2006/math">
+          <m:rPr>
+            <m:rFont m:val="Cambria Math"/>
+            <m:sty m:val="p"/>
+          </m:rPr>
+          <m:t xml:space="preserve">9</m:t>
+        </m:r>
+        <m:sSup xmlns:m="http://schemas.openxmlformats.org/officeDocument/2006/math">
+          <m:e>
+            <m:r xmlns:m="http://schemas.openxmlformats.org/officeDocument/2006/math">
+              <m:rPr>
+                <m:rFont m:val="Cambria Math"/>
+                <m:sty m:val="p"/>
+              </m:rPr>
+              <m:t xml:space="preserve">x</m:t>
+            </m:r>
+          </m:e>
+          <m:sup>
+            <m:r xmlns:m="http://schemas.openxmlformats.org/officeDocument/2006/math">
+              <m:rPr>
+                <m:rFont m:val="Cambria Math"/>
+                <m:sty m:val="p"/>
+              </m:rPr>
+              <m:t xml:space="preserve">2</m:t>
+            </m:r>
+          </m:sup>
+        </m:sSup>
+        <m:r xmlns:m="http://schemas.openxmlformats.org/officeDocument/2006/math">
+          <m:rPr>
+            <m:rFont m:val="Cambria Math"/>
+            <m:sty m:val="p"/>
+          </m:rPr>
+          <m:t xml:space="preserve">+3x+9</m:t>
+        </m:r>
+      </m:oMath>
+    </w:p>
+    <w:p xmlns:w="http://schemas.openxmlformats.org/wordprocessingml/2006/main" xmlns:m="http://schemas.openxmlformats.org/officeDocument/2006/math">
+      <w:pPr>
+        <w:spacing w:after="50"/>
+        <w:ind w:left="360"/>
+      </w:pPr>
+      <w:r xmlns:w="http://schemas.openxmlformats.org/wordprocessingml/2006/main">
+        <w:rPr>
+          <w:b/>
+          <w:bCs/>
+          <w:rFonts w:ascii="Times New Roman" w:hAnsi="Times New Roman"/>
+          <w:sz w:val="24"/>
+          <w:szCs w:val="24"/>
+        </w:rPr>
+        <w:t xml:space="preserve">    C)  </w:t>
+      </w:r>
+      <m:oMath xmlns:m="http://schemas.openxmlformats.org/officeDocument/2006/math">
+        <m:r xmlns:m="http://schemas.openxmlformats.org/officeDocument/2006/math">
+          <m:rPr>
+            <m:rFont m:val="Cambria Math"/>
+            <m:sty m:val="p"/>
+          </m:rPr>
+          <m:t xml:space="preserve">9</m:t>
+        </m:r>
+        <m:sSup xmlns:m="http://schemas.openxmlformats.org/officeDocument/2006/math">
+          <m:e>
+            <m:r xmlns:m="http://schemas.openxmlformats.org/officeDocument/2006/math">
+              <m:rPr>
+                <m:rFont m:val="Cambria Math"/>
+                <m:sty m:val="p"/>
+              </m:rPr>
+              <m:t xml:space="preserve">x</m:t>
+            </m:r>
+          </m:e>
+          <m:sup>
+            <m:r xmlns:m="http://schemas.openxmlformats.org/officeDocument/2006/math">
+              <m:rPr>
+                <m:rFont m:val="Cambria Math"/>
+                <m:sty m:val="p"/>
+              </m:rPr>
+              <m:t xml:space="preserve">2</m:t>
+            </m:r>
+          </m:sup>
+        </m:sSup>
+        <m:r xmlns:m="http://schemas.openxmlformats.org/officeDocument/2006/math">
+          <m:rPr>
+            <m:rFont m:val="Cambria Math"/>
+            <m:sty m:val="p"/>
+          </m:rPr>
+          <m:t xml:space="preserve">+9</m:t>
+        </m:r>
+      </m:oMath>
+    </w:p>
+    <w:p xmlns:w="http://schemas.openxmlformats.org/wordprocessingml/2006/main" xmlns:m="http://schemas.openxmlformats.org/officeDocument/2006/math">
+      <w:pPr>
+        <w:spacing w:after="50"/>
+        <w:ind w:left="360"/>
+      </w:pPr>
+      <w:r xmlns:w="http://schemas.openxmlformats.org/wordprocessingml/2006/main">
+        <w:rPr>
+          <w:b/>
+          <w:bCs/>
+          <w:rFonts w:ascii="Times New Roman" w:hAnsi="Times New Roman"/>
+          <w:sz w:val="24"/>
+          <w:szCs w:val="24"/>
+        </w:rPr>
+        <w:t xml:space="preserve">    D)  </w:t>
+      </w:r>
+      <m:oMath xmlns:m="http://schemas.openxmlformats.org/officeDocument/2006/math">
+        <m:r xmlns:m="http://schemas.openxmlformats.org/officeDocument/2006/math">
+          <m:rPr>
+            <m:rFont m:val="Cambria Math"/>
+            <m:sty m:val="p"/>
+          </m:rPr>
+          <m:t xml:space="preserve">3</m:t>
+        </m:r>
+        <m:sSup xmlns:m="http://schemas.openxmlformats.org/officeDocument/2006/math">
+          <m:e>
+            <m:r xmlns:m="http://schemas.openxmlformats.org/officeDocument/2006/math">
+              <m:rPr>
+                <m:rFont m:val="Cambria Math"/>
+                <m:sty m:val="p"/>
+              </m:rPr>
+              <m:t xml:space="preserve">x</m:t>
+            </m:r>
+          </m:e>
+          <m:sup>
+            <m:r xmlns:m="http://schemas.openxmlformats.org/officeDocument/2006/math">
+              <m:rPr>
+                <m:rFont m:val="Cambria Math"/>
+                <m:sty m:val="p"/>
+              </m:rPr>
+              <m:t xml:space="preserve">2</m:t>
+            </m:r>
+          </m:sup>
+        </m:sSup>
+        <m:r xmlns:m="http://schemas.openxmlformats.org/officeDocument/2006/math">
+          <m:rPr>
+            <m:rFont m:val="Cambria Math"/>
+            <m:sty m:val="p"/>
+          </m:rPr>
+          <m:t xml:space="preserve">+3x+9</m:t>
+        </m:r>
+      </m:oMath>
+    </w:p>
+    <w:p xmlns:w="http://schemas.openxmlformats.org/wordprocessingml/2006/main">
+      <w:pPr>
+        <w:spacing w:after="60"/>
+      </w:pPr>
+      <w:r xmlns:w="http://schemas.openxmlformats.org/wordprocessingml/2006/main">
+        <w:rPr>
+          <w:rFonts w:ascii="Times New Roman" w:hAnsi="Times New Roman"/>
+          <w:sz w:val="18"/>
+          <w:szCs w:val="18"/>
+        </w:rPr>
+        <w:t xml:space="preserve"/>
+      </w:r>
+    </w:p>
+    <w:p xmlns:w="http://schemas.openxmlformats.org/wordprocessingml/2006/main" xmlns:m="http://schemas.openxmlformats.org/officeDocument/2006/math">
+      <w:pPr>
+        <w:spacing w:after="80"/>
+      </w:pPr>
+      <w:r xmlns:w="http://schemas.openxmlformats.org/wordprocessingml/2006/main">
+        <w:rPr>
+          <w:b/>
+          <w:bCs/>
+          <w:rFonts w:ascii="Times New Roman" w:hAnsi="Times New Roman"/>
+          <w:sz w:val="24"/>
+          <w:szCs w:val="24"/>
+        </w:rPr>
+        <w:t xml:space="preserve">23.  </w:t>
+      </w:r>
+      <m:oMath xmlns:m="http://schemas.openxmlformats.org/officeDocument/2006/math">
+        <m:r xmlns:m="http://schemas.openxmlformats.org/officeDocument/2006/math">
+          <m:rPr>
+            <m:rFont m:val="Cambria Math"/>
+            <m:sty m:val="p"/>
+          </m:rPr>
+          <m:t xml:space="preserve">P(x) = </m:t>
+        </m:r>
+        <m:sSup xmlns:m="http://schemas.openxmlformats.org/officeDocument/2006/math">
+          <m:e>
+            <m:r xmlns:m="http://schemas.openxmlformats.org/officeDocument/2006/math">
+              <m:rPr>
+                <m:rFont m:val="Cambria Math"/>
+                <m:sty m:val="p"/>
+              </m:rPr>
+              <m:t xml:space="preserve">x</m:t>
+            </m:r>
+          </m:e>
+          <m:sup>
+            <m:r xmlns:m="http://schemas.openxmlformats.org/officeDocument/2006/math">
+              <m:rPr>
+                <m:rFont m:val="Cambria Math"/>
+                <m:sty m:val="p"/>
+              </m:rPr>
+              <m:t xml:space="preserve">4</m:t>
+            </m:r>
+          </m:sup>
+        </m:sSup>
+        <m:r xmlns:m="http://schemas.openxmlformats.org/officeDocument/2006/math">
+          <m:rPr>
+            <m:rFont m:val="Cambria Math"/>
+            <m:sty m:val="p"/>
+          </m:rPr>
+          <m:t xml:space="preserve">−16</m:t>
+        </m:r>
+      </m:oMath>
+    </w:p>
+    <w:p xmlns:w="http://schemas.openxmlformats.org/wordprocessingml/2006/main" xmlns:m="http://schemas.openxmlformats.org/officeDocument/2006/math">
+      <w:pPr>
+        <w:spacing w:after="50"/>
+        <w:ind w:left="360"/>
+      </w:pPr>
+      <w:r xmlns:w="http://schemas.openxmlformats.org/wordprocessingml/2006/main">
+        <w:rPr>
+          <w:b/>
+          <w:bCs/>
+          <w:rFonts w:ascii="Times New Roman" w:hAnsi="Times New Roman"/>
+          <w:sz w:val="24"/>
+          <w:szCs w:val="24"/>
+        </w:rPr>
+        <w:t xml:space="preserve">    A)  </w:t>
+      </w:r>
+      <m:oMath xmlns:m="http://schemas.openxmlformats.org/officeDocument/2006/math">
+        <m:r xmlns:m="http://schemas.openxmlformats.org/officeDocument/2006/math">
+          <m:rPr>
+            <m:rFont m:val="Cambria Math"/>
+            <m:sty m:val="p"/>
+          </m:rPr>
+          <m:t xml:space="preserve">(x−4)(x+4)</m:t>
+        </m:r>
+      </m:oMath>
+    </w:p>
+    <w:p xmlns:w="http://schemas.openxmlformats.org/wordprocessingml/2006/main" xmlns:m="http://schemas.openxmlformats.org/officeDocument/2006/math">
+      <w:pPr>
+        <w:spacing w:after="50"/>
+        <w:ind w:left="360"/>
+      </w:pPr>
+      <w:r xmlns:w="http://schemas.openxmlformats.org/wordprocessingml/2006/main">
+        <w:rPr>
+          <w:b/>
+          <w:bCs/>
+          <w:rFonts w:ascii="Times New Roman" w:hAnsi="Times New Roman"/>
+          <w:sz w:val="24"/>
+          <w:szCs w:val="24"/>
+        </w:rPr>
+        <w:t xml:space="preserve">    B)  </w:t>
+      </w:r>
+      <m:oMath xmlns:m="http://schemas.openxmlformats.org/officeDocument/2006/math">
+        <m:r xmlns:m="http://schemas.openxmlformats.org/officeDocument/2006/math">
+          <m:rPr>
+            <m:rFont m:val="Cambria Math"/>
+            <m:sty m:val="p"/>
+          </m:rPr>
+          <m:t xml:space="preserve">(x−2)</m:t>
+        </m:r>
+        <m:sSup xmlns:m="http://schemas.openxmlformats.org/officeDocument/2006/math">
+          <m:e>
+            <m:r xmlns:m="http://schemas.openxmlformats.org/officeDocument/2006/math">
+              <m:rPr>
+                <m:rFont m:val="Cambria Math"/>
+                <m:sty m:val="p"/>
+              </m:rPr>
+              <m:t xml:space="preserve"/>
+            </m:r>
+          </m:e>
+          <m:sup>
+            <m:r xmlns:m="http://schemas.openxmlformats.org/officeDocument/2006/math">
+              <m:rPr>
+                <m:rFont m:val="Cambria Math"/>
+                <m:sty m:val="p"/>
+              </m:rPr>
+              <m:t xml:space="preserve">4</m:t>
+            </m:r>
+          </m:sup>
+        </m:sSup>
+      </m:oMath>
+    </w:p>
+    <w:p xmlns:w="http://schemas.openxmlformats.org/wordprocessingml/2006/main" xmlns:m="http://schemas.openxmlformats.org/officeDocument/2006/math">
+      <w:pPr>
+        <w:spacing w:after="50"/>
+        <w:ind w:left="360"/>
+      </w:pPr>
+      <w:r xmlns:w="http://schemas.openxmlformats.org/wordprocessingml/2006/main">
+        <w:rPr>
+          <w:b/>
+          <w:bCs/>
+          <w:rFonts w:ascii="Times New Roman" w:hAnsi="Times New Roman"/>
+          <w:sz w:val="24"/>
+          <w:szCs w:val="24"/>
+        </w:rPr>
+        <w:t xml:space="preserve">    C)  </w:t>
+      </w:r>
+      <m:oMath xmlns:m="http://schemas.openxmlformats.org/officeDocument/2006/math">
+        <m:r xmlns:m="http://schemas.openxmlformats.org/officeDocument/2006/math">
+          <m:rPr>
+            <m:rFont m:val="Cambria Math"/>
+            <m:sty m:val="p"/>
+          </m:rPr>
+          <m:t xml:space="preserve">(x−2)(x+2)(</m:t>
+        </m:r>
+        <m:sSup xmlns:m="http://schemas.openxmlformats.org/officeDocument/2006/math">
+          <m:e>
+            <m:r xmlns:m="http://schemas.openxmlformats.org/officeDocument/2006/math">
+              <m:rPr>
+                <m:rFont m:val="Cambria Math"/>
+                <m:sty m:val="p"/>
+              </m:rPr>
+              <m:t xml:space="preserve">x</m:t>
+            </m:r>
+          </m:e>
+          <m:sup>
+            <m:r xmlns:m="http://schemas.openxmlformats.org/officeDocument/2006/math">
+              <m:rPr>
+                <m:rFont m:val="Cambria Math"/>
+                <m:sty m:val="p"/>
+              </m:rPr>
+              <m:t xml:space="preserve">2</m:t>
+            </m:r>
+          </m:sup>
+        </m:sSup>
+        <m:r xmlns:m="http://schemas.openxmlformats.org/officeDocument/2006/math">
+          <m:rPr>
+            <m:rFont m:val="Cambria Math"/>
+            <m:sty m:val="p"/>
+          </m:rPr>
+          <m:t xml:space="preserve">+4)</m:t>
+        </m:r>
+      </m:oMath>
+    </w:p>
+    <w:p xmlns:w="http://schemas.openxmlformats.org/wordprocessingml/2006/main" xmlns:m="http://schemas.openxmlformats.org/officeDocument/2006/math">
+      <w:pPr>
+        <w:spacing w:after="50"/>
+        <w:ind w:left="360"/>
+      </w:pPr>
+      <w:r xmlns:w="http://schemas.openxmlformats.org/wordprocessingml/2006/main">
+        <w:rPr>
+          <w:b/>
+          <w:bCs/>
+          <w:rFonts w:ascii="Times New Roman" w:hAnsi="Times New Roman"/>
+          <w:sz w:val="24"/>
+          <w:szCs w:val="24"/>
+        </w:rPr>
+        <w:t xml:space="preserve">    D)  </w:t>
+      </w:r>
+      <m:oMath xmlns:m="http://schemas.openxmlformats.org/officeDocument/2006/math">
+        <m:r xmlns:m="http://schemas.openxmlformats.org/officeDocument/2006/math">
+          <m:rPr>
+            <m:rFont m:val="Cambria Math"/>
+            <m:sty m:val="p"/>
+          </m:rPr>
+          <m:t xml:space="preserve">(</m:t>
+        </m:r>
+        <m:sSup xmlns:m="http://schemas.openxmlformats.org/officeDocument/2006/math">
+          <m:e>
+            <m:r xmlns:m="http://schemas.openxmlformats.org/officeDocument/2006/math">
+              <m:rPr>
+                <m:rFont m:val="Cambria Math"/>
+                <m:sty m:val="p"/>
+              </m:rPr>
+              <m:t xml:space="preserve">x</m:t>
+            </m:r>
+          </m:e>
+          <m:sup>
+            <m:r xmlns:m="http://schemas.openxmlformats.org/officeDocument/2006/math">
+              <m:rPr>
+                <m:rFont m:val="Cambria Math"/>
+                <m:sty m:val="p"/>
+              </m:rPr>
+              <m:t xml:space="preserve">2</m:t>
+            </m:r>
+          </m:sup>
+        </m:sSup>
+        <m:r xmlns:m="http://schemas.openxmlformats.org/officeDocument/2006/math">
+          <m:rPr>
+            <m:rFont m:val="Cambria Math"/>
+            <m:sty m:val="p"/>
+          </m:rPr>
+          <m:t xml:space="preserve">−4)</m:t>
+        </m:r>
+        <m:sSup xmlns:m="http://schemas.openxmlformats.org/officeDocument/2006/math">
+          <m:e>
+            <m:r xmlns:m="http://schemas.openxmlformats.org/officeDocument/2006/math">
+              <m:rPr>
+                <m:rFont m:val="Cambria Math"/>
+                <m:sty m:val="p"/>
+              </m:rPr>
+              <m:t xml:space="preserve"/>
+            </m:r>
+          </m:e>
+          <m:sup>
+            <m:r xmlns:m="http://schemas.openxmlformats.org/officeDocument/2006/math">
+              <m:rPr>
+                <m:rFont m:val="Cambria Math"/>
+                <m:sty m:val="p"/>
+              </m:rPr>
+              <m:t xml:space="preserve">2</m:t>
+            </m:r>
+          </m:sup>
+        </m:sSup>
+      </m:oMath>
+    </w:p>
+    <w:p xmlns:w="http://schemas.openxmlformats.org/wordprocessingml/2006/main">
+      <w:pPr>
+        <w:spacing w:after="60"/>
+      </w:pPr>
+      <w:r xmlns:w="http://schemas.openxmlformats.org/wordprocessingml/2006/main">
+        <w:rPr>
+          <w:rFonts w:ascii="Times New Roman" w:hAnsi="Times New Roman"/>
+          <w:sz w:val="18"/>
+          <w:szCs w:val="18"/>
+        </w:rPr>
+        <w:t xml:space="preserve"/>
+      </w:r>
+    </w:p>
+    <w:p xmlns:w="http://schemas.openxmlformats.org/wordprocessingml/2006/main" xmlns:m="http://schemas.openxmlformats.org/officeDocument/2006/math">
+      <w:pPr>
+        <w:spacing w:after="80"/>
+      </w:pPr>
+      <w:r xmlns:w="http://schemas.openxmlformats.org/wordprocessingml/2006/main">
+        <w:rPr>
+          <w:b/>
+          <w:bCs/>
+          <w:rFonts w:ascii="Times New Roman" w:hAnsi="Times New Roman"/>
+          <w:sz w:val="24"/>
+          <w:szCs w:val="24"/>
+        </w:rPr>
+        <w:t xml:space="preserve">24.  </w:t>
+      </w:r>
+      <m:oMath xmlns:m="http://schemas.openxmlformats.org/officeDocument/2006/math">
+        <m:r xmlns:m="http://schemas.openxmlformats.org/officeDocument/2006/math">
+          <m:rPr>
+            <m:rFont m:val="Cambria Math"/>
+            <m:sty m:val="p"/>
+          </m:rPr>
+          <m:t xml:space="preserve">P(x) = </m:t>
+        </m:r>
+        <m:sSup xmlns:m="http://schemas.openxmlformats.org/officeDocument/2006/math">
+          <m:e>
+            <m:r xmlns:m="http://schemas.openxmlformats.org/officeDocument/2006/math">
+              <m:rPr>
+                <m:rFont m:val="Cambria Math"/>
+                <m:sty m:val="p"/>
+              </m:rPr>
+              <m:t xml:space="preserve">x</m:t>
+            </m:r>
+          </m:e>
+          <m:sup>
+            <m:r xmlns:m="http://schemas.openxmlformats.org/officeDocument/2006/math">
+              <m:rPr>
+                <m:rFont m:val="Cambria Math"/>
+                <m:sty m:val="p"/>
+              </m:rPr>
+              <m:t xml:space="preserve">6</m:t>
+            </m:r>
+          </m:sup>
+        </m:sSup>
+        <m:r xmlns:m="http://schemas.openxmlformats.org/officeDocument/2006/math">
+          <m:rPr>
+            <m:rFont m:val="Cambria Math"/>
+            <m:sty m:val="p"/>
+          </m:rPr>
+          <m:t xml:space="preserve">−64</m:t>
+        </m:r>
+      </m:oMath>
+    </w:p>
+    <w:p xmlns:w="http://schemas.openxmlformats.org/wordprocessingml/2006/main" xmlns:m="http://schemas.openxmlformats.org/officeDocument/2006/math">
+      <w:pPr>
+        <w:spacing w:after="50"/>
+        <w:ind w:left="360"/>
+      </w:pPr>
+      <w:r xmlns:w="http://schemas.openxmlformats.org/wordprocessingml/2006/main">
+        <w:rPr>
+          <w:b/>
+          <w:bCs/>
+          <w:rFonts w:ascii="Times New Roman" w:hAnsi="Times New Roman"/>
+          <w:sz w:val="24"/>
+          <w:szCs w:val="24"/>
+        </w:rPr>
+        <w:t xml:space="preserve">    A)  </w:t>
+      </w:r>
+      <m:oMath xmlns:m="http://schemas.openxmlformats.org/officeDocument/2006/math">
+        <m:r xmlns:m="http://schemas.openxmlformats.org/officeDocument/2006/math">
+          <m:rPr>
+            <m:rFont m:val="Cambria Math"/>
+            <m:sty m:val="p"/>
+          </m:rPr>
+          <m:t xml:space="preserve">(</m:t>
+        </m:r>
+        <m:sSup xmlns:m="http://schemas.openxmlformats.org/officeDocument/2006/math">
+          <m:e>
+            <m:r xmlns:m="http://schemas.openxmlformats.org/officeDocument/2006/math">
+              <m:rPr>
+                <m:rFont m:val="Cambria Math"/>
+                <m:sty m:val="p"/>
+              </m:rPr>
+              <m:t xml:space="preserve">x</m:t>
+            </m:r>
+          </m:e>
+          <m:sup>
+            <m:r xmlns:m="http://schemas.openxmlformats.org/officeDocument/2006/math">
+              <m:rPr>
+                <m:rFont m:val="Cambria Math"/>
+                <m:sty m:val="p"/>
+              </m:rPr>
+              <m:t xml:space="preserve">3</m:t>
+            </m:r>
+          </m:sup>
+        </m:sSup>
+        <m:r xmlns:m="http://schemas.openxmlformats.org/officeDocument/2006/math">
+          <m:rPr>
+            <m:rFont m:val="Cambria Math"/>
+            <m:sty m:val="p"/>
+          </m:rPr>
+          <m:t xml:space="preserve">−8)</m:t>
+        </m:r>
+        <m:sSup xmlns:m="http://schemas.openxmlformats.org/officeDocument/2006/math">
+          <m:e>
+            <m:r xmlns:m="http://schemas.openxmlformats.org/officeDocument/2006/math">
+              <m:rPr>
+                <m:rFont m:val="Cambria Math"/>
+                <m:sty m:val="p"/>
+              </m:rPr>
+              <m:t xml:space="preserve"/>
+            </m:r>
+          </m:e>
+          <m:sup>
+            <m:r xmlns:m="http://schemas.openxmlformats.org/officeDocument/2006/math">
+              <m:rPr>
+                <m:rFont m:val="Cambria Math"/>
+                <m:sty m:val="p"/>
+              </m:rPr>
+              <m:t xml:space="preserve">2</m:t>
+            </m:r>
+          </m:sup>
+        </m:sSup>
+      </m:oMath>
+    </w:p>
+    <w:p xmlns:w="http://schemas.openxmlformats.org/wordprocessingml/2006/main" xmlns:m="http://schemas.openxmlformats.org/officeDocument/2006/math">
+      <w:pPr>
+        <w:spacing w:after="50"/>
+        <w:ind w:left="360"/>
+      </w:pPr>
+      <w:r xmlns:w="http://schemas.openxmlformats.org/wordprocessingml/2006/main">
+        <w:rPr>
+          <w:b/>
+          <w:bCs/>
+          <w:rFonts w:ascii="Times New Roman" w:hAnsi="Times New Roman"/>
+          <w:sz w:val="24"/>
+          <w:szCs w:val="24"/>
+        </w:rPr>
+        <w:t xml:space="preserve">    B)  </w:t>
+      </w:r>
+      <m:oMath xmlns:m="http://schemas.openxmlformats.org/officeDocument/2006/math">
+        <m:r xmlns:m="http://schemas.openxmlformats.org/officeDocument/2006/math">
+          <m:rPr>
+            <m:rFont m:val="Cambria Math"/>
+            <m:sty m:val="p"/>
+          </m:rPr>
+          <m:t xml:space="preserve">(x−2)</m:t>
+        </m:r>
+        <m:sSup xmlns:m="http://schemas.openxmlformats.org/officeDocument/2006/math">
+          <m:e>
+            <m:r xmlns:m="http://schemas.openxmlformats.org/officeDocument/2006/math">
+              <m:rPr>
+                <m:rFont m:val="Cambria Math"/>
+                <m:sty m:val="p"/>
+              </m:rPr>
+              <m:t xml:space="preserve"/>
+            </m:r>
+          </m:e>
+          <m:sup>
+            <m:r xmlns:m="http://schemas.openxmlformats.org/officeDocument/2006/math">
+              <m:rPr>
+                <m:rFont m:val="Cambria Math"/>
+                <m:sty m:val="p"/>
+              </m:rPr>
+              <m:t xml:space="preserve">6</m:t>
+            </m:r>
+          </m:sup>
+        </m:sSup>
+      </m:oMath>
+    </w:p>
+    <w:p xmlns:w="http://schemas.openxmlformats.org/wordprocessingml/2006/main" xmlns:m="http://schemas.openxmlformats.org/officeDocument/2006/math">
+      <w:pPr>
+        <w:spacing w:after="50"/>
+        <w:ind w:left="360"/>
+      </w:pPr>
+      <w:r xmlns:w="http://schemas.openxmlformats.org/wordprocessingml/2006/main">
+        <w:rPr>
+          <w:b/>
+          <w:bCs/>
+          <w:rFonts w:ascii="Times New Roman" w:hAnsi="Times New Roman"/>
+          <w:sz w:val="24"/>
+          <w:szCs w:val="24"/>
+        </w:rPr>
+        <w:t xml:space="preserve">    C)  </w:t>
+      </w:r>
+      <m:oMath xmlns:m="http://schemas.openxmlformats.org/officeDocument/2006/math">
+        <m:r xmlns:m="http://schemas.openxmlformats.org/officeDocument/2006/math">
+          <m:rPr>
+            <m:rFont m:val="Cambria Math"/>
+            <m:sty m:val="p"/>
+          </m:rPr>
+          <m:t xml:space="preserve">(x−8)(x+8)</m:t>
+        </m:r>
+      </m:oMath>
+    </w:p>
+    <w:p xmlns:w="http://schemas.openxmlformats.org/wordprocessingml/2006/main" xmlns:m="http://schemas.openxmlformats.org/officeDocument/2006/math">
+      <w:pPr>
+        <w:spacing w:after="50"/>
+        <w:ind w:left="360"/>
+      </w:pPr>
+      <w:r xmlns:w="http://schemas.openxmlformats.org/wordprocessingml/2006/main">
+        <w:rPr>
+          <w:b/>
+          <w:bCs/>
+          <w:rFonts w:ascii="Times New Roman" w:hAnsi="Times New Roman"/>
+          <w:sz w:val="24"/>
+          <w:szCs w:val="24"/>
+        </w:rPr>
+        <w:t xml:space="preserve">    D)  </w:t>
+      </w:r>
+      <m:oMath xmlns:m="http://schemas.openxmlformats.org/officeDocument/2006/math">
+        <m:r xmlns:m="http://schemas.openxmlformats.org/officeDocument/2006/math">
+          <m:rPr>
+            <m:rFont m:val="Cambria Math"/>
+            <m:sty m:val="p"/>
+          </m:rPr>
+          <m:t xml:space="preserve">(x−2)(x+2)(</m:t>
+        </m:r>
+        <m:sSup xmlns:m="http://schemas.openxmlformats.org/officeDocument/2006/math">
+          <m:e>
+            <m:r xmlns:m="http://schemas.openxmlformats.org/officeDocument/2006/math">
+              <m:rPr>
+                <m:rFont m:val="Cambria Math"/>
+                <m:sty m:val="p"/>
+              </m:rPr>
+              <m:t xml:space="preserve">x</m:t>
+            </m:r>
+          </m:e>
+          <m:sup>
+            <m:r xmlns:m="http://schemas.openxmlformats.org/officeDocument/2006/math">
+              <m:rPr>
+                <m:rFont m:val="Cambria Math"/>
+                <m:sty m:val="p"/>
+              </m:rPr>
+              <m:t xml:space="preserve">2</m:t>
+            </m:r>
+          </m:sup>
+        </m:sSup>
+        <m:r xmlns:m="http://schemas.openxmlformats.org/officeDocument/2006/math">
+          <m:rPr>
+            <m:rFont m:val="Cambria Math"/>
+            <m:sty m:val="p"/>
+          </m:rPr>
+          <m:t xml:space="preserve">+2x+4)(</m:t>
+        </m:r>
+        <m:sSup xmlns:m="http://schemas.openxmlformats.org/officeDocument/2006/math">
+          <m:e>
+            <m:r xmlns:m="http://schemas.openxmlformats.org/officeDocument/2006/math">
+              <m:rPr>
+                <m:rFont m:val="Cambria Math"/>
+                <m:sty m:val="p"/>
+              </m:rPr>
+              <m:t xml:space="preserve">x</m:t>
+            </m:r>
+          </m:e>
+          <m:sup>
+            <m:r xmlns:m="http://schemas.openxmlformats.org/officeDocument/2006/math">
+              <m:rPr>
+                <m:rFont m:val="Cambria Math"/>
+                <m:sty m:val="p"/>
+              </m:rPr>
+              <m:t xml:space="preserve">2</m:t>
+            </m:r>
+          </m:sup>
+        </m:sSup>
+        <m:r xmlns:m="http://schemas.openxmlformats.org/officeDocument/2006/math">
+          <m:rPr>
+            <m:rFont m:val="Cambria Math"/>
+            <m:sty m:val="p"/>
+          </m:rPr>
+          <m:t xml:space="preserve">−2x+4)</m:t>
+        </m:r>
+      </m:oMath>
+    </w:p>
+    <w:p xmlns:w="http://schemas.openxmlformats.org/wordprocessingml/2006/main">
+      <w:pPr>
+        <w:spacing w:after="60"/>
+      </w:pPr>
+      <w:r xmlns:w="http://schemas.openxmlformats.org/wordprocessingml/2006/main">
+        <w:rPr>
+          <w:rFonts w:ascii="Times New Roman" w:hAnsi="Times New Roman"/>
+          <w:sz w:val="18"/>
+          <w:szCs w:val="18"/>
+        </w:rPr>
+        <w:t xml:space="preserve"/>
+      </w:r>
+    </w:p>
+    <w:p xmlns:w="http://schemas.openxmlformats.org/wordprocessingml/2006/main" xmlns:m="http://schemas.openxmlformats.org/officeDocument/2006/math">
+      <w:pPr>
+        <w:spacing w:after="80"/>
+      </w:pPr>
+      <w:r xmlns:w="http://schemas.openxmlformats.org/wordprocessingml/2006/main">
+        <w:rPr>
+          <w:b/>
+          <w:bCs/>
+          <w:rFonts w:ascii="Times New Roman" w:hAnsi="Times New Roman"/>
+          <w:sz w:val="24"/>
+          <w:szCs w:val="24"/>
+        </w:rPr>
+        <w:t xml:space="preserve">25.  </w:t>
+      </w:r>
+      <m:oMath xmlns:m="http://schemas.openxmlformats.org/officeDocument/2006/math">
+        <m:r xmlns:m="http://schemas.openxmlformats.org/officeDocument/2006/math">
+          <m:rPr>
+            <m:rFont m:val="Cambria Math"/>
+            <m:sty m:val="p"/>
+          </m:rPr>
+          <m:t xml:space="preserve">P(x) = </m:t>
+        </m:r>
+        <m:sSup xmlns:m="http://schemas.openxmlformats.org/officeDocument/2006/math">
+          <m:e>
+            <m:r xmlns:m="http://schemas.openxmlformats.org/officeDocument/2006/math">
+              <m:rPr>
+                <m:rFont m:val="Cambria Math"/>
+                <m:sty m:val="p"/>
+              </m:rPr>
+              <m:t xml:space="preserve">a</m:t>
+            </m:r>
+          </m:e>
+          <m:sup>
+            <m:r xmlns:m="http://schemas.openxmlformats.org/officeDocument/2006/math">
+              <m:rPr>
+                <m:rFont m:val="Cambria Math"/>
+                <m:sty m:val="p"/>
+              </m:rPr>
+              <m:t xml:space="preserve">2</m:t>
+            </m:r>
+          </m:sup>
+        </m:sSup>
+        <m:r xmlns:m="http://schemas.openxmlformats.org/officeDocument/2006/math">
+          <m:rPr>
+            <m:rFont m:val="Cambria Math"/>
+            <m:sty m:val="p"/>
+          </m:rPr>
+          <m:t xml:space="preserve">−</m:t>
+        </m:r>
+        <m:sSup xmlns:m="http://schemas.openxmlformats.org/officeDocument/2006/math">
+          <m:e>
+            <m:r xmlns:m="http://schemas.openxmlformats.org/officeDocument/2006/math">
+              <m:rPr>
+                <m:rFont m:val="Cambria Math"/>
+                <m:sty m:val="p"/>
+              </m:rPr>
+              <m:t xml:space="preserve">b</m:t>
+            </m:r>
+          </m:e>
+          <m:sup>
+            <m:r xmlns:m="http://schemas.openxmlformats.org/officeDocument/2006/math">
+              <m:rPr>
+                <m:rFont m:val="Cambria Math"/>
+                <m:sty m:val="p"/>
+              </m:rPr>
+              <m:t xml:space="preserve">2</m:t>
+            </m:r>
+          </m:sup>
+        </m:sSup>
+        <m:r xmlns:m="http://schemas.openxmlformats.org/officeDocument/2006/math">
+          <m:rPr>
+            <m:rFont m:val="Cambria Math"/>
+            <m:sty m:val="p"/>
+          </m:rPr>
+          <m:t xml:space="preserve">+2bc−</m:t>
+        </m:r>
+        <m:sSup xmlns:m="http://schemas.openxmlformats.org/officeDocument/2006/math">
+          <m:e>
+            <m:r xmlns:m="http://schemas.openxmlformats.org/officeDocument/2006/math">
+              <m:rPr>
+                <m:rFont m:val="Cambria Math"/>
+                <m:sty m:val="p"/>
+              </m:rPr>
+              <m:t xml:space="preserve">c</m:t>
+            </m:r>
+          </m:e>
+          <m:sup>
+            <m:r xmlns:m="http://schemas.openxmlformats.org/officeDocument/2006/math">
+              <m:rPr>
+                <m:rFont m:val="Cambria Math"/>
+                <m:sty m:val="p"/>
+              </m:rPr>
+              <m:t xml:space="preserve">2</m:t>
+            </m:r>
+          </m:sup>
+        </m:sSup>
+      </m:oMath>
+    </w:p>
+    <w:p xmlns:w="http://schemas.openxmlformats.org/wordprocessingml/2006/main" xmlns:m="http://schemas.openxmlformats.org/officeDocument/2006/math">
+      <w:pPr>
+        <w:spacing w:after="50"/>
+        <w:ind w:left="360"/>
+      </w:pPr>
+      <w:r xmlns:w="http://schemas.openxmlformats.org/wordprocessingml/2006/main">
+        <w:rPr>
+          <w:b/>
+          <w:bCs/>
+          <w:rFonts w:ascii="Times New Roman" w:hAnsi="Times New Roman"/>
+          <w:sz w:val="24"/>
+          <w:szCs w:val="24"/>
+        </w:rPr>
+        <w:t xml:space="preserve">    A)  </w:t>
+      </w:r>
+      <m:oMath xmlns:m="http://schemas.openxmlformats.org/officeDocument/2006/math">
+        <m:r xmlns:m="http://schemas.openxmlformats.org/officeDocument/2006/math">
+          <m:rPr>
+            <m:rFont m:val="Cambria Math"/>
+            <m:sty m:val="p"/>
+          </m:rPr>
+          <m:t xml:space="preserve">(a−b+c)(a+b−c)</m:t>
+        </m:r>
+      </m:oMath>
+    </w:p>
+    <w:p xmlns:w="http://schemas.openxmlformats.org/wordprocessingml/2006/main" xmlns:m="http://schemas.openxmlformats.org/officeDocument/2006/math">
+      <w:pPr>
+        <w:spacing w:after="50"/>
+        <w:ind w:left="360"/>
+      </w:pPr>
+      <w:r xmlns:w="http://schemas.openxmlformats.org/wordprocessingml/2006/main">
+        <w:rPr>
+          <w:b/>
+          <w:bCs/>
+          <w:rFonts w:ascii="Times New Roman" w:hAnsi="Times New Roman"/>
+          <w:sz w:val="24"/>
+          <w:szCs w:val="24"/>
+        </w:rPr>
+        <w:t xml:space="preserve">    B)  </w:t>
+      </w:r>
+      <m:oMath xmlns:m="http://schemas.openxmlformats.org/officeDocument/2006/math">
+        <m:r xmlns:m="http://schemas.openxmlformats.org/officeDocument/2006/math">
+          <m:rPr>
+            <m:rFont m:val="Cambria Math"/>
+            <m:sty m:val="p"/>
+          </m:rPr>
+          <m:t xml:space="preserve">(a−b−c)</m:t>
+        </m:r>
+        <m:sSup xmlns:m="http://schemas.openxmlformats.org/officeDocument/2006/math">
+          <m:e>
+            <m:r xmlns:m="http://schemas.openxmlformats.org/officeDocument/2006/math">
+              <m:rPr>
+                <m:rFont m:val="Cambria Math"/>
+                <m:sty m:val="p"/>
+              </m:rPr>
+              <m:t xml:space="preserve"/>
+            </m:r>
+          </m:e>
+          <m:sup>
+            <m:r xmlns:m="http://schemas.openxmlformats.org/officeDocument/2006/math">
+              <m:rPr>
+                <m:rFont m:val="Cambria Math"/>
+                <m:sty m:val="p"/>
+              </m:rPr>
+              <m:t xml:space="preserve">2</m:t>
+            </m:r>
+          </m:sup>
+        </m:sSup>
+      </m:oMath>
+    </w:p>
+    <w:p xmlns:w="http://schemas.openxmlformats.org/wordprocessingml/2006/main" xmlns:m="http://schemas.openxmlformats.org/officeDocument/2006/math">
+      <w:pPr>
+        <w:spacing w:after="50"/>
+        <w:ind w:left="360"/>
+      </w:pPr>
+      <w:r xmlns:w="http://schemas.openxmlformats.org/wordprocessingml/2006/main">
+        <w:rPr>
+          <w:b/>
+          <w:bCs/>
+          <w:rFonts w:ascii="Times New Roman" w:hAnsi="Times New Roman"/>
+          <w:sz w:val="24"/>
+          <w:szCs w:val="24"/>
+        </w:rPr>
+        <w:t xml:space="preserve">    C)  </w:t>
+      </w:r>
+      <m:oMath xmlns:m="http://schemas.openxmlformats.org/officeDocument/2006/math">
+        <m:r xmlns:m="http://schemas.openxmlformats.org/officeDocument/2006/math">
+          <m:rPr>
+            <m:rFont m:val="Cambria Math"/>
+            <m:sty m:val="p"/>
+          </m:rPr>
+          <m:t xml:space="preserve">(a+b+c)(a−b−c)</m:t>
+        </m:r>
+      </m:oMath>
+    </w:p>
+    <w:p xmlns:w="http://schemas.openxmlformats.org/wordprocessingml/2006/main" xmlns:m="http://schemas.openxmlformats.org/officeDocument/2006/math">
+      <w:pPr>
+        <w:spacing w:after="50"/>
+        <w:ind w:left="360"/>
+      </w:pPr>
+      <w:r xmlns:w="http://schemas.openxmlformats.org/wordprocessingml/2006/main">
+        <w:rPr>
+          <w:b/>
+          <w:bCs/>
+          <w:rFonts w:ascii="Times New Roman" w:hAnsi="Times New Roman"/>
+          <w:sz w:val="24"/>
+          <w:szCs w:val="24"/>
+        </w:rPr>
+        <w:t xml:space="preserve">    D)  </w:t>
+      </w:r>
+      <m:oMath xmlns:m="http://schemas.openxmlformats.org/officeDocument/2006/math">
+        <m:r xmlns:m="http://schemas.openxmlformats.org/officeDocument/2006/math">
+          <m:rPr>
+            <m:rFont m:val="Cambria Math"/>
+            <m:sty m:val="p"/>
+          </m:rPr>
+          <m:t xml:space="preserve">(a−c)</m:t>
+        </m:r>
+        <m:sSup xmlns:m="http://schemas.openxmlformats.org/officeDocument/2006/math">
+          <m:e>
+            <m:r xmlns:m="http://schemas.openxmlformats.org/officeDocument/2006/math">
+              <m:rPr>
+                <m:rFont m:val="Cambria Math"/>
+                <m:sty m:val="p"/>
+              </m:rPr>
+              <m:t xml:space="preserve"/>
+            </m:r>
+          </m:e>
+          <m:sup>
+            <m:r xmlns:m="http://schemas.openxmlformats.org/officeDocument/2006/math">
+              <m:rPr>
+                <m:rFont m:val="Cambria Math"/>
+                <m:sty m:val="p"/>
+              </m:rPr>
+              <m:t xml:space="preserve">2</m:t>
+            </m:r>
+          </m:sup>
+        </m:sSup>
+        <m:r xmlns:m="http://schemas.openxmlformats.org/officeDocument/2006/math">
+          <m:rPr>
+            <m:rFont m:val="Cambria Math"/>
+            <m:sty m:val="p"/>
+          </m:rPr>
+          <m:t xml:space="preserve">−</m:t>
+        </m:r>
+        <m:sSup xmlns:m="http://schemas.openxmlformats.org/officeDocument/2006/math">
+          <m:e>
+            <m:r xmlns:m="http://schemas.openxmlformats.org/officeDocument/2006/math">
+              <m:rPr>
+                <m:rFont m:val="Cambria Math"/>
+                <m:sty m:val="p"/>
+              </m:rPr>
+              <m:t xml:space="preserve">b</m:t>
+            </m:r>
+          </m:e>
+          <m:sup>
+            <m:r xmlns:m="http://schemas.openxmlformats.org/officeDocument/2006/math">
+              <m:rPr>
+                <m:rFont m:val="Cambria Math"/>
+                <m:sty m:val="p"/>
+              </m:rPr>
+              <m:t xml:space="preserve">2</m:t>
+            </m:r>
+          </m:sup>
+        </m:sSup>
+      </m:oMath>
+    </w:p>
+    <w:p xmlns:w="http://schemas.openxmlformats.org/wordprocessingml/2006/main">
+      <w:pPr>
+        <w:spacing w:after="60"/>
+      </w:pPr>
+      <w:r xmlns:w="http://schemas.openxmlformats.org/wordprocessingml/2006/main">
+        <w:rPr>
+          <w:rFonts w:ascii="Times New Roman" w:hAnsi="Times New Roman"/>
+          <w:sz w:val="18"/>
+          <w:szCs w:val="18"/>
+        </w:rPr>
+        <w:t xml:space="preserve"/>
+      </w:r>
+    </w:p>
+    <w:p xmlns:w="http://schemas.openxmlformats.org/wordprocessingml/2006/main" xmlns:m="http://schemas.openxmlformats.org/officeDocument/2006/math">
+      <w:pPr>
+        <w:spacing w:after="80"/>
+      </w:pPr>
+      <w:r xmlns:w="http://schemas.openxmlformats.org/wordprocessingml/2006/main">
+        <w:rPr>
+          <w:b/>
+          <w:bCs/>
+          <w:rFonts w:ascii="Times New Roman" w:hAnsi="Times New Roman"/>
+          <w:sz w:val="24"/>
+          <w:szCs w:val="24"/>
+        </w:rPr>
+        <w:t xml:space="preserve">26.  </w:t>
+      </w:r>
+      <m:oMath xmlns:m="http://schemas.openxmlformats.org/officeDocument/2006/math">
+        <m:r xmlns:m="http://schemas.openxmlformats.org/officeDocument/2006/math">
+          <m:rPr>
+            <m:rFont m:val="Cambria Math"/>
+            <m:sty m:val="p"/>
+          </m:rPr>
+          <m:t xml:space="preserve">P(x) = 4</m:t>
+        </m:r>
+        <m:sSup xmlns:m="http://schemas.openxmlformats.org/officeDocument/2006/math">
+          <m:e>
+            <m:r xmlns:m="http://schemas.openxmlformats.org/officeDocument/2006/math">
+              <m:rPr>
+                <m:rFont m:val="Cambria Math"/>
+                <m:sty m:val="p"/>
+              </m:rPr>
+              <m:t xml:space="preserve">x</m:t>
+            </m:r>
+          </m:e>
+          <m:sup>
+            <m:r xmlns:m="http://schemas.openxmlformats.org/officeDocument/2006/math">
+              <m:rPr>
+                <m:rFont m:val="Cambria Math"/>
+                <m:sty m:val="p"/>
+              </m:rPr>
+              <m:t xml:space="preserve">2</m:t>
+            </m:r>
+          </m:sup>
+        </m:sSup>
+        <m:r xmlns:m="http://schemas.openxmlformats.org/officeDocument/2006/math">
+          <m:rPr>
+            <m:rFont m:val="Cambria Math"/>
+            <m:sty m:val="p"/>
+          </m:rPr>
+          <m:t xml:space="preserve">−4xy+</m:t>
+        </m:r>
+        <m:sSup xmlns:m="http://schemas.openxmlformats.org/officeDocument/2006/math">
+          <m:e>
+            <m:r xmlns:m="http://schemas.openxmlformats.org/officeDocument/2006/math">
+              <m:rPr>
+                <m:rFont m:val="Cambria Math"/>
+                <m:sty m:val="p"/>
+              </m:rPr>
+              <m:t xml:space="preserve">y</m:t>
+            </m:r>
+          </m:e>
+          <m:sup>
+            <m:r xmlns:m="http://schemas.openxmlformats.org/officeDocument/2006/math">
+              <m:rPr>
+                <m:rFont m:val="Cambria Math"/>
+                <m:sty m:val="p"/>
+              </m:rPr>
+              <m:t xml:space="preserve">2</m:t>
+            </m:r>
+          </m:sup>
+        </m:sSup>
+        <m:r xmlns:m="http://schemas.openxmlformats.org/officeDocument/2006/math">
+          <m:rPr>
+            <m:rFont m:val="Cambria Math"/>
+            <m:sty m:val="p"/>
+          </m:rPr>
+          <m:t xml:space="preserve">−9</m:t>
+        </m:r>
+      </m:oMath>
+    </w:p>
+    <w:p xmlns:w="http://schemas.openxmlformats.org/wordprocessingml/2006/main" xmlns:m="http://schemas.openxmlformats.org/officeDocument/2006/math">
+      <w:pPr>
+        <w:spacing w:after="50"/>
+        <w:ind w:left="360"/>
+      </w:pPr>
+      <w:r xmlns:w="http://schemas.openxmlformats.org/wordprocessingml/2006/main">
+        <w:rPr>
+          <w:b/>
+          <w:bCs/>
+          <w:rFonts w:ascii="Times New Roman" w:hAnsi="Times New Roman"/>
+          <w:sz w:val="24"/>
+          <w:szCs w:val="24"/>
+        </w:rPr>
+        <w:t xml:space="preserve">    A)  </w:t>
+      </w:r>
+      <m:oMath xmlns:m="http://schemas.openxmlformats.org/officeDocument/2006/math">
+        <m:r xmlns:m="http://schemas.openxmlformats.org/officeDocument/2006/math">
+          <m:rPr>
+            <m:rFont m:val="Cambria Math"/>
+            <m:sty m:val="p"/>
+          </m:rPr>
+          <m:t xml:space="preserve">(2x−y)</m:t>
+        </m:r>
+        <m:sSup xmlns:m="http://schemas.openxmlformats.org/officeDocument/2006/math">
+          <m:e>
+            <m:r xmlns:m="http://schemas.openxmlformats.org/officeDocument/2006/math">
+              <m:rPr>
+                <m:rFont m:val="Cambria Math"/>
+                <m:sty m:val="p"/>
+              </m:rPr>
+              <m:t xml:space="preserve"/>
+            </m:r>
+          </m:e>
+          <m:sup>
+            <m:r xmlns:m="http://schemas.openxmlformats.org/officeDocument/2006/math">
+              <m:rPr>
+                <m:rFont m:val="Cambria Math"/>
+                <m:sty m:val="p"/>
+              </m:rPr>
+              <m:t xml:space="preserve">2</m:t>
+            </m:r>
+          </m:sup>
+        </m:sSup>
+        <m:r xmlns:m="http://schemas.openxmlformats.org/officeDocument/2006/math">
+          <m:rPr>
+            <m:rFont m:val="Cambria Math"/>
+            <m:sty m:val="p"/>
+          </m:rPr>
+          <m:t xml:space="preserve">−9</m:t>
+        </m:r>
+      </m:oMath>
+    </w:p>
+    <w:p xmlns:w="http://schemas.openxmlformats.org/wordprocessingml/2006/main" xmlns:m="http://schemas.openxmlformats.org/officeDocument/2006/math">
+      <w:pPr>
+        <w:spacing w:after="50"/>
+        <w:ind w:left="360"/>
+      </w:pPr>
+      <w:r xmlns:w="http://schemas.openxmlformats.org/wordprocessingml/2006/main">
+        <w:rPr>
+          <w:b/>
+          <w:bCs/>
+          <w:rFonts w:ascii="Times New Roman" w:hAnsi="Times New Roman"/>
+          <w:sz w:val="24"/>
+          <w:szCs w:val="24"/>
+        </w:rPr>
+        <w:t xml:space="preserve">    B)  </w:t>
+      </w:r>
+      <m:oMath xmlns:m="http://schemas.openxmlformats.org/officeDocument/2006/math">
+        <m:r xmlns:m="http://schemas.openxmlformats.org/officeDocument/2006/math">
+          <m:rPr>
+            <m:rFont m:val="Cambria Math"/>
+            <m:sty m:val="p"/>
+          </m:rPr>
+          <m:t xml:space="preserve">(2x−y−3)(2x−y+3)</m:t>
+        </m:r>
+      </m:oMath>
+    </w:p>
+    <w:p xmlns:w="http://schemas.openxmlformats.org/wordprocessingml/2006/main" xmlns:m="http://schemas.openxmlformats.org/officeDocument/2006/math">
+      <w:pPr>
+        <w:spacing w:after="50"/>
+        <w:ind w:left="360"/>
+      </w:pPr>
+      <w:r xmlns:w="http://schemas.openxmlformats.org/wordprocessingml/2006/main">
+        <w:rPr>
+          <w:b/>
+          <w:bCs/>
+          <w:rFonts w:ascii="Times New Roman" w:hAnsi="Times New Roman"/>
+          <w:sz w:val="24"/>
+          <w:szCs w:val="24"/>
+        </w:rPr>
+        <w:t xml:space="preserve">    C)  </w:t>
+      </w:r>
+      <m:oMath xmlns:m="http://schemas.openxmlformats.org/officeDocument/2006/math">
+        <m:r xmlns:m="http://schemas.openxmlformats.org/officeDocument/2006/math">
+          <m:rPr>
+            <m:rFont m:val="Cambria Math"/>
+            <m:sty m:val="p"/>
+          </m:rPr>
+          <m:t xml:space="preserve">(2x−y−3)</m:t>
+        </m:r>
+        <m:sSup xmlns:m="http://schemas.openxmlformats.org/officeDocument/2006/math">
+          <m:e>
+            <m:r xmlns:m="http://schemas.openxmlformats.org/officeDocument/2006/math">
+              <m:rPr>
+                <m:rFont m:val="Cambria Math"/>
+                <m:sty m:val="p"/>
+              </m:rPr>
+              <m:t xml:space="preserve"/>
+            </m:r>
+          </m:e>
+          <m:sup>
+            <m:r xmlns:m="http://schemas.openxmlformats.org/officeDocument/2006/math">
+              <m:rPr>
+                <m:rFont m:val="Cambria Math"/>
+                <m:sty m:val="p"/>
+              </m:rPr>
+              <m:t xml:space="preserve">2</m:t>
+            </m:r>
+          </m:sup>
+        </m:sSup>
+      </m:oMath>
+    </w:p>
+    <w:p xmlns:w="http://schemas.openxmlformats.org/wordprocessingml/2006/main" xmlns:m="http://schemas.openxmlformats.org/officeDocument/2006/math">
+      <w:pPr>
+        <w:spacing w:after="50"/>
+        <w:ind w:left="360"/>
+      </w:pPr>
+      <w:r xmlns:w="http://schemas.openxmlformats.org/wordprocessingml/2006/main">
+        <w:rPr>
+          <w:b/>
+          <w:bCs/>
+          <w:rFonts w:ascii="Times New Roman" w:hAnsi="Times New Roman"/>
+          <w:sz w:val="24"/>
+          <w:szCs w:val="24"/>
+        </w:rPr>
+        <w:t xml:space="preserve">    D)  </w:t>
+      </w:r>
+      <m:oMath xmlns:m="http://schemas.openxmlformats.org/officeDocument/2006/math">
+        <m:r xmlns:m="http://schemas.openxmlformats.org/officeDocument/2006/math">
+          <m:rPr>
+            <m:rFont m:val="Cambria Math"/>
+            <m:sty m:val="p"/>
+          </m:rPr>
+          <m:t xml:space="preserve">4(x−y)</m:t>
+        </m:r>
+        <m:sSup xmlns:m="http://schemas.openxmlformats.org/officeDocument/2006/math">
+          <m:e>
+            <m:r xmlns:m="http://schemas.openxmlformats.org/officeDocument/2006/math">
+              <m:rPr>
+                <m:rFont m:val="Cambria Math"/>
+                <m:sty m:val="p"/>
+              </m:rPr>
+              <m:t xml:space="preserve"/>
+            </m:r>
+          </m:e>
+          <m:sup>
+            <m:r xmlns:m="http://schemas.openxmlformats.org/officeDocument/2006/math">
+              <m:rPr>
+                <m:rFont m:val="Cambria Math"/>
+                <m:sty m:val="p"/>
+              </m:rPr>
+              <m:t xml:space="preserve">2</m:t>
+            </m:r>
+          </m:sup>
+        </m:sSup>
+        <m:r xmlns:m="http://schemas.openxmlformats.org/officeDocument/2006/math">
+          <m:rPr>
+            <m:rFont m:val="Cambria Math"/>
+            <m:sty m:val="p"/>
+          </m:rPr>
+          <m:t xml:space="preserve">−9</m:t>
+        </m:r>
+      </m:oMath>
+    </w:p>
+    <w:p xmlns:w="http://schemas.openxmlformats.org/wordprocessingml/2006/main">
+      <w:pPr>
+        <w:spacing w:after="60"/>
+      </w:pPr>
+      <w:r xmlns:w="http://schemas.openxmlformats.org/wordprocessingml/2006/main">
+        <w:rPr>
+          <w:rFonts w:ascii="Times New Roman" w:hAnsi="Times New Roman"/>
+          <w:sz w:val="18"/>
+          <w:szCs w:val="18"/>
+        </w:rPr>
+        <w:t xml:space="preserve"/>
+      </w:r>
+    </w:p>
+    <w:p xmlns:w="http://schemas.openxmlformats.org/wordprocessingml/2006/main" xmlns:m="http://schemas.openxmlformats.org/officeDocument/2006/math">
+      <w:pPr>
+        <w:spacing w:after="80"/>
+      </w:pPr>
+      <w:r xmlns:w="http://schemas.openxmlformats.org/wordprocessingml/2006/main">
+        <w:rPr>
+          <w:b/>
+          <w:bCs/>
+          <w:rFonts w:ascii="Times New Roman" w:hAnsi="Times New Roman"/>
+          <w:sz w:val="24"/>
+          <w:szCs w:val="24"/>
+        </w:rPr>
+        <w:t xml:space="preserve">27.  </w:t>
+      </w:r>
+      <m:oMath xmlns:m="http://schemas.openxmlformats.org/officeDocument/2006/math">
+        <m:r xmlns:m="http://schemas.openxmlformats.org/officeDocument/2006/math">
+          <m:rPr>
+            <m:rFont m:val="Cambria Math"/>
+            <m:sty m:val="p"/>
+          </m:rPr>
+          <m:t xml:space="preserve">P(x) = </m:t>
+        </m:r>
+        <m:sSup xmlns:m="http://schemas.openxmlformats.org/officeDocument/2006/math">
+          <m:e>
+            <m:r xmlns:m="http://schemas.openxmlformats.org/officeDocument/2006/math">
+              <m:rPr>
+                <m:rFont m:val="Cambria Math"/>
+                <m:sty m:val="p"/>
+              </m:rPr>
+              <m:t xml:space="preserve">x</m:t>
+            </m:r>
+          </m:e>
+          <m:sup>
+            <m:r xmlns:m="http://schemas.openxmlformats.org/officeDocument/2006/math">
+              <m:rPr>
+                <m:rFont m:val="Cambria Math"/>
+                <m:sty m:val="p"/>
+              </m:rPr>
+              <m:t xml:space="preserve">2</m:t>
+            </m:r>
+          </m:sup>
+        </m:sSup>
+        <m:r xmlns:m="http://schemas.openxmlformats.org/officeDocument/2006/math">
+          <m:rPr>
+            <m:rFont m:val="Cambria Math"/>
+            <m:sty m:val="p"/>
+          </m:rPr>
+          <m:t xml:space="preserve">+10x+21</m:t>
+        </m:r>
+      </m:oMath>
+    </w:p>
+    <w:p xmlns:w="http://schemas.openxmlformats.org/wordprocessingml/2006/main" xmlns:m="http://schemas.openxmlformats.org/officeDocument/2006/math">
+      <w:pPr>
+        <w:spacing w:after="50"/>
+        <w:ind w:left="360"/>
+      </w:pPr>
+      <w:r xmlns:w="http://schemas.openxmlformats.org/wordprocessingml/2006/main">
+        <w:rPr>
+          <w:b/>
+          <w:bCs/>
+          <w:rFonts w:ascii="Times New Roman" w:hAnsi="Times New Roman"/>
+          <w:sz w:val="24"/>
+          <w:szCs w:val="24"/>
+        </w:rPr>
+        <w:t xml:space="preserve">    A)  </w:t>
+      </w:r>
+      <m:oMath xmlns:m="http://schemas.openxmlformats.org/officeDocument/2006/math">
+        <m:r xmlns:m="http://schemas.openxmlformats.org/officeDocument/2006/math">
+          <m:rPr>
+            <m:rFont m:val="Cambria Math"/>
+            <m:sty m:val="p"/>
+          </m:rPr>
+          <m:t xml:space="preserve">(x+1)(x+21)</m:t>
+        </m:r>
+      </m:oMath>
+    </w:p>
+    <w:p xmlns:w="http://schemas.openxmlformats.org/wordprocessingml/2006/main" xmlns:m="http://schemas.openxmlformats.org/officeDocument/2006/math">
+      <w:pPr>
+        <w:spacing w:after="50"/>
+        <w:ind w:left="360"/>
+      </w:pPr>
+      <w:r xmlns:w="http://schemas.openxmlformats.org/wordprocessingml/2006/main">
+        <w:rPr>
+          <w:b/>
+          <w:bCs/>
+          <w:rFonts w:ascii="Times New Roman" w:hAnsi="Times New Roman"/>
+          <w:sz w:val="24"/>
+          <w:szCs w:val="24"/>
+        </w:rPr>
+        <w:t xml:space="preserve">    B)  </w:t>
+      </w:r>
+      <m:oMath xmlns:m="http://schemas.openxmlformats.org/officeDocument/2006/math">
+        <m:r xmlns:m="http://schemas.openxmlformats.org/officeDocument/2006/math">
+          <m:rPr>
+            <m:rFont m:val="Cambria Math"/>
+            <m:sty m:val="p"/>
+          </m:rPr>
+          <m:t xml:space="preserve">(x+10)(x+21)</m:t>
+        </m:r>
+      </m:oMath>
+    </w:p>
+    <w:p xmlns:w="http://schemas.openxmlformats.org/wordprocessingml/2006/main" xmlns:m="http://schemas.openxmlformats.org/officeDocument/2006/math">
+      <w:pPr>
+        <w:spacing w:after="50"/>
+        <w:ind w:left="360"/>
+      </w:pPr>
+      <w:r xmlns:w="http://schemas.openxmlformats.org/wordprocessingml/2006/main">
+        <w:rPr>
+          <w:b/>
+          <w:bCs/>
+          <w:rFonts w:ascii="Times New Roman" w:hAnsi="Times New Roman"/>
+          <w:sz w:val="24"/>
+          <w:szCs w:val="24"/>
+        </w:rPr>
+        <w:t xml:space="preserve">    C)  </w:t>
+      </w:r>
+      <m:oMath xmlns:m="http://schemas.openxmlformats.org/officeDocument/2006/math">
+        <m:r xmlns:m="http://schemas.openxmlformats.org/officeDocument/2006/math">
+          <m:rPr>
+            <m:rFont m:val="Cambria Math"/>
+            <m:sty m:val="p"/>
+          </m:rPr>
+          <m:t xml:space="preserve">(x+3)(x+7)</m:t>
+        </m:r>
+      </m:oMath>
+    </w:p>
+    <w:p xmlns:w="http://schemas.openxmlformats.org/wordprocessingml/2006/main" xmlns:m="http://schemas.openxmlformats.org/officeDocument/2006/math">
+      <w:pPr>
+        <w:spacing w:after="50"/>
+        <w:ind w:left="360"/>
+      </w:pPr>
+      <w:r xmlns:w="http://schemas.openxmlformats.org/wordprocessingml/2006/main">
+        <w:rPr>
+          <w:b/>
+          <w:bCs/>
+          <w:rFonts w:ascii="Times New Roman" w:hAnsi="Times New Roman"/>
+          <w:sz w:val="24"/>
+          <w:szCs w:val="24"/>
+        </w:rPr>
+        <w:t xml:space="preserve">    D)  </w:t>
+      </w:r>
+      <m:oMath xmlns:m="http://schemas.openxmlformats.org/officeDocument/2006/math">
+        <m:r xmlns:m="http://schemas.openxmlformats.org/officeDocument/2006/math">
+          <m:rPr>
+            <m:rFont m:val="Cambria Math"/>
+            <m:sty m:val="p"/>
+          </m:rPr>
+          <m:t xml:space="preserve">(x+5)</m:t>
+        </m:r>
+        <m:sSup xmlns:m="http://schemas.openxmlformats.org/officeDocument/2006/math">
+          <m:e>
+            <m:r xmlns:m="http://schemas.openxmlformats.org/officeDocument/2006/math">
+              <m:rPr>
+                <m:rFont m:val="Cambria Math"/>
+                <m:sty m:val="p"/>
+              </m:rPr>
+              <m:t xml:space="preserve"/>
+            </m:r>
+          </m:e>
+          <m:sup>
+            <m:r xmlns:m="http://schemas.openxmlformats.org/officeDocument/2006/math">
+              <m:rPr>
+                <m:rFont m:val="Cambria Math"/>
+                <m:sty m:val="p"/>
+              </m:rPr>
+              <m:t xml:space="preserve">2</m:t>
+            </m:r>
+          </m:sup>
+        </m:sSup>
+        <m:r xmlns:m="http://schemas.openxmlformats.org/officeDocument/2006/math">
+          <m:rPr>
+            <m:rFont m:val="Cambria Math"/>
+            <m:sty m:val="p"/>
+          </m:rPr>
+          <m:t xml:space="preserve">−4</m:t>
+        </m:r>
+      </m:oMath>
+    </w:p>
+    <w:p xmlns:w="http://schemas.openxmlformats.org/wordprocessingml/2006/main">
+      <w:pPr>
+        <w:spacing w:after="60"/>
+      </w:pPr>
+      <w:r xmlns:w="http://schemas.openxmlformats.org/wordprocessingml/2006/main">
+        <w:rPr>
+          <w:rFonts w:ascii="Times New Roman" w:hAnsi="Times New Roman"/>
+          <w:sz w:val="18"/>
+          <w:szCs w:val="18"/>
+        </w:rPr>
+        <w:t xml:space="preserve"/>
+      </w:r>
+    </w:p>
+    <w:p xmlns:w="http://schemas.openxmlformats.org/wordprocessingml/2006/main" xmlns:m="http://schemas.openxmlformats.org/officeDocument/2006/math">
+      <w:pPr>
+        <w:spacing w:after="80"/>
+      </w:pPr>
+      <w:r xmlns:w="http://schemas.openxmlformats.org/wordprocessingml/2006/main">
+        <w:rPr>
+          <w:b/>
+          <w:bCs/>
+          <w:rFonts w:ascii="Times New Roman" w:hAnsi="Times New Roman"/>
+          <w:sz w:val="24"/>
+          <w:szCs w:val="24"/>
+        </w:rPr>
+        <w:t xml:space="preserve">28.  </w:t>
+      </w:r>
+      <m:oMath xmlns:m="http://schemas.openxmlformats.org/officeDocument/2006/math">
+        <m:r xmlns:m="http://schemas.openxmlformats.org/officeDocument/2006/math">
+          <m:rPr>
+            <m:rFont m:val="Cambria Math"/>
+            <m:sty m:val="p"/>
+          </m:rPr>
+          <m:t xml:space="preserve">P(x) = </m:t>
+        </m:r>
+        <m:sSup xmlns:m="http://schemas.openxmlformats.org/officeDocument/2006/math">
+          <m:e>
+            <m:r xmlns:m="http://schemas.openxmlformats.org/officeDocument/2006/math">
+              <m:rPr>
+                <m:rFont m:val="Cambria Math"/>
+                <m:sty m:val="p"/>
+              </m:rPr>
+              <m:t xml:space="preserve">x</m:t>
+            </m:r>
+          </m:e>
+          <m:sup>
+            <m:r xmlns:m="http://schemas.openxmlformats.org/officeDocument/2006/math">
+              <m:rPr>
+                <m:rFont m:val="Cambria Math"/>
+                <m:sty m:val="p"/>
+              </m:rPr>
+              <m:t xml:space="preserve">2</m:t>
+            </m:r>
+          </m:sup>
+        </m:sSup>
+        <m:r xmlns:m="http://schemas.openxmlformats.org/officeDocument/2006/math">
+          <m:rPr>
+            <m:rFont m:val="Cambria Math"/>
+            <m:sty m:val="p"/>
+          </m:rPr>
+          <m:t xml:space="preserve">−7x+12</m:t>
+        </m:r>
+      </m:oMath>
+    </w:p>
+    <w:p xmlns:w="http://schemas.openxmlformats.org/wordprocessingml/2006/main" xmlns:m="http://schemas.openxmlformats.org/officeDocument/2006/math">
+      <w:pPr>
+        <w:spacing w:after="50"/>
+        <w:ind w:left="360"/>
+      </w:pPr>
+      <w:r xmlns:w="http://schemas.openxmlformats.org/wordprocessingml/2006/main">
+        <w:rPr>
+          <w:b/>
+          <w:bCs/>
+          <w:rFonts w:ascii="Times New Roman" w:hAnsi="Times New Roman"/>
+          <w:sz w:val="24"/>
+          <w:szCs w:val="24"/>
+        </w:rPr>
+        <w:t xml:space="preserve">    A)  </w:t>
+      </w:r>
+      <m:oMath xmlns:m="http://schemas.openxmlformats.org/officeDocument/2006/math">
+        <m:r xmlns:m="http://schemas.openxmlformats.org/officeDocument/2006/math">
+          <m:rPr>
+            <m:rFont m:val="Cambria Math"/>
+            <m:sty m:val="p"/>
+          </m:rPr>
+          <m:t xml:space="preserve">(x−7)(x+12)</m:t>
+        </m:r>
+      </m:oMath>
+    </w:p>
+    <w:p xmlns:w="http://schemas.openxmlformats.org/wordprocessingml/2006/main" xmlns:m="http://schemas.openxmlformats.org/officeDocument/2006/math">
+      <w:pPr>
+        <w:spacing w:after="50"/>
+        <w:ind w:left="360"/>
+      </w:pPr>
+      <w:r xmlns:w="http://schemas.openxmlformats.org/wordprocessingml/2006/main">
+        <w:rPr>
+          <w:b/>
+          <w:bCs/>
+          <w:rFonts w:ascii="Times New Roman" w:hAnsi="Times New Roman"/>
+          <w:sz w:val="24"/>
+          <w:szCs w:val="24"/>
+        </w:rPr>
+        <w:t xml:space="preserve">    B)  </w:t>
+      </w:r>
+      <m:oMath xmlns:m="http://schemas.openxmlformats.org/officeDocument/2006/math">
+        <m:r xmlns:m="http://schemas.openxmlformats.org/officeDocument/2006/math">
+          <m:rPr>
+            <m:rFont m:val="Cambria Math"/>
+            <m:sty m:val="p"/>
+          </m:rPr>
+          <m:t xml:space="preserve">(x−1)(x−12)</m:t>
+        </m:r>
+      </m:oMath>
+    </w:p>
+    <w:p xmlns:w="http://schemas.openxmlformats.org/wordprocessingml/2006/main" xmlns:m="http://schemas.openxmlformats.org/officeDocument/2006/math">
+      <w:pPr>
+        <w:spacing w:after="50"/>
+        <w:ind w:left="360"/>
+      </w:pPr>
+      <w:r xmlns:w="http://schemas.openxmlformats.org/wordprocessingml/2006/main">
+        <w:rPr>
+          <w:b/>
+          <w:bCs/>
+          <w:rFonts w:ascii="Times New Roman" w:hAnsi="Times New Roman"/>
+          <w:sz w:val="24"/>
+          <w:szCs w:val="24"/>
+        </w:rPr>
+        <w:t xml:space="preserve">    C)  </w:t>
+      </w:r>
+      <m:oMath xmlns:m="http://schemas.openxmlformats.org/officeDocument/2006/math">
+        <m:r xmlns:m="http://schemas.openxmlformats.org/officeDocument/2006/math">
+          <m:rPr>
+            <m:rFont m:val="Cambria Math"/>
+            <m:sty m:val="p"/>
+          </m:rPr>
+          <m:t xml:space="preserve">(x−6)(x−2)</m:t>
+        </m:r>
+      </m:oMath>
+    </w:p>
+    <w:p xmlns:w="http://schemas.openxmlformats.org/wordprocessingml/2006/main" xmlns:m="http://schemas.openxmlformats.org/officeDocument/2006/math">
+      <w:pPr>
+        <w:spacing w:after="50"/>
+        <w:ind w:left="360"/>
+      </w:pPr>
+      <w:r xmlns:w="http://schemas.openxmlformats.org/wordprocessingml/2006/main">
+        <w:rPr>
+          <w:b/>
+          <w:bCs/>
+          <w:rFonts w:ascii="Times New Roman" w:hAnsi="Times New Roman"/>
+          <w:sz w:val="24"/>
+          <w:szCs w:val="24"/>
+        </w:rPr>
+        <w:t xml:space="preserve">    D)  </w:t>
+      </w:r>
+      <m:oMath xmlns:m="http://schemas.openxmlformats.org/officeDocument/2006/math">
+        <m:r xmlns:m="http://schemas.openxmlformats.org/officeDocument/2006/math">
+          <m:rPr>
+            <m:rFont m:val="Cambria Math"/>
+            <m:sty m:val="p"/>
+          </m:rPr>
+          <m:t xml:space="preserve">(x−3)(x−4)</m:t>
+        </m:r>
+      </m:oMath>
+    </w:p>
+    <w:p xmlns:w="http://schemas.openxmlformats.org/wordprocessingml/2006/main">
+      <w:pPr>
+        <w:spacing w:after="60"/>
+      </w:pPr>
+      <w:r xmlns:w="http://schemas.openxmlformats.org/wordprocessingml/2006/main">
+        <w:rPr>
+          <w:rFonts w:ascii="Times New Roman" w:hAnsi="Times New Roman"/>
+          <w:sz w:val="18"/>
+          <w:szCs w:val="18"/>
+        </w:rPr>
+        <w:t xml:space="preserve"/>
+      </w:r>
+    </w:p>
+    <w:p xmlns:w="http://schemas.openxmlformats.org/wordprocessingml/2006/main" xmlns:m="http://schemas.openxmlformats.org/officeDocument/2006/math">
+      <w:pPr>
+        <w:spacing w:after="80"/>
+      </w:pPr>
+      <w:r xmlns:w="http://schemas.openxmlformats.org/wordprocessingml/2006/main">
+        <w:rPr>
+          <w:b/>
+          <w:bCs/>
+          <w:rFonts w:ascii="Times New Roman" w:hAnsi="Times New Roman"/>
+          <w:sz w:val="24"/>
+          <w:szCs w:val="24"/>
+        </w:rPr>
+        <w:t xml:space="preserve">29.  </w:t>
+      </w:r>
+      <m:oMath xmlns:m="http://schemas.openxmlformats.org/officeDocument/2006/math">
+        <m:r xmlns:m="http://schemas.openxmlformats.org/officeDocument/2006/math">
+          <m:rPr>
+            <m:rFont m:val="Cambria Math"/>
+            <m:sty m:val="p"/>
+          </m:rPr>
+          <m:t xml:space="preserve">P(x) = </m:t>
+        </m:r>
+        <m:sSup xmlns:m="http://schemas.openxmlformats.org/officeDocument/2006/math">
+          <m:e>
+            <m:r xmlns:m="http://schemas.openxmlformats.org/officeDocument/2006/math">
+              <m:rPr>
+                <m:rFont m:val="Cambria Math"/>
+                <m:sty m:val="p"/>
+              </m:rPr>
+              <m:t xml:space="preserve">x</m:t>
+            </m:r>
+          </m:e>
+          <m:sup>
+            <m:r xmlns:m="http://schemas.openxmlformats.org/officeDocument/2006/math">
+              <m:rPr>
+                <m:rFont m:val="Cambria Math"/>
+                <m:sty m:val="p"/>
+              </m:rPr>
+              <m:t xml:space="preserve">2</m:t>
+            </m:r>
+          </m:sup>
+        </m:sSup>
+        <m:r xmlns:m="http://schemas.openxmlformats.org/officeDocument/2006/math">
+          <m:rPr>
+            <m:rFont m:val="Cambria Math"/>
+            <m:sty m:val="p"/>
+          </m:rPr>
+          <m:t xml:space="preserve">+x−12</m:t>
+        </m:r>
+      </m:oMath>
+    </w:p>
+    <w:p xmlns:w="http://schemas.openxmlformats.org/wordprocessingml/2006/main" xmlns:m="http://schemas.openxmlformats.org/officeDocument/2006/math">
+      <w:pPr>
+        <w:spacing w:after="50"/>
+        <w:ind w:left="360"/>
+      </w:pPr>
+      <w:r xmlns:w="http://schemas.openxmlformats.org/wordprocessingml/2006/main">
+        <w:rPr>
+          <w:b/>
+          <w:bCs/>
+          <w:rFonts w:ascii="Times New Roman" w:hAnsi="Times New Roman"/>
+          <w:sz w:val="24"/>
+          <w:szCs w:val="24"/>
+        </w:rPr>
+        <w:t xml:space="preserve">    A)  </w:t>
+      </w:r>
+      <m:oMath xmlns:m="http://schemas.openxmlformats.org/officeDocument/2006/math">
+        <m:r xmlns:m="http://schemas.openxmlformats.org/officeDocument/2006/math">
+          <m:rPr>
+            <m:rFont m:val="Cambria Math"/>
+            <m:sty m:val="p"/>
+          </m:rPr>
+          <m:t xml:space="preserve">(x+4)(x−3)</m:t>
+        </m:r>
+      </m:oMath>
+    </w:p>
+    <w:p xmlns:w="http://schemas.openxmlformats.org/wordprocessingml/2006/main" xmlns:m="http://schemas.openxmlformats.org/officeDocument/2006/math">
+      <w:pPr>
+        <w:spacing w:after="50"/>
+        <w:ind w:left="360"/>
+      </w:pPr>
+      <w:r xmlns:w="http://schemas.openxmlformats.org/wordprocessingml/2006/main">
+        <w:rPr>
+          <w:b/>
+          <w:bCs/>
+          <w:rFonts w:ascii="Times New Roman" w:hAnsi="Times New Roman"/>
+          <w:sz w:val="24"/>
+          <w:szCs w:val="24"/>
+        </w:rPr>
+        <w:t xml:space="preserve">    B)  </w:t>
+      </w:r>
+      <m:oMath xmlns:m="http://schemas.openxmlformats.org/officeDocument/2006/math">
+        <m:r xmlns:m="http://schemas.openxmlformats.org/officeDocument/2006/math">
+          <m:rPr>
+            <m:rFont m:val="Cambria Math"/>
+            <m:sty m:val="p"/>
+          </m:rPr>
+          <m:t xml:space="preserve">(x+1)(x−12)</m:t>
+        </m:r>
+      </m:oMath>
+    </w:p>
+    <w:p xmlns:w="http://schemas.openxmlformats.org/wordprocessingml/2006/main" xmlns:m="http://schemas.openxmlformats.org/officeDocument/2006/math">
+      <w:pPr>
+        <w:spacing w:after="50"/>
+        <w:ind w:left="360"/>
+      </w:pPr>
+      <w:r xmlns:w="http://schemas.openxmlformats.org/wordprocessingml/2006/main">
+        <w:rPr>
+          <w:b/>
+          <w:bCs/>
+          <w:rFonts w:ascii="Times New Roman" w:hAnsi="Times New Roman"/>
+          <w:sz w:val="24"/>
+          <w:szCs w:val="24"/>
+        </w:rPr>
+        <w:t xml:space="preserve">    C)  </w:t>
+      </w:r>
+      <m:oMath xmlns:m="http://schemas.openxmlformats.org/officeDocument/2006/math">
+        <m:r xmlns:m="http://schemas.openxmlformats.org/officeDocument/2006/math">
+          <m:rPr>
+            <m:rFont m:val="Cambria Math"/>
+            <m:sty m:val="p"/>
+          </m:rPr>
+          <m:t xml:space="preserve">(x+6)(x−2)</m:t>
+        </m:r>
+      </m:oMath>
+    </w:p>
+    <w:p xmlns:w="http://schemas.openxmlformats.org/wordprocessingml/2006/main" xmlns:m="http://schemas.openxmlformats.org/officeDocument/2006/math">
+      <w:pPr>
+        <w:spacing w:after="50"/>
+        <w:ind w:left="360"/>
+      </w:pPr>
+      <w:r xmlns:w="http://schemas.openxmlformats.org/wordprocessingml/2006/main">
+        <w:rPr>
+          <w:b/>
+          <w:bCs/>
+          <w:rFonts w:ascii="Times New Roman" w:hAnsi="Times New Roman"/>
+          <w:sz w:val="24"/>
+          <w:szCs w:val="24"/>
+        </w:rPr>
+        <w:t xml:space="preserve">    D)  </w:t>
+      </w:r>
+      <m:oMath xmlns:m="http://schemas.openxmlformats.org/officeDocument/2006/math">
+        <m:r xmlns:m="http://schemas.openxmlformats.org/officeDocument/2006/math">
+          <m:rPr>
+            <m:rFont m:val="Cambria Math"/>
+            <m:sty m:val="p"/>
+          </m:rPr>
+          <m:t xml:space="preserve">(x+12)(x−1)</m:t>
+        </m:r>
+      </m:oMath>
+    </w:p>
+    <w:p xmlns:w="http://schemas.openxmlformats.org/wordprocessingml/2006/main">
+      <w:pPr>
+        <w:spacing w:after="60"/>
+      </w:pPr>
+      <w:r xmlns:w="http://schemas.openxmlformats.org/wordprocessingml/2006/main">
+        <w:rPr>
+          <w:rFonts w:ascii="Times New Roman" w:hAnsi="Times New Roman"/>
+          <w:sz w:val="18"/>
+          <w:szCs w:val="18"/>
+        </w:rPr>
+        <w:t xml:space="preserve"/>
+      </w:r>
+    </w:p>
+    <w:p xmlns:w="http://schemas.openxmlformats.org/wordprocessingml/2006/main" xmlns:m="http://schemas.openxmlformats.org/officeDocument/2006/math">
+      <w:pPr>
+        <w:spacing w:after="80"/>
+      </w:pPr>
+      <w:r xmlns:w="http://schemas.openxmlformats.org/wordprocessingml/2006/main">
+        <w:rPr>
+          <w:b/>
+          <w:bCs/>
+          <w:rFonts w:ascii="Times New Roman" w:hAnsi="Times New Roman"/>
+          <w:sz w:val="24"/>
+          <w:szCs w:val="24"/>
+        </w:rPr>
+        <w:t xml:space="preserve">30.  </w:t>
+      </w:r>
+      <m:oMath xmlns:m="http://schemas.openxmlformats.org/officeDocument/2006/math">
+        <m:r xmlns:m="http://schemas.openxmlformats.org/officeDocument/2006/math">
+          <m:rPr>
+            <m:rFont m:val="Cambria Math"/>
+            <m:sty m:val="p"/>
+          </m:rPr>
+          <m:t xml:space="preserve">P(x) = </m:t>
+        </m:r>
+        <m:sSup xmlns:m="http://schemas.openxmlformats.org/officeDocument/2006/math">
+          <m:e>
+            <m:r xmlns:m="http://schemas.openxmlformats.org/officeDocument/2006/math">
+              <m:rPr>
+                <m:rFont m:val="Cambria Math"/>
+                <m:sty m:val="p"/>
+              </m:rPr>
+              <m:t xml:space="preserve">x</m:t>
+            </m:r>
+          </m:e>
+          <m:sup>
+            <m:r xmlns:m="http://schemas.openxmlformats.org/officeDocument/2006/math">
+              <m:rPr>
+                <m:rFont m:val="Cambria Math"/>
+                <m:sty m:val="p"/>
+              </m:rPr>
+              <m:t xml:space="preserve">2</m:t>
+            </m:r>
+          </m:sup>
+        </m:sSup>
+        <m:r xmlns:m="http://schemas.openxmlformats.org/officeDocument/2006/math">
+          <m:rPr>
+            <m:rFont m:val="Cambria Math"/>
+            <m:sty m:val="p"/>
+          </m:rPr>
+          <m:t xml:space="preserve">−5x−14</m:t>
+        </m:r>
+      </m:oMath>
+    </w:p>
+    <w:p xmlns:w="http://schemas.openxmlformats.org/wordprocessingml/2006/main" xmlns:m="http://schemas.openxmlformats.org/officeDocument/2006/math">
+      <w:pPr>
+        <w:spacing w:after="50"/>
+        <w:ind w:left="360"/>
+      </w:pPr>
+      <w:r xmlns:w="http://schemas.openxmlformats.org/wordprocessingml/2006/main">
+        <w:rPr>
+          <w:b/>
+          <w:bCs/>
+          <w:rFonts w:ascii="Times New Roman" w:hAnsi="Times New Roman"/>
+          <w:sz w:val="24"/>
+          <w:szCs w:val="24"/>
+        </w:rPr>
+        <w:t xml:space="preserve">    A)  </w:t>
+      </w:r>
+      <m:oMath xmlns:m="http://schemas.openxmlformats.org/officeDocument/2006/math">
+        <m:r xmlns:m="http://schemas.openxmlformats.org/officeDocument/2006/math">
+          <m:rPr>
+            <m:rFont m:val="Cambria Math"/>
+            <m:sty m:val="p"/>
+          </m:rPr>
+          <m:t xml:space="preserve">(x−5)(x−14)</m:t>
+        </m:r>
+      </m:oMath>
+    </w:p>
+    <w:p xmlns:w="http://schemas.openxmlformats.org/wordprocessingml/2006/main" xmlns:m="http://schemas.openxmlformats.org/officeDocument/2006/math">
+      <w:pPr>
+        <w:spacing w:after="50"/>
+        <w:ind w:left="360"/>
+      </w:pPr>
+      <w:r xmlns:w="http://schemas.openxmlformats.org/wordprocessingml/2006/main">
+        <w:rPr>
+          <w:b/>
+          <w:bCs/>
+          <w:rFonts w:ascii="Times New Roman" w:hAnsi="Times New Roman"/>
+          <w:sz w:val="24"/>
+          <w:szCs w:val="24"/>
+        </w:rPr>
+        <w:t xml:space="preserve">    B)  </w:t>
+      </w:r>
+      <m:oMath xmlns:m="http://schemas.openxmlformats.org/officeDocument/2006/math">
+        <m:r xmlns:m="http://schemas.openxmlformats.org/officeDocument/2006/math">
+          <m:rPr>
+            <m:rFont m:val="Cambria Math"/>
+            <m:sty m:val="p"/>
+          </m:rPr>
+          <m:t xml:space="preserve">(x−7)(x+2)</m:t>
+        </m:r>
+      </m:oMath>
+    </w:p>
+    <w:p xmlns:w="http://schemas.openxmlformats.org/wordprocessingml/2006/main" xmlns:m="http://schemas.openxmlformats.org/officeDocument/2006/math">
+      <w:pPr>
+        <w:spacing w:after="50"/>
+        <w:ind w:left="360"/>
+      </w:pPr>
+      <w:r xmlns:w="http://schemas.openxmlformats.org/wordprocessingml/2006/main">
+        <w:rPr>
+          <w:b/>
+          <w:bCs/>
+          <w:rFonts w:ascii="Times New Roman" w:hAnsi="Times New Roman"/>
+          <w:sz w:val="24"/>
+          <w:szCs w:val="24"/>
+        </w:rPr>
+        <w:t xml:space="preserve">    C)  </w:t>
+      </w:r>
+      <m:oMath xmlns:m="http://schemas.openxmlformats.org/officeDocument/2006/math">
+        <m:r xmlns:m="http://schemas.openxmlformats.org/officeDocument/2006/math">
+          <m:rPr>
+            <m:rFont m:val="Cambria Math"/>
+            <m:sty m:val="p"/>
+          </m:rPr>
+          <m:t xml:space="preserve">(x−14)(x+1)</m:t>
+        </m:r>
+      </m:oMath>
+    </w:p>
+    <w:p xmlns:w="http://schemas.openxmlformats.org/wordprocessingml/2006/main" xmlns:m="http://schemas.openxmlformats.org/officeDocument/2006/math">
+      <w:pPr>
+        <w:spacing w:after="50"/>
+        <w:ind w:left="360"/>
+      </w:pPr>
+      <w:r xmlns:w="http://schemas.openxmlformats.org/wordprocessingml/2006/main">
+        <w:rPr>
+          <w:b/>
+          <w:bCs/>
+          <w:rFonts w:ascii="Times New Roman" w:hAnsi="Times New Roman"/>
+          <w:sz w:val="24"/>
+          <w:szCs w:val="24"/>
+        </w:rPr>
+        <w:t xml:space="preserve">    D)  </w:t>
+      </w:r>
+      <m:oMath xmlns:m="http://schemas.openxmlformats.org/officeDocument/2006/math">
+        <m:r xmlns:m="http://schemas.openxmlformats.org/officeDocument/2006/math">
+          <m:rPr>
+            <m:rFont m:val="Cambria Math"/>
+            <m:sty m:val="p"/>
+          </m:rPr>
+          <m:t xml:space="preserve">(x+7)(x−2)</m:t>
+        </m:r>
+      </m:oMath>
+    </w:p>
+    <w:p xmlns:w="http://schemas.openxmlformats.org/wordprocessingml/2006/main">
+      <w:pPr>
+        <w:spacing w:after="60"/>
+      </w:pPr>
+      <w:r xmlns:w="http://schemas.openxmlformats.org/wordprocessingml/2006/main">
+        <w:rPr>
+          <w:rFonts w:ascii="Times New Roman" w:hAnsi="Times New Roman"/>
+          <w:sz w:val="18"/>
+          <w:szCs w:val="18"/>
+        </w:rPr>
+        <w:t xml:space="preserve"/>
+      </w:r>
+    </w:p>
+    <w:p xmlns:w="http://schemas.openxmlformats.org/wordprocessingml/2006/main" xmlns:m="http://schemas.openxmlformats.org/officeDocument/2006/math">
+      <w:pPr>
+        <w:spacing w:after="80"/>
+      </w:pPr>
+      <w:r xmlns:w="http://schemas.openxmlformats.org/wordprocessingml/2006/main">
+        <w:rPr>
+          <w:b/>
+          <w:bCs/>
+          <w:rFonts w:ascii="Times New Roman" w:hAnsi="Times New Roman"/>
+          <w:sz w:val="24"/>
+          <w:szCs w:val="24"/>
+        </w:rPr>
+        <w:t xml:space="preserve">31.  </w:t>
+      </w:r>
+      <m:oMath xmlns:m="http://schemas.openxmlformats.org/officeDocument/2006/math">
+        <m:r xmlns:m="http://schemas.openxmlformats.org/officeDocument/2006/math">
+          <m:rPr>
+            <m:rFont m:val="Cambria Math"/>
+            <m:sty m:val="p"/>
+          </m:rPr>
+          <m:t xml:space="preserve">P(x) = </m:t>
+        </m:r>
+        <m:sSup xmlns:m="http://schemas.openxmlformats.org/officeDocument/2006/math">
+          <m:e>
+            <m:r xmlns:m="http://schemas.openxmlformats.org/officeDocument/2006/math">
+              <m:rPr>
+                <m:rFont m:val="Cambria Math"/>
+                <m:sty m:val="p"/>
+              </m:rPr>
+              <m:t xml:space="preserve">x</m:t>
+            </m:r>
+          </m:e>
+          <m:sup>
+            <m:r xmlns:m="http://schemas.openxmlformats.org/officeDocument/2006/math">
+              <m:rPr>
+                <m:rFont m:val="Cambria Math"/>
+                <m:sty m:val="p"/>
+              </m:rPr>
+              <m:t xml:space="preserve">3</m:t>
+            </m:r>
+          </m:sup>
+        </m:sSup>
+        <m:r xmlns:m="http://schemas.openxmlformats.org/officeDocument/2006/math">
+          <m:rPr>
+            <m:rFont m:val="Cambria Math"/>
+            <m:sty m:val="p"/>
+          </m:rPr>
+          <m:t xml:space="preserve">+8</m:t>
+        </m:r>
+      </m:oMath>
+    </w:p>
+    <w:p xmlns:w="http://schemas.openxmlformats.org/wordprocessingml/2006/main" xmlns:m="http://schemas.openxmlformats.org/officeDocument/2006/math">
+      <w:pPr>
+        <w:spacing w:after="50"/>
+        <w:ind w:left="360"/>
+      </w:pPr>
+      <w:r xmlns:w="http://schemas.openxmlformats.org/wordprocessingml/2006/main">
+        <w:rPr>
+          <w:b/>
+          <w:bCs/>
+          <w:rFonts w:ascii="Times New Roman" w:hAnsi="Times New Roman"/>
+          <w:sz w:val="24"/>
+          <w:szCs w:val="24"/>
+        </w:rPr>
+        <w:t xml:space="preserve">    A)  </w:t>
+      </w:r>
+      <m:oMath xmlns:m="http://schemas.openxmlformats.org/officeDocument/2006/math">
+        <m:r xmlns:m="http://schemas.openxmlformats.org/officeDocument/2006/math">
+          <m:rPr>
+            <m:rFont m:val="Cambria Math"/>
+            <m:sty m:val="p"/>
+          </m:rPr>
+          <m:t xml:space="preserve">(x+2)</m:t>
+        </m:r>
+        <m:sSup xmlns:m="http://schemas.openxmlformats.org/officeDocument/2006/math">
+          <m:e>
+            <m:r xmlns:m="http://schemas.openxmlformats.org/officeDocument/2006/math">
+              <m:rPr>
+                <m:rFont m:val="Cambria Math"/>
+                <m:sty m:val="p"/>
+              </m:rPr>
+              <m:t xml:space="preserve"/>
+            </m:r>
+          </m:e>
+          <m:sup>
+            <m:r xmlns:m="http://schemas.openxmlformats.org/officeDocument/2006/math">
+              <m:rPr>
+                <m:rFont m:val="Cambria Math"/>
+                <m:sty m:val="p"/>
+              </m:rPr>
+              <m:t xml:space="preserve">3</m:t>
+            </m:r>
+          </m:sup>
+        </m:sSup>
+      </m:oMath>
+    </w:p>
+    <w:p xmlns:w="http://schemas.openxmlformats.org/wordprocessingml/2006/main" xmlns:m="http://schemas.openxmlformats.org/officeDocument/2006/math">
+      <w:pPr>
+        <w:spacing w:after="50"/>
+        <w:ind w:left="360"/>
+      </w:pPr>
+      <w:r xmlns:w="http://schemas.openxmlformats.org/wordprocessingml/2006/main">
+        <w:rPr>
+          <w:b/>
+          <w:bCs/>
+          <w:rFonts w:ascii="Times New Roman" w:hAnsi="Times New Roman"/>
+          <w:sz w:val="24"/>
+          <w:szCs w:val="24"/>
+        </w:rPr>
+        <w:t xml:space="preserve">    B)  </w:t>
+      </w:r>
+      <m:oMath xmlns:m="http://schemas.openxmlformats.org/officeDocument/2006/math">
+        <m:r xmlns:m="http://schemas.openxmlformats.org/officeDocument/2006/math">
+          <m:rPr>
+            <m:rFont m:val="Cambria Math"/>
+            <m:sty m:val="p"/>
+          </m:rPr>
+          <m:t xml:space="preserve">(x+8)</m:t>
+        </m:r>
+      </m:oMath>
+    </w:p>
+    <w:p xmlns:w="http://schemas.openxmlformats.org/wordprocessingml/2006/main" xmlns:m="http://schemas.openxmlformats.org/officeDocument/2006/math">
+      <w:pPr>
+        <w:spacing w:after="50"/>
+        <w:ind w:left="360"/>
+      </w:pPr>
+      <w:r xmlns:w="http://schemas.openxmlformats.org/wordprocessingml/2006/main">
+        <w:rPr>
+          <w:b/>
+          <w:bCs/>
+          <w:rFonts w:ascii="Times New Roman" w:hAnsi="Times New Roman"/>
+          <w:sz w:val="24"/>
+          <w:szCs w:val="24"/>
+        </w:rPr>
+        <w:t xml:space="preserve">    C)  </w:t>
+      </w:r>
+      <m:oMath xmlns:m="http://schemas.openxmlformats.org/officeDocument/2006/math">
+        <m:r xmlns:m="http://schemas.openxmlformats.org/officeDocument/2006/math">
+          <m:rPr>
+            <m:rFont m:val="Cambria Math"/>
+            <m:sty m:val="p"/>
+          </m:rPr>
+          <m:t xml:space="preserve">(x+2)(</m:t>
+        </m:r>
+        <m:sSup xmlns:m="http://schemas.openxmlformats.org/officeDocument/2006/math">
+          <m:e>
+            <m:r xmlns:m="http://schemas.openxmlformats.org/officeDocument/2006/math">
+              <m:rPr>
+                <m:rFont m:val="Cambria Math"/>
+                <m:sty m:val="p"/>
+              </m:rPr>
+              <m:t xml:space="preserve">x</m:t>
+            </m:r>
+          </m:e>
+          <m:sup>
+            <m:r xmlns:m="http://schemas.openxmlformats.org/officeDocument/2006/math">
+              <m:rPr>
+                <m:rFont m:val="Cambria Math"/>
+                <m:sty m:val="p"/>
+              </m:rPr>
+              <m:t xml:space="preserve">2</m:t>
+            </m:r>
+          </m:sup>
+        </m:sSup>
+        <m:r xmlns:m="http://schemas.openxmlformats.org/officeDocument/2006/math">
+          <m:rPr>
+            <m:rFont m:val="Cambria Math"/>
+            <m:sty m:val="p"/>
+          </m:rPr>
+          <m:t xml:space="preserve">−2x+4)</m:t>
+        </m:r>
+      </m:oMath>
+    </w:p>
+    <w:p xmlns:w="http://schemas.openxmlformats.org/wordprocessingml/2006/main" xmlns:m="http://schemas.openxmlformats.org/officeDocument/2006/math">
+      <w:pPr>
+        <w:spacing w:after="50"/>
+        <w:ind w:left="360"/>
+      </w:pPr>
+      <w:r xmlns:w="http://schemas.openxmlformats.org/wordprocessingml/2006/main">
+        <w:rPr>
+          <w:b/>
+          <w:bCs/>
+          <w:rFonts w:ascii="Times New Roman" w:hAnsi="Times New Roman"/>
+          <w:sz w:val="24"/>
+          <w:szCs w:val="24"/>
+        </w:rPr>
+        <w:t xml:space="preserve">    D)  </w:t>
+      </w:r>
+      <m:oMath xmlns:m="http://schemas.openxmlformats.org/officeDocument/2006/math">
+        <m:r xmlns:m="http://schemas.openxmlformats.org/officeDocument/2006/math">
+          <m:rPr>
+            <m:rFont m:val="Cambria Math"/>
+            <m:sty m:val="p"/>
+          </m:rPr>
+          <m:t xml:space="preserve">x(</m:t>
+        </m:r>
+        <m:sSup xmlns:m="http://schemas.openxmlformats.org/officeDocument/2006/math">
+          <m:e>
+            <m:r xmlns:m="http://schemas.openxmlformats.org/officeDocument/2006/math">
+              <m:rPr>
+                <m:rFont m:val="Cambria Math"/>
+                <m:sty m:val="p"/>
+              </m:rPr>
+              <m:t xml:space="preserve">x</m:t>
+            </m:r>
+          </m:e>
+          <m:sup>
+            <m:r xmlns:m="http://schemas.openxmlformats.org/officeDocument/2006/math">
+              <m:rPr>
+                <m:rFont m:val="Cambria Math"/>
+                <m:sty m:val="p"/>
+              </m:rPr>
+              <m:t xml:space="preserve">2</m:t>
+            </m:r>
+          </m:sup>
+        </m:sSup>
+        <m:r xmlns:m="http://schemas.openxmlformats.org/officeDocument/2006/math">
+          <m:rPr>
+            <m:rFont m:val="Cambria Math"/>
+            <m:sty m:val="p"/>
+          </m:rPr>
+          <m:t xml:space="preserve">+8)</m:t>
+        </m:r>
+      </m:oMath>
+    </w:p>
+    <w:p xmlns:w="http://schemas.openxmlformats.org/wordprocessingml/2006/main">
+      <w:pPr>
+        <w:spacing w:after="60"/>
+      </w:pPr>
+      <w:r xmlns:w="http://schemas.openxmlformats.org/wordprocessingml/2006/main">
+        <w:rPr>
+          <w:rFonts w:ascii="Times New Roman" w:hAnsi="Times New Roman"/>
+          <w:sz w:val="18"/>
+          <w:szCs w:val="18"/>
+        </w:rPr>
+        <w:t xml:space="preserve"/>
+      </w:r>
+    </w:p>
+    <w:p xmlns:w="http://schemas.openxmlformats.org/wordprocessingml/2006/main" xmlns:m="http://schemas.openxmlformats.org/officeDocument/2006/math">
+      <w:pPr>
+        <w:spacing w:after="80"/>
+      </w:pPr>
+      <w:r xmlns:w="http://schemas.openxmlformats.org/wordprocessingml/2006/main">
+        <w:rPr>
+          <w:b/>
+          <w:bCs/>
+          <w:rFonts w:ascii="Times New Roman" w:hAnsi="Times New Roman"/>
+          <w:sz w:val="24"/>
+          <w:szCs w:val="24"/>
+        </w:rPr>
+        <w:t xml:space="preserve">32.  </w:t>
+      </w:r>
+      <m:oMath xmlns:m="http://schemas.openxmlformats.org/officeDocument/2006/math">
+        <m:r xmlns:m="http://schemas.openxmlformats.org/officeDocument/2006/math">
+          <m:rPr>
+            <m:rFont m:val="Cambria Math"/>
+            <m:sty m:val="p"/>
+          </m:rPr>
+          <m:t xml:space="preserve">P(x) = </m:t>
+        </m:r>
+        <m:sSup xmlns:m="http://schemas.openxmlformats.org/officeDocument/2006/math">
+          <m:e>
+            <m:r xmlns:m="http://schemas.openxmlformats.org/officeDocument/2006/math">
+              <m:rPr>
+                <m:rFont m:val="Cambria Math"/>
+                <m:sty m:val="p"/>
+              </m:rPr>
+              <m:t xml:space="preserve">x</m:t>
+            </m:r>
+          </m:e>
+          <m:sup>
+            <m:r xmlns:m="http://schemas.openxmlformats.org/officeDocument/2006/math">
+              <m:rPr>
+                <m:rFont m:val="Cambria Math"/>
+                <m:sty m:val="p"/>
+              </m:rPr>
+              <m:t xml:space="preserve">3</m:t>
+            </m:r>
+          </m:sup>
+        </m:sSup>
+        <m:r xmlns:m="http://schemas.openxmlformats.org/officeDocument/2006/math">
+          <m:rPr>
+            <m:rFont m:val="Cambria Math"/>
+            <m:sty m:val="p"/>
+          </m:rPr>
+          <m:t xml:space="preserve">−27</m:t>
+        </m:r>
+      </m:oMath>
+    </w:p>
+    <w:p xmlns:w="http://schemas.openxmlformats.org/wordprocessingml/2006/main" xmlns:m="http://schemas.openxmlformats.org/officeDocument/2006/math">
+      <w:pPr>
+        <w:spacing w:after="50"/>
+        <w:ind w:left="360"/>
+      </w:pPr>
+      <w:r xmlns:w="http://schemas.openxmlformats.org/wordprocessingml/2006/main">
+        <w:rPr>
+          <w:b/>
+          <w:bCs/>
+          <w:rFonts w:ascii="Times New Roman" w:hAnsi="Times New Roman"/>
+          <w:sz w:val="24"/>
+          <w:szCs w:val="24"/>
+        </w:rPr>
+        <w:t xml:space="preserve">    A)  </w:t>
+      </w:r>
+      <m:oMath xmlns:m="http://schemas.openxmlformats.org/officeDocument/2006/math">
+        <m:r xmlns:m="http://schemas.openxmlformats.org/officeDocument/2006/math">
+          <m:rPr>
+            <m:rFont m:val="Cambria Math"/>
+            <m:sty m:val="p"/>
+          </m:rPr>
+          <m:t xml:space="preserve">x(</m:t>
+        </m:r>
+        <m:sSup xmlns:m="http://schemas.openxmlformats.org/officeDocument/2006/math">
+          <m:e>
+            <m:r xmlns:m="http://schemas.openxmlformats.org/officeDocument/2006/math">
+              <m:rPr>
+                <m:rFont m:val="Cambria Math"/>
+                <m:sty m:val="p"/>
+              </m:rPr>
+              <m:t xml:space="preserve">x</m:t>
+            </m:r>
+          </m:e>
+          <m:sup>
+            <m:r xmlns:m="http://schemas.openxmlformats.org/officeDocument/2006/math">
+              <m:rPr>
+                <m:rFont m:val="Cambria Math"/>
+                <m:sty m:val="p"/>
+              </m:rPr>
+              <m:t xml:space="preserve">2</m:t>
+            </m:r>
+          </m:sup>
+        </m:sSup>
+        <m:r xmlns:m="http://schemas.openxmlformats.org/officeDocument/2006/math">
+          <m:rPr>
+            <m:rFont m:val="Cambria Math"/>
+            <m:sty m:val="p"/>
+          </m:rPr>
+          <m:t xml:space="preserve">−27)</m:t>
+        </m:r>
+      </m:oMath>
+    </w:p>
+    <w:p xmlns:w="http://schemas.openxmlformats.org/wordprocessingml/2006/main" xmlns:m="http://schemas.openxmlformats.org/officeDocument/2006/math">
+      <w:pPr>
+        <w:spacing w:after="50"/>
+        <w:ind w:left="360"/>
+      </w:pPr>
+      <w:r xmlns:w="http://schemas.openxmlformats.org/wordprocessingml/2006/main">
+        <w:rPr>
+          <w:b/>
+          <w:bCs/>
+          <w:rFonts w:ascii="Times New Roman" w:hAnsi="Times New Roman"/>
+          <w:sz w:val="24"/>
+          <w:szCs w:val="24"/>
+        </w:rPr>
+        <w:t xml:space="preserve">    B)  </w:t>
+      </w:r>
+      <m:oMath xmlns:m="http://schemas.openxmlformats.org/officeDocument/2006/math">
+        <m:r xmlns:m="http://schemas.openxmlformats.org/officeDocument/2006/math">
+          <m:rPr>
+            <m:rFont m:val="Cambria Math"/>
+            <m:sty m:val="p"/>
+          </m:rPr>
+          <m:t xml:space="preserve">(x−27)</m:t>
+        </m:r>
+      </m:oMath>
+    </w:p>
+    <w:p xmlns:w="http://schemas.openxmlformats.org/wordprocessingml/2006/main" xmlns:m="http://schemas.openxmlformats.org/officeDocument/2006/math">
+      <w:pPr>
+        <w:spacing w:after="50"/>
+        <w:ind w:left="360"/>
+      </w:pPr>
+      <w:r xmlns:w="http://schemas.openxmlformats.org/wordprocessingml/2006/main">
+        <w:rPr>
+          <w:b/>
+          <w:bCs/>
+          <w:rFonts w:ascii="Times New Roman" w:hAnsi="Times New Roman"/>
+          <w:sz w:val="24"/>
+          <w:szCs w:val="24"/>
+        </w:rPr>
+        <w:t xml:space="preserve">    C)  </w:t>
+      </w:r>
+      <m:oMath xmlns:m="http://schemas.openxmlformats.org/officeDocument/2006/math">
+        <m:r xmlns:m="http://schemas.openxmlformats.org/officeDocument/2006/math">
+          <m:rPr>
+            <m:rFont m:val="Cambria Math"/>
+            <m:sty m:val="p"/>
+          </m:rPr>
+          <m:t xml:space="preserve">(x−3)</m:t>
+        </m:r>
+        <m:sSup xmlns:m="http://schemas.openxmlformats.org/officeDocument/2006/math">
+          <m:e>
+            <m:r xmlns:m="http://schemas.openxmlformats.org/officeDocument/2006/math">
+              <m:rPr>
+                <m:rFont m:val="Cambria Math"/>
+                <m:sty m:val="p"/>
+              </m:rPr>
+              <m:t xml:space="preserve"/>
+            </m:r>
+          </m:e>
+          <m:sup>
+            <m:r xmlns:m="http://schemas.openxmlformats.org/officeDocument/2006/math">
+              <m:rPr>
+                <m:rFont m:val="Cambria Math"/>
+                <m:sty m:val="p"/>
+              </m:rPr>
+              <m:t xml:space="preserve">3</m:t>
+            </m:r>
+          </m:sup>
+        </m:sSup>
+      </m:oMath>
+    </w:p>
+    <w:p xmlns:w="http://schemas.openxmlformats.org/wordprocessingml/2006/main" xmlns:m="http://schemas.openxmlformats.org/officeDocument/2006/math">
+      <w:pPr>
+        <w:spacing w:after="50"/>
+        <w:ind w:left="360"/>
+      </w:pPr>
+      <w:r xmlns:w="http://schemas.openxmlformats.org/wordprocessingml/2006/main">
+        <w:rPr>
+          <w:b/>
+          <w:bCs/>
+          <w:rFonts w:ascii="Times New Roman" w:hAnsi="Times New Roman"/>
+          <w:sz w:val="24"/>
+          <w:szCs w:val="24"/>
+        </w:rPr>
+        <w:t xml:space="preserve">    D)  </w:t>
+      </w:r>
+      <m:oMath xmlns:m="http://schemas.openxmlformats.org/officeDocument/2006/math">
+        <m:r xmlns:m="http://schemas.openxmlformats.org/officeDocument/2006/math">
+          <m:rPr>
+            <m:rFont m:val="Cambria Math"/>
+            <m:sty m:val="p"/>
+          </m:rPr>
+          <m:t xml:space="preserve">(x−3)(</m:t>
+        </m:r>
+        <m:sSup xmlns:m="http://schemas.openxmlformats.org/officeDocument/2006/math">
+          <m:e>
+            <m:r xmlns:m="http://schemas.openxmlformats.org/officeDocument/2006/math">
+              <m:rPr>
+                <m:rFont m:val="Cambria Math"/>
+                <m:sty m:val="p"/>
+              </m:rPr>
+              <m:t xml:space="preserve">x</m:t>
+            </m:r>
+          </m:e>
+          <m:sup>
+            <m:r xmlns:m="http://schemas.openxmlformats.org/officeDocument/2006/math">
+              <m:rPr>
+                <m:rFont m:val="Cambria Math"/>
+                <m:sty m:val="p"/>
+              </m:rPr>
+              <m:t xml:space="preserve">2</m:t>
+            </m:r>
+          </m:sup>
+        </m:sSup>
+        <m:r xmlns:m="http://schemas.openxmlformats.org/officeDocument/2006/math">
+          <m:rPr>
+            <m:rFont m:val="Cambria Math"/>
+            <m:sty m:val="p"/>
+          </m:rPr>
+          <m:t xml:space="preserve">+3x+9)</m:t>
+        </m:r>
+      </m:oMath>
+    </w:p>
+    <w:p xmlns:w="http://schemas.openxmlformats.org/wordprocessingml/2006/main">
+      <w:pPr>
+        <w:spacing w:after="60"/>
+      </w:pPr>
+      <w:r xmlns:w="http://schemas.openxmlformats.org/wordprocessingml/2006/main">
+        <w:rPr>
+          <w:rFonts w:ascii="Times New Roman" w:hAnsi="Times New Roman"/>
+          <w:sz w:val="18"/>
+          <w:szCs w:val="18"/>
+        </w:rPr>
+        <w:t xml:space="preserve"/>
+      </w:r>
+    </w:p>
+    <w:p xmlns:w="http://schemas.openxmlformats.org/wordprocessingml/2006/main" xmlns:m="http://schemas.openxmlformats.org/officeDocument/2006/math">
+      <w:pPr>
+        <w:spacing w:after="80"/>
+      </w:pPr>
+      <w:r xmlns:w="http://schemas.openxmlformats.org/wordprocessingml/2006/main">
+        <w:rPr>
+          <w:b/>
+          <w:bCs/>
+          <w:rFonts w:ascii="Times New Roman" w:hAnsi="Times New Roman"/>
+          <w:sz w:val="24"/>
+          <w:szCs w:val="24"/>
+        </w:rPr>
+        <w:t xml:space="preserve">33.  </w:t>
+      </w:r>
+      <m:oMath xmlns:m="http://schemas.openxmlformats.org/officeDocument/2006/math">
+        <m:r xmlns:m="http://schemas.openxmlformats.org/officeDocument/2006/math">
+          <m:rPr>
+            <m:rFont m:val="Cambria Math"/>
+            <m:sty m:val="p"/>
+          </m:rPr>
+          <m:t xml:space="preserve">P(x) = 8</m:t>
+        </m:r>
+        <m:sSup xmlns:m="http://schemas.openxmlformats.org/officeDocument/2006/math">
+          <m:e>
+            <m:r xmlns:m="http://schemas.openxmlformats.org/officeDocument/2006/math">
+              <m:rPr>
+                <m:rFont m:val="Cambria Math"/>
+                <m:sty m:val="p"/>
+              </m:rPr>
+              <m:t xml:space="preserve">x</m:t>
+            </m:r>
+          </m:e>
+          <m:sup>
+            <m:r xmlns:m="http://schemas.openxmlformats.org/officeDocument/2006/math">
+              <m:rPr>
+                <m:rFont m:val="Cambria Math"/>
+                <m:sty m:val="p"/>
+              </m:rPr>
+              <m:t xml:space="preserve">3</m:t>
+            </m:r>
+          </m:sup>
+        </m:sSup>
+        <m:r xmlns:m="http://schemas.openxmlformats.org/officeDocument/2006/math">
+          <m:rPr>
+            <m:rFont m:val="Cambria Math"/>
+            <m:sty m:val="p"/>
+          </m:rPr>
+          <m:t xml:space="preserve">+27</m:t>
+        </m:r>
+      </m:oMath>
+    </w:p>
+    <w:p xmlns:w="http://schemas.openxmlformats.org/wordprocessingml/2006/main" xmlns:m="http://schemas.openxmlformats.org/officeDocument/2006/math">
+      <w:pPr>
+        <w:spacing w:after="50"/>
+        <w:ind w:left="360"/>
+      </w:pPr>
+      <w:r xmlns:w="http://schemas.openxmlformats.org/wordprocessingml/2006/main">
+        <w:rPr>
+          <w:b/>
+          <w:bCs/>
+          <w:rFonts w:ascii="Times New Roman" w:hAnsi="Times New Roman"/>
+          <w:sz w:val="24"/>
+          <w:szCs w:val="24"/>
+        </w:rPr>
+        <w:t xml:space="preserve">    A)  </w:t>
+      </w:r>
+      <m:oMath xmlns:m="http://schemas.openxmlformats.org/officeDocument/2006/math">
+        <m:r xmlns:m="http://schemas.openxmlformats.org/officeDocument/2006/math">
+          <m:rPr>
+            <m:rFont m:val="Cambria Math"/>
+            <m:sty m:val="p"/>
+          </m:rPr>
+          <m:t xml:space="preserve">(2x+3)(4</m:t>
+        </m:r>
+        <m:sSup xmlns:m="http://schemas.openxmlformats.org/officeDocument/2006/math">
+          <m:e>
+            <m:r xmlns:m="http://schemas.openxmlformats.org/officeDocument/2006/math">
+              <m:rPr>
+                <m:rFont m:val="Cambria Math"/>
+                <m:sty m:val="p"/>
+              </m:rPr>
+              <m:t xml:space="preserve">x</m:t>
+            </m:r>
+          </m:e>
+          <m:sup>
+            <m:r xmlns:m="http://schemas.openxmlformats.org/officeDocument/2006/math">
+              <m:rPr>
+                <m:rFont m:val="Cambria Math"/>
+                <m:sty m:val="p"/>
+              </m:rPr>
+              <m:t xml:space="preserve">2</m:t>
+            </m:r>
+          </m:sup>
+        </m:sSup>
+        <m:r xmlns:m="http://schemas.openxmlformats.org/officeDocument/2006/math">
+          <m:rPr>
+            <m:rFont m:val="Cambria Math"/>
+            <m:sty m:val="p"/>
+          </m:rPr>
+          <m:t xml:space="preserve">−6x+9)</m:t>
+        </m:r>
+      </m:oMath>
+    </w:p>
+    <w:p xmlns:w="http://schemas.openxmlformats.org/wordprocessingml/2006/main" xmlns:m="http://schemas.openxmlformats.org/officeDocument/2006/math">
+      <w:pPr>
+        <w:spacing w:after="50"/>
+        <w:ind w:left="360"/>
+      </w:pPr>
+      <w:r xmlns:w="http://schemas.openxmlformats.org/wordprocessingml/2006/main">
+        <w:rPr>
+          <w:b/>
+          <w:bCs/>
+          <w:rFonts w:ascii="Times New Roman" w:hAnsi="Times New Roman"/>
+          <w:sz w:val="24"/>
+          <w:szCs w:val="24"/>
+        </w:rPr>
+        <w:t xml:space="preserve">    B)  </w:t>
+      </w:r>
+      <m:oMath xmlns:m="http://schemas.openxmlformats.org/officeDocument/2006/math">
+        <m:r xmlns:m="http://schemas.openxmlformats.org/officeDocument/2006/math">
+          <m:rPr>
+            <m:rFont m:val="Cambria Math"/>
+            <m:sty m:val="p"/>
+          </m:rPr>
+          <m:t xml:space="preserve">(2x+3)</m:t>
+        </m:r>
+        <m:sSup xmlns:m="http://schemas.openxmlformats.org/officeDocument/2006/math">
+          <m:e>
+            <m:r xmlns:m="http://schemas.openxmlformats.org/officeDocument/2006/math">
+              <m:rPr>
+                <m:rFont m:val="Cambria Math"/>
+                <m:sty m:val="p"/>
+              </m:rPr>
+              <m:t xml:space="preserve"/>
+            </m:r>
+          </m:e>
+          <m:sup>
+            <m:r xmlns:m="http://schemas.openxmlformats.org/officeDocument/2006/math">
+              <m:rPr>
+                <m:rFont m:val="Cambria Math"/>
+                <m:sty m:val="p"/>
+              </m:rPr>
+              <m:t xml:space="preserve">3</m:t>
+            </m:r>
+          </m:sup>
+        </m:sSup>
+      </m:oMath>
+    </w:p>
+    <w:p xmlns:w="http://schemas.openxmlformats.org/wordprocessingml/2006/main" xmlns:m="http://schemas.openxmlformats.org/officeDocument/2006/math">
+      <w:pPr>
+        <w:spacing w:after="50"/>
+        <w:ind w:left="360"/>
+      </w:pPr>
+      <w:r xmlns:w="http://schemas.openxmlformats.org/wordprocessingml/2006/main">
+        <w:rPr>
+          <w:b/>
+          <w:bCs/>
+          <w:rFonts w:ascii="Times New Roman" w:hAnsi="Times New Roman"/>
+          <w:sz w:val="24"/>
+          <w:szCs w:val="24"/>
+        </w:rPr>
+        <w:t xml:space="preserve">    C)  </w:t>
+      </w:r>
+      <m:oMath xmlns:m="http://schemas.openxmlformats.org/officeDocument/2006/math">
+        <m:r xmlns:m="http://schemas.openxmlformats.org/officeDocument/2006/math">
+          <m:rPr>
+            <m:rFont m:val="Cambria Math"/>
+            <m:sty m:val="p"/>
+          </m:rPr>
+          <m:t xml:space="preserve">8x(</m:t>
+        </m:r>
+        <m:sSup xmlns:m="http://schemas.openxmlformats.org/officeDocument/2006/math">
+          <m:e>
+            <m:r xmlns:m="http://schemas.openxmlformats.org/officeDocument/2006/math">
+              <m:rPr>
+                <m:rFont m:val="Cambria Math"/>
+                <m:sty m:val="p"/>
+              </m:rPr>
+              <m:t xml:space="preserve">x</m:t>
+            </m:r>
+          </m:e>
+          <m:sup>
+            <m:r xmlns:m="http://schemas.openxmlformats.org/officeDocument/2006/math">
+              <m:rPr>
+                <m:rFont m:val="Cambria Math"/>
+                <m:sty m:val="p"/>
+              </m:rPr>
+              <m:t xml:space="preserve">2</m:t>
+            </m:r>
+          </m:sup>
+        </m:sSup>
+        <m:r xmlns:m="http://schemas.openxmlformats.org/officeDocument/2006/math">
+          <m:rPr>
+            <m:rFont m:val="Cambria Math"/>
+            <m:sty m:val="p"/>
+          </m:rPr>
+          <m:t xml:space="preserve">+27)</m:t>
+        </m:r>
+      </m:oMath>
+    </w:p>
+    <w:p xmlns:w="http://schemas.openxmlformats.org/wordprocessingml/2006/main" xmlns:m="http://schemas.openxmlformats.org/officeDocument/2006/math">
+      <w:pPr>
+        <w:spacing w:after="50"/>
+        <w:ind w:left="360"/>
+      </w:pPr>
+      <w:r xmlns:w="http://schemas.openxmlformats.org/wordprocessingml/2006/main">
+        <w:rPr>
+          <w:b/>
+          <w:bCs/>
+          <w:rFonts w:ascii="Times New Roman" w:hAnsi="Times New Roman"/>
+          <w:sz w:val="24"/>
+          <w:szCs w:val="24"/>
+        </w:rPr>
+        <w:t xml:space="preserve">    D)  </w:t>
+      </w:r>
+      <m:oMath xmlns:m="http://schemas.openxmlformats.org/officeDocument/2006/math">
+        <m:r xmlns:m="http://schemas.openxmlformats.org/officeDocument/2006/math">
+          <m:rPr>
+            <m:rFont m:val="Cambria Math"/>
+            <m:sty m:val="p"/>
+          </m:rPr>
+          <m:t xml:space="preserve">(8x+27)</m:t>
+        </m:r>
+      </m:oMath>
+    </w:p>
+    <w:p xmlns:w="http://schemas.openxmlformats.org/wordprocessingml/2006/main">
+      <w:pPr>
+        <w:spacing w:after="60"/>
+      </w:pPr>
+      <w:r xmlns:w="http://schemas.openxmlformats.org/wordprocessingml/2006/main">
+        <w:rPr>
+          <w:rFonts w:ascii="Times New Roman" w:hAnsi="Times New Roman"/>
+          <w:sz w:val="18"/>
+          <w:szCs w:val="18"/>
+        </w:rPr>
+        <w:t xml:space="preserve"/>
+      </w:r>
+    </w:p>
+    <w:p xmlns:w="http://schemas.openxmlformats.org/wordprocessingml/2006/main" xmlns:m="http://schemas.openxmlformats.org/officeDocument/2006/math">
+      <w:pPr>
+        <w:spacing w:after="80"/>
+      </w:pPr>
+      <w:r xmlns:w="http://schemas.openxmlformats.org/wordprocessingml/2006/main">
+        <w:rPr>
+          <w:b/>
+          <w:bCs/>
+          <w:rFonts w:ascii="Times New Roman" w:hAnsi="Times New Roman"/>
+          <w:sz w:val="24"/>
+          <w:szCs w:val="24"/>
+        </w:rPr>
+        <w:t xml:space="preserve">34.  </w:t>
+      </w:r>
+      <m:oMath xmlns:m="http://schemas.openxmlformats.org/officeDocument/2006/math">
+        <m:r xmlns:m="http://schemas.openxmlformats.org/officeDocument/2006/math">
+          <m:rPr>
+            <m:rFont m:val="Cambria Math"/>
+            <m:sty m:val="p"/>
+          </m:rPr>
+          <m:t xml:space="preserve">P(x) = </m:t>
+        </m:r>
+        <m:sSup xmlns:m="http://schemas.openxmlformats.org/officeDocument/2006/math">
+          <m:e>
+            <m:r xmlns:m="http://schemas.openxmlformats.org/officeDocument/2006/math">
+              <m:rPr>
+                <m:rFont m:val="Cambria Math"/>
+                <m:sty m:val="p"/>
+              </m:rPr>
+              <m:t xml:space="preserve">x</m:t>
+            </m:r>
+          </m:e>
+          <m:sup>
+            <m:r xmlns:m="http://schemas.openxmlformats.org/officeDocument/2006/math">
+              <m:rPr>
+                <m:rFont m:val="Cambria Math"/>
+                <m:sty m:val="p"/>
+              </m:rPr>
+              <m:t xml:space="preserve">3</m:t>
+            </m:r>
+          </m:sup>
+        </m:sSup>
+        <m:r xmlns:m="http://schemas.openxmlformats.org/officeDocument/2006/math">
+          <m:rPr>
+            <m:rFont m:val="Cambria Math"/>
+            <m:sty m:val="p"/>
+          </m:rPr>
+          <m:t xml:space="preserve">−</m:t>
+        </m:r>
+        <m:sSup xmlns:m="http://schemas.openxmlformats.org/officeDocument/2006/math">
+          <m:e>
+            <m:r xmlns:m="http://schemas.openxmlformats.org/officeDocument/2006/math">
+              <m:rPr>
+                <m:rFont m:val="Cambria Math"/>
+                <m:sty m:val="p"/>
+              </m:rPr>
+              <m:t xml:space="preserve">y</m:t>
+            </m:r>
+          </m:e>
+          <m:sup>
+            <m:r xmlns:m="http://schemas.openxmlformats.org/officeDocument/2006/math">
+              <m:rPr>
+                <m:rFont m:val="Cambria Math"/>
+                <m:sty m:val="p"/>
+              </m:rPr>
+              <m:t xml:space="preserve">3</m:t>
+            </m:r>
+          </m:sup>
+        </m:sSup>
+        <m:r xmlns:m="http://schemas.openxmlformats.org/officeDocument/2006/math">
+          <m:rPr>
+            <m:rFont m:val="Cambria Math"/>
+            <m:sty m:val="p"/>
+          </m:rPr>
+          <m:t xml:space="preserve">+</m:t>
+        </m:r>
+        <m:sSup xmlns:m="http://schemas.openxmlformats.org/officeDocument/2006/math">
+          <m:e>
+            <m:r xmlns:m="http://schemas.openxmlformats.org/officeDocument/2006/math">
+              <m:rPr>
+                <m:rFont m:val="Cambria Math"/>
+                <m:sty m:val="p"/>
+              </m:rPr>
+              <m:t xml:space="preserve">x</m:t>
+            </m:r>
+          </m:e>
+          <m:sup>
+            <m:r xmlns:m="http://schemas.openxmlformats.org/officeDocument/2006/math">
+              <m:rPr>
+                <m:rFont m:val="Cambria Math"/>
+                <m:sty m:val="p"/>
+              </m:rPr>
+              <m:t xml:space="preserve">2</m:t>
+            </m:r>
+          </m:sup>
+        </m:sSup>
+        <m:r xmlns:m="http://schemas.openxmlformats.org/officeDocument/2006/math">
+          <m:rPr>
+            <m:rFont m:val="Cambria Math"/>
+            <m:sty m:val="p"/>
+          </m:rPr>
+          <m:t xml:space="preserve">y−x</m:t>
+        </m:r>
+        <m:sSup xmlns:m="http://schemas.openxmlformats.org/officeDocument/2006/math">
+          <m:e>
+            <m:r xmlns:m="http://schemas.openxmlformats.org/officeDocument/2006/math">
+              <m:rPr>
+                <m:rFont m:val="Cambria Math"/>
+                <m:sty m:val="p"/>
+              </m:rPr>
+              <m:t xml:space="preserve">y</m:t>
+            </m:r>
+          </m:e>
+          <m:sup>
+            <m:r xmlns:m="http://schemas.openxmlformats.org/officeDocument/2006/math">
+              <m:rPr>
+                <m:rFont m:val="Cambria Math"/>
+                <m:sty m:val="p"/>
+              </m:rPr>
+              <m:t xml:space="preserve">2</m:t>
+            </m:r>
+          </m:sup>
+        </m:sSup>
+      </m:oMath>
+    </w:p>
+    <w:p xmlns:w="http://schemas.openxmlformats.org/wordprocessingml/2006/main" xmlns:m="http://schemas.openxmlformats.org/officeDocument/2006/math">
+      <w:pPr>
+        <w:spacing w:after="50"/>
+        <w:ind w:left="360"/>
+      </w:pPr>
+      <w:r xmlns:w="http://schemas.openxmlformats.org/wordprocessingml/2006/main">
+        <w:rPr>
+          <w:b/>
+          <w:bCs/>
+          <w:rFonts w:ascii="Times New Roman" w:hAnsi="Times New Roman"/>
+          <w:sz w:val="24"/>
+          <w:szCs w:val="24"/>
+        </w:rPr>
+        <w:t xml:space="preserve">    A)  </w:t>
+      </w:r>
+      <m:oMath xmlns:m="http://schemas.openxmlformats.org/officeDocument/2006/math">
+        <m:r xmlns:m="http://schemas.openxmlformats.org/officeDocument/2006/math">
+          <m:rPr>
+            <m:rFont m:val="Cambria Math"/>
+            <m:sty m:val="p"/>
+          </m:rPr>
+          <m:t xml:space="preserve">(x−y)</m:t>
+        </m:r>
+        <m:sSup xmlns:m="http://schemas.openxmlformats.org/officeDocument/2006/math">
+          <m:e>
+            <m:r xmlns:m="http://schemas.openxmlformats.org/officeDocument/2006/math">
+              <m:rPr>
+                <m:rFont m:val="Cambria Math"/>
+                <m:sty m:val="p"/>
+              </m:rPr>
+              <m:t xml:space="preserve"/>
+            </m:r>
+          </m:e>
+          <m:sup>
+            <m:r xmlns:m="http://schemas.openxmlformats.org/officeDocument/2006/math">
+              <m:rPr>
+                <m:rFont m:val="Cambria Math"/>
+                <m:sty m:val="p"/>
+              </m:rPr>
+              <m:t xml:space="preserve">3</m:t>
+            </m:r>
+          </m:sup>
+        </m:sSup>
+      </m:oMath>
+    </w:p>
+    <w:p xmlns:w="http://schemas.openxmlformats.org/wordprocessingml/2006/main" xmlns:m="http://schemas.openxmlformats.org/officeDocument/2006/math">
+      <w:pPr>
+        <w:spacing w:after="50"/>
+        <w:ind w:left="360"/>
+      </w:pPr>
+      <w:r xmlns:w="http://schemas.openxmlformats.org/wordprocessingml/2006/main">
+        <w:rPr>
+          <w:b/>
+          <w:bCs/>
+          <w:rFonts w:ascii="Times New Roman" w:hAnsi="Times New Roman"/>
+          <w:sz w:val="24"/>
+          <w:szCs w:val="24"/>
+        </w:rPr>
+        <w:t xml:space="preserve">    B)  </w:t>
+      </w:r>
+      <m:oMath xmlns:m="http://schemas.openxmlformats.org/officeDocument/2006/math">
+        <m:r xmlns:m="http://schemas.openxmlformats.org/officeDocument/2006/math">
+          <m:rPr>
+            <m:rFont m:val="Cambria Math"/>
+            <m:sty m:val="p"/>
+          </m:rPr>
+          <m:t xml:space="preserve">(x−y)(</m:t>
+        </m:r>
+        <m:sSup xmlns:m="http://schemas.openxmlformats.org/officeDocument/2006/math">
+          <m:e>
+            <m:r xmlns:m="http://schemas.openxmlformats.org/officeDocument/2006/math">
+              <m:rPr>
+                <m:rFont m:val="Cambria Math"/>
+                <m:sty m:val="p"/>
+              </m:rPr>
+              <m:t xml:space="preserve">x</m:t>
+            </m:r>
+          </m:e>
+          <m:sup>
+            <m:r xmlns:m="http://schemas.openxmlformats.org/officeDocument/2006/math">
+              <m:rPr>
+                <m:rFont m:val="Cambria Math"/>
+                <m:sty m:val="p"/>
+              </m:rPr>
+              <m:t xml:space="preserve">2</m:t>
+            </m:r>
+          </m:sup>
+        </m:sSup>
+        <m:r xmlns:m="http://schemas.openxmlformats.org/officeDocument/2006/math">
+          <m:rPr>
+            <m:rFont m:val="Cambria Math"/>
+            <m:sty m:val="p"/>
+          </m:rPr>
+          <m:t xml:space="preserve">+xy+</m:t>
+        </m:r>
+        <m:sSup xmlns:m="http://schemas.openxmlformats.org/officeDocument/2006/math">
+          <m:e>
+            <m:r xmlns:m="http://schemas.openxmlformats.org/officeDocument/2006/math">
+              <m:rPr>
+                <m:rFont m:val="Cambria Math"/>
+                <m:sty m:val="p"/>
+              </m:rPr>
+              <m:t xml:space="preserve">y</m:t>
+            </m:r>
+          </m:e>
+          <m:sup>
+            <m:r xmlns:m="http://schemas.openxmlformats.org/officeDocument/2006/math">
+              <m:rPr>
+                <m:rFont m:val="Cambria Math"/>
+                <m:sty m:val="p"/>
+              </m:rPr>
+              <m:t xml:space="preserve">2</m:t>
+            </m:r>
+          </m:sup>
+        </m:sSup>
+        <m:r xmlns:m="http://schemas.openxmlformats.org/officeDocument/2006/math">
+          <m:rPr>
+            <m:rFont m:val="Cambria Math"/>
+            <m:sty m:val="p"/>
+          </m:rPr>
+          <m:t xml:space="preserve">)</m:t>
+        </m:r>
+      </m:oMath>
+    </w:p>
+    <w:p xmlns:w="http://schemas.openxmlformats.org/wordprocessingml/2006/main" xmlns:m="http://schemas.openxmlformats.org/officeDocument/2006/math">
+      <w:pPr>
+        <w:spacing w:after="50"/>
+        <w:ind w:left="360"/>
+      </w:pPr>
+      <w:r xmlns:w="http://schemas.openxmlformats.org/wordprocessingml/2006/main">
+        <w:rPr>
+          <w:b/>
+          <w:bCs/>
+          <w:rFonts w:ascii="Times New Roman" w:hAnsi="Times New Roman"/>
+          <w:sz w:val="24"/>
+          <w:szCs w:val="24"/>
+        </w:rPr>
+        <w:t xml:space="preserve">    C)  </w:t>
+      </w:r>
+      <m:oMath xmlns:m="http://schemas.openxmlformats.org/officeDocument/2006/math">
+        <m:r xmlns:m="http://schemas.openxmlformats.org/officeDocument/2006/math">
+          <m:rPr>
+            <m:rFont m:val="Cambria Math"/>
+            <m:sty m:val="p"/>
+          </m:rPr>
+          <m:t xml:space="preserve">x</m:t>
+        </m:r>
+        <m:sSup xmlns:m="http://schemas.openxmlformats.org/officeDocument/2006/math">
+          <m:e>
+            <m:r xmlns:m="http://schemas.openxmlformats.org/officeDocument/2006/math">
+              <m:rPr>
+                <m:rFont m:val="Cambria Math"/>
+                <m:sty m:val="p"/>
+              </m:rPr>
+              <m:t xml:space="preserve">y</m:t>
+            </m:r>
+          </m:e>
+          <m:sup>
+            <m:r xmlns:m="http://schemas.openxmlformats.org/officeDocument/2006/math">
+              <m:rPr>
+                <m:rFont m:val="Cambria Math"/>
+                <m:sty m:val="p"/>
+              </m:rPr>
+              <m:t xml:space="preserve">2</m:t>
+            </m:r>
+          </m:sup>
+        </m:sSup>
+        <m:r xmlns:m="http://schemas.openxmlformats.org/officeDocument/2006/math">
+          <m:rPr>
+            <m:rFont m:val="Cambria Math"/>
+            <m:sty m:val="p"/>
+          </m:rPr>
+          <m:t xml:space="preserve">(x−y)</m:t>
+        </m:r>
+      </m:oMath>
+    </w:p>
+    <w:p xmlns:w="http://schemas.openxmlformats.org/wordprocessingml/2006/main" xmlns:m="http://schemas.openxmlformats.org/officeDocument/2006/math">
+      <w:pPr>
+        <w:spacing w:after="50"/>
+        <w:ind w:left="360"/>
+      </w:pPr>
+      <w:r xmlns:w="http://schemas.openxmlformats.org/wordprocessingml/2006/main">
+        <w:rPr>
+          <w:b/>
+          <w:bCs/>
+          <w:rFonts w:ascii="Times New Roman" w:hAnsi="Times New Roman"/>
+          <w:sz w:val="24"/>
+          <w:szCs w:val="24"/>
+        </w:rPr>
+        <w:t xml:space="preserve">    D)  </w:t>
+      </w:r>
+      <m:oMath xmlns:m="http://schemas.openxmlformats.org/officeDocument/2006/math">
+        <m:r xmlns:m="http://schemas.openxmlformats.org/officeDocument/2006/math">
+          <m:rPr>
+            <m:rFont m:val="Cambria Math"/>
+            <m:sty m:val="p"/>
+          </m:rPr>
+          <m:t xml:space="preserve">(x−y)(</m:t>
+        </m:r>
+        <m:sSup xmlns:m="http://schemas.openxmlformats.org/officeDocument/2006/math">
+          <m:e>
+            <m:r xmlns:m="http://schemas.openxmlformats.org/officeDocument/2006/math">
+              <m:rPr>
+                <m:rFont m:val="Cambria Math"/>
+                <m:sty m:val="p"/>
+              </m:rPr>
+              <m:t xml:space="preserve">x</m:t>
+            </m:r>
+          </m:e>
+          <m:sup>
+            <m:r xmlns:m="http://schemas.openxmlformats.org/officeDocument/2006/math">
+              <m:rPr>
+                <m:rFont m:val="Cambria Math"/>
+                <m:sty m:val="p"/>
+              </m:rPr>
+              <m:t xml:space="preserve">2</m:t>
+            </m:r>
+          </m:sup>
+        </m:sSup>
+        <m:r xmlns:m="http://schemas.openxmlformats.org/officeDocument/2006/math">
+          <m:rPr>
+            <m:rFont m:val="Cambria Math"/>
+            <m:sty m:val="p"/>
+          </m:rPr>
+          <m:t xml:space="preserve">+</m:t>
+        </m:r>
+        <m:sSup xmlns:m="http://schemas.openxmlformats.org/officeDocument/2006/math">
+          <m:e>
+            <m:r xmlns:m="http://schemas.openxmlformats.org/officeDocument/2006/math">
+              <m:rPr>
+                <m:rFont m:val="Cambria Math"/>
+                <m:sty m:val="p"/>
+              </m:rPr>
+              <m:t xml:space="preserve">y</m:t>
+            </m:r>
+          </m:e>
+          <m:sup>
+            <m:r xmlns:m="http://schemas.openxmlformats.org/officeDocument/2006/math">
+              <m:rPr>
+                <m:rFont m:val="Cambria Math"/>
+                <m:sty m:val="p"/>
+              </m:rPr>
+              <m:t xml:space="preserve">2</m:t>
+            </m:r>
+          </m:sup>
+        </m:sSup>
+        <m:r xmlns:m="http://schemas.openxmlformats.org/officeDocument/2006/math">
+          <m:rPr>
+            <m:rFont m:val="Cambria Math"/>
+            <m:sty m:val="p"/>
+          </m:rPr>
+          <m:t xml:space="preserve">)</m:t>
+        </m:r>
+      </m:oMath>
+    </w:p>
+    <w:p xmlns:w="http://schemas.openxmlformats.org/wordprocessingml/2006/main">
+      <w:pPr>
+        <w:spacing w:after="60"/>
+      </w:pPr>
+      <w:r xmlns:w="http://schemas.openxmlformats.org/wordprocessingml/2006/main">
+        <w:rPr>
+          <w:rFonts w:ascii="Times New Roman" w:hAnsi="Times New Roman"/>
+          <w:sz w:val="18"/>
+          <w:szCs w:val="18"/>
+        </w:rPr>
+        <w:t xml:space="preserve"/>
+      </w:r>
+    </w:p>
+    <w:p xmlns:w="http://schemas.openxmlformats.org/wordprocessingml/2006/main" xmlns:m="http://schemas.openxmlformats.org/officeDocument/2006/math">
+      <w:pPr>
+        <w:spacing w:after="80"/>
+      </w:pPr>
+      <w:r xmlns:w="http://schemas.openxmlformats.org/wordprocessingml/2006/main">
+        <w:rPr>
+          <w:b/>
+          <w:bCs/>
+          <w:rFonts w:ascii="Times New Roman" w:hAnsi="Times New Roman"/>
+          <w:sz w:val="24"/>
+          <w:szCs w:val="24"/>
+        </w:rPr>
+        <w:t xml:space="preserve">35.  </w:t>
+      </w:r>
+      <m:oMath xmlns:m="http://schemas.openxmlformats.org/officeDocument/2006/math">
+        <m:r xmlns:m="http://schemas.openxmlformats.org/officeDocument/2006/math">
+          <m:rPr>
+            <m:rFont m:val="Cambria Math"/>
+            <m:sty m:val="p"/>
+          </m:rPr>
+          <m:t xml:space="preserve">P(x) = </m:t>
+        </m:r>
+        <m:sSup xmlns:m="http://schemas.openxmlformats.org/officeDocument/2006/math">
+          <m:e>
+            <m:r xmlns:m="http://schemas.openxmlformats.org/officeDocument/2006/math">
+              <m:rPr>
+                <m:rFont m:val="Cambria Math"/>
+                <m:sty m:val="p"/>
+              </m:rPr>
+              <m:t xml:space="preserve">x</m:t>
+            </m:r>
+          </m:e>
+          <m:sup>
+            <m:r xmlns:m="http://schemas.openxmlformats.org/officeDocument/2006/math">
+              <m:rPr>
+                <m:rFont m:val="Cambria Math"/>
+                <m:sty m:val="p"/>
+              </m:rPr>
+              <m:t xml:space="preserve">2</m:t>
+            </m:r>
+          </m:sup>
+        </m:sSup>
+        <m:r xmlns:m="http://schemas.openxmlformats.org/officeDocument/2006/math">
+          <m:rPr>
+            <m:rFont m:val="Cambria Math"/>
+            <m:sty m:val="p"/>
+          </m:rPr>
+          <m:t xml:space="preserve">−4x+4−</m:t>
+        </m:r>
+        <m:sSup xmlns:m="http://schemas.openxmlformats.org/officeDocument/2006/math">
+          <m:e>
+            <m:r xmlns:m="http://schemas.openxmlformats.org/officeDocument/2006/math">
+              <m:rPr>
+                <m:rFont m:val="Cambria Math"/>
+                <m:sty m:val="p"/>
+              </m:rPr>
+              <m:t xml:space="preserve">y</m:t>
+            </m:r>
+          </m:e>
+          <m:sup>
+            <m:r xmlns:m="http://schemas.openxmlformats.org/officeDocument/2006/math">
+              <m:rPr>
+                <m:rFont m:val="Cambria Math"/>
+                <m:sty m:val="p"/>
+              </m:rPr>
+              <m:t xml:space="preserve">2</m:t>
+            </m:r>
+          </m:sup>
+        </m:sSup>
+      </m:oMath>
+    </w:p>
+    <w:p xmlns:w="http://schemas.openxmlformats.org/wordprocessingml/2006/main" xmlns:m="http://schemas.openxmlformats.org/officeDocument/2006/math">
+      <w:pPr>
+        <w:spacing w:after="50"/>
+        <w:ind w:left="360"/>
+      </w:pPr>
+      <w:r xmlns:w="http://schemas.openxmlformats.org/wordprocessingml/2006/main">
+        <w:rPr>
+          <w:b/>
+          <w:bCs/>
+          <w:rFonts w:ascii="Times New Roman" w:hAnsi="Times New Roman"/>
+          <w:sz w:val="24"/>
+          <w:szCs w:val="24"/>
+        </w:rPr>
+        <w:t xml:space="preserve">    A)  </w:t>
+      </w:r>
+      <m:oMath xmlns:m="http://schemas.openxmlformats.org/officeDocument/2006/math">
+        <m:r xmlns:m="http://schemas.openxmlformats.org/officeDocument/2006/math">
+          <m:rPr>
+            <m:rFont m:val="Cambria Math"/>
+            <m:sty m:val="p"/>
+          </m:rPr>
+          <m:t xml:space="preserve">(x−y−2)</m:t>
+        </m:r>
+        <m:sSup xmlns:m="http://schemas.openxmlformats.org/officeDocument/2006/math">
+          <m:e>
+            <m:r xmlns:m="http://schemas.openxmlformats.org/officeDocument/2006/math">
+              <m:rPr>
+                <m:rFont m:val="Cambria Math"/>
+                <m:sty m:val="p"/>
+              </m:rPr>
+              <m:t xml:space="preserve"/>
+            </m:r>
+          </m:e>
+          <m:sup>
+            <m:r xmlns:m="http://schemas.openxmlformats.org/officeDocument/2006/math">
+              <m:rPr>
+                <m:rFont m:val="Cambria Math"/>
+                <m:sty m:val="p"/>
+              </m:rPr>
+              <m:t xml:space="preserve">2</m:t>
+            </m:r>
+          </m:sup>
+        </m:sSup>
+      </m:oMath>
+    </w:p>
+    <w:p xmlns:w="http://schemas.openxmlformats.org/wordprocessingml/2006/main" xmlns:m="http://schemas.openxmlformats.org/officeDocument/2006/math">
+      <w:pPr>
+        <w:spacing w:after="50"/>
+        <w:ind w:left="360"/>
+      </w:pPr>
+      <w:r xmlns:w="http://schemas.openxmlformats.org/wordprocessingml/2006/main">
+        <w:rPr>
+          <w:b/>
+          <w:bCs/>
+          <w:rFonts w:ascii="Times New Roman" w:hAnsi="Times New Roman"/>
+          <w:sz w:val="24"/>
+          <w:szCs w:val="24"/>
+        </w:rPr>
+        <w:t xml:space="preserve">    B)  </w:t>
+      </w:r>
+      <m:oMath xmlns:m="http://schemas.openxmlformats.org/officeDocument/2006/math">
+        <m:r xmlns:m="http://schemas.openxmlformats.org/officeDocument/2006/math">
+          <m:rPr>
+            <m:rFont m:val="Cambria Math"/>
+            <m:sty m:val="p"/>
+          </m:rPr>
+          <m:t xml:space="preserve">(x−2)</m:t>
+        </m:r>
+        <m:sSup xmlns:m="http://schemas.openxmlformats.org/officeDocument/2006/math">
+          <m:e>
+            <m:r xmlns:m="http://schemas.openxmlformats.org/officeDocument/2006/math">
+              <m:rPr>
+                <m:rFont m:val="Cambria Math"/>
+                <m:sty m:val="p"/>
+              </m:rPr>
+              <m:t xml:space="preserve"/>
+            </m:r>
+          </m:e>
+          <m:sup>
+            <m:r xmlns:m="http://schemas.openxmlformats.org/officeDocument/2006/math">
+              <m:rPr>
+                <m:rFont m:val="Cambria Math"/>
+                <m:sty m:val="p"/>
+              </m:rPr>
+              <m:t xml:space="preserve">2</m:t>
+            </m:r>
+          </m:sup>
+        </m:sSup>
+        <m:r xmlns:m="http://schemas.openxmlformats.org/officeDocument/2006/math">
+          <m:rPr>
+            <m:rFont m:val="Cambria Math"/>
+            <m:sty m:val="p"/>
+          </m:rPr>
+          <m:t xml:space="preserve">−</m:t>
+        </m:r>
+        <m:sSup xmlns:m="http://schemas.openxmlformats.org/officeDocument/2006/math">
+          <m:e>
+            <m:r xmlns:m="http://schemas.openxmlformats.org/officeDocument/2006/math">
+              <m:rPr>
+                <m:rFont m:val="Cambria Math"/>
+                <m:sty m:val="p"/>
+              </m:rPr>
+              <m:t xml:space="preserve">y</m:t>
+            </m:r>
+          </m:e>
+          <m:sup>
+            <m:r xmlns:m="http://schemas.openxmlformats.org/officeDocument/2006/math">
+              <m:rPr>
+                <m:rFont m:val="Cambria Math"/>
+                <m:sty m:val="p"/>
+              </m:rPr>
+              <m:t xml:space="preserve">2</m:t>
+            </m:r>
+          </m:sup>
+        </m:sSup>
+      </m:oMath>
+    </w:p>
+    <w:p xmlns:w="http://schemas.openxmlformats.org/wordprocessingml/2006/main" xmlns:m="http://schemas.openxmlformats.org/officeDocument/2006/math">
+      <w:pPr>
+        <w:spacing w:after="50"/>
+        <w:ind w:left="360"/>
+      </w:pPr>
+      <w:r xmlns:w="http://schemas.openxmlformats.org/wordprocessingml/2006/main">
+        <w:rPr>
+          <w:b/>
+          <w:bCs/>
+          <w:rFonts w:ascii="Times New Roman" w:hAnsi="Times New Roman"/>
+          <w:sz w:val="24"/>
+          <w:szCs w:val="24"/>
+        </w:rPr>
+        <w:t xml:space="preserve">    C)  </w:t>
+      </w:r>
+      <m:oMath xmlns:m="http://schemas.openxmlformats.org/officeDocument/2006/math">
+        <m:r xmlns:m="http://schemas.openxmlformats.org/officeDocument/2006/math">
+          <m:rPr>
+            <m:rFont m:val="Cambria Math"/>
+            <m:sty m:val="p"/>
+          </m:rPr>
+          <m:t xml:space="preserve">(x−2−y)(x−2+y)</m:t>
+        </m:r>
+      </m:oMath>
+    </w:p>
+    <w:p xmlns:w="http://schemas.openxmlformats.org/wordprocessingml/2006/main" xmlns:m="http://schemas.openxmlformats.org/officeDocument/2006/math">
+      <w:pPr>
+        <w:spacing w:after="50"/>
+        <w:ind w:left="360"/>
+      </w:pPr>
+      <w:r xmlns:w="http://schemas.openxmlformats.org/wordprocessingml/2006/main">
+        <w:rPr>
+          <w:b/>
+          <w:bCs/>
+          <w:rFonts w:ascii="Times New Roman" w:hAnsi="Times New Roman"/>
+          <w:sz w:val="24"/>
+          <w:szCs w:val="24"/>
+        </w:rPr>
+        <w:t xml:space="preserve">    D)  </w:t>
+      </w:r>
+      <m:oMath xmlns:m="http://schemas.openxmlformats.org/officeDocument/2006/math">
+        <m:r xmlns:m="http://schemas.openxmlformats.org/officeDocument/2006/math">
+          <m:rPr>
+            <m:rFont m:val="Cambria Math"/>
+            <m:sty m:val="p"/>
+          </m:rPr>
+          <m:t xml:space="preserve">(x+y−2)</m:t>
+        </m:r>
+        <m:sSup xmlns:m="http://schemas.openxmlformats.org/officeDocument/2006/math">
+          <m:e>
+            <m:r xmlns:m="http://schemas.openxmlformats.org/officeDocument/2006/math">
+              <m:rPr>
+                <m:rFont m:val="Cambria Math"/>
+                <m:sty m:val="p"/>
+              </m:rPr>
+              <m:t xml:space="preserve"/>
+            </m:r>
+          </m:e>
+          <m:sup>
+            <m:r xmlns:m="http://schemas.openxmlformats.org/officeDocument/2006/math">
+              <m:rPr>
+                <m:rFont m:val="Cambria Math"/>
+                <m:sty m:val="p"/>
+              </m:rPr>
+              <m:t xml:space="preserve">2</m:t>
+            </m:r>
+          </m:sup>
+        </m:sSup>
       </m:oMath>
     </w:p>
     <w:p xmlns:w="http://schemas.openxmlformats.org/wordprocessingml/2006/main">
@@ -3575,6 +9121,642 @@
           </w:p>
         </w:tc>
       </w:tr>
+      <w:tr xmlns:w="http://schemas.openxmlformats.org/wordprocessingml/2006/main">
+        <w:tc xmlns:w="http://schemas.openxmlformats.org/wordprocessingml/2006/main">
+          <w:tcPr>
+            <w:tcW w:w="2340" w:type="dxa"/>
+            <w:tcBorders>
+              <w:top w:val="single" w:sz="4"/>
+              <w:left w:val="single" w:sz="4"/>
+              <w:bottom w:val="single" w:sz="4"/>
+              <w:right w:val="single" w:sz="4"/>
+            </w:tcBorders>
+          </w:tcPr>
+          <w:p xmlns:w="http://schemas.openxmlformats.org/wordprocessingml/2006/main">
+            <w:pPr>
+              <w:jc w:val="center"/>
+            </w:pPr>
+            <w:r xmlns:w="http://schemas.openxmlformats.org/wordprocessingml/2006/main">
+              <w:rPr>
+                <w:b/>
+                <w:bCs/>
+                <w:rFonts w:ascii="Times New Roman" w:hAnsi="Times New Roman"/>
+                <w:sz w:val="22"/>
+                <w:szCs w:val="22"/>
+              </w:rPr>
+              <w:t xml:space="preserve">13) — A</w:t>
+            </w:r>
+          </w:p>
+        </w:tc>
+        <w:tc xmlns:w="http://schemas.openxmlformats.org/wordprocessingml/2006/main">
+          <w:tcPr>
+            <w:tcW w:w="2340" w:type="dxa"/>
+            <w:tcBorders>
+              <w:top w:val="single" w:sz="4"/>
+              <w:left w:val="single" w:sz="4"/>
+              <w:bottom w:val="single" w:sz="4"/>
+              <w:right w:val="single" w:sz="4"/>
+            </w:tcBorders>
+          </w:tcPr>
+          <w:p xmlns:w="http://schemas.openxmlformats.org/wordprocessingml/2006/main">
+            <w:pPr>
+              <w:jc w:val="center"/>
+            </w:pPr>
+            <w:r xmlns:w="http://schemas.openxmlformats.org/wordprocessingml/2006/main">
+              <w:rPr>
+                <w:b/>
+                <w:bCs/>
+                <w:rFonts w:ascii="Times New Roman" w:hAnsi="Times New Roman"/>
+                <w:sz w:val="22"/>
+                <w:szCs w:val="22"/>
+              </w:rPr>
+              <w:t xml:space="preserve">14) — B</w:t>
+            </w:r>
+          </w:p>
+        </w:tc>
+        <w:tc xmlns:w="http://schemas.openxmlformats.org/wordprocessingml/2006/main">
+          <w:tcPr>
+            <w:tcW w:w="2340" w:type="dxa"/>
+            <w:tcBorders>
+              <w:top w:val="single" w:sz="4"/>
+              <w:left w:val="single" w:sz="4"/>
+              <w:bottom w:val="single" w:sz="4"/>
+              <w:right w:val="single" w:sz="4"/>
+            </w:tcBorders>
+          </w:tcPr>
+          <w:p xmlns:w="http://schemas.openxmlformats.org/wordprocessingml/2006/main">
+            <w:pPr>
+              <w:jc w:val="center"/>
+            </w:pPr>
+            <w:r xmlns:w="http://schemas.openxmlformats.org/wordprocessingml/2006/main">
+              <w:rPr>
+                <w:b/>
+                <w:bCs/>
+                <w:rFonts w:ascii="Times New Roman" w:hAnsi="Times New Roman"/>
+                <w:sz w:val="22"/>
+                <w:szCs w:val="22"/>
+              </w:rPr>
+              <w:t xml:space="preserve">15) — C</w:t>
+            </w:r>
+          </w:p>
+        </w:tc>
+        <w:tc xmlns:w="http://schemas.openxmlformats.org/wordprocessingml/2006/main">
+          <w:tcPr>
+            <w:tcW w:w="2340" w:type="dxa"/>
+            <w:tcBorders>
+              <w:top w:val="single" w:sz="4"/>
+              <w:left w:val="single" w:sz="4"/>
+              <w:bottom w:val="single" w:sz="4"/>
+              <w:right w:val="single" w:sz="4"/>
+            </w:tcBorders>
+          </w:tcPr>
+          <w:p xmlns:w="http://schemas.openxmlformats.org/wordprocessingml/2006/main">
+            <w:pPr>
+              <w:jc w:val="center"/>
+            </w:pPr>
+            <w:r xmlns:w="http://schemas.openxmlformats.org/wordprocessingml/2006/main">
+              <w:rPr>
+                <w:b/>
+                <w:bCs/>
+                <w:rFonts w:ascii="Times New Roman" w:hAnsi="Times New Roman"/>
+                <w:sz w:val="22"/>
+                <w:szCs w:val="22"/>
+              </w:rPr>
+              <w:t xml:space="preserve">16) — D</w:t>
+            </w:r>
+          </w:p>
+        </w:tc>
+      </w:tr>
+      <w:tr xmlns:w="http://schemas.openxmlformats.org/wordprocessingml/2006/main">
+        <w:tc xmlns:w="http://schemas.openxmlformats.org/wordprocessingml/2006/main">
+          <w:tcPr>
+            <w:tcW w:w="2340" w:type="dxa"/>
+            <w:tcBorders>
+              <w:top w:val="single" w:sz="4"/>
+              <w:left w:val="single" w:sz="4"/>
+              <w:bottom w:val="single" w:sz="4"/>
+              <w:right w:val="single" w:sz="4"/>
+            </w:tcBorders>
+          </w:tcPr>
+          <w:p xmlns:w="http://schemas.openxmlformats.org/wordprocessingml/2006/main">
+            <w:pPr>
+              <w:jc w:val="center"/>
+            </w:pPr>
+            <w:r xmlns:w="http://schemas.openxmlformats.org/wordprocessingml/2006/main">
+              <w:rPr>
+                <w:b/>
+                <w:bCs/>
+                <w:rFonts w:ascii="Times New Roman" w:hAnsi="Times New Roman"/>
+                <w:sz w:val="22"/>
+                <w:szCs w:val="22"/>
+              </w:rPr>
+              <w:t xml:space="preserve">17) — A</w:t>
+            </w:r>
+          </w:p>
+        </w:tc>
+        <w:tc xmlns:w="http://schemas.openxmlformats.org/wordprocessingml/2006/main">
+          <w:tcPr>
+            <w:tcW w:w="2340" w:type="dxa"/>
+            <w:tcBorders>
+              <w:top w:val="single" w:sz="4"/>
+              <w:left w:val="single" w:sz="4"/>
+              <w:bottom w:val="single" w:sz="4"/>
+              <w:right w:val="single" w:sz="4"/>
+            </w:tcBorders>
+          </w:tcPr>
+          <w:p xmlns:w="http://schemas.openxmlformats.org/wordprocessingml/2006/main">
+            <w:pPr>
+              <w:jc w:val="center"/>
+            </w:pPr>
+            <w:r xmlns:w="http://schemas.openxmlformats.org/wordprocessingml/2006/main">
+              <w:rPr>
+                <w:b/>
+                <w:bCs/>
+                <w:rFonts w:ascii="Times New Roman" w:hAnsi="Times New Roman"/>
+                <w:sz w:val="22"/>
+                <w:szCs w:val="22"/>
+              </w:rPr>
+              <w:t xml:space="preserve">18) — B</w:t>
+            </w:r>
+          </w:p>
+        </w:tc>
+        <w:tc xmlns:w="http://schemas.openxmlformats.org/wordprocessingml/2006/main">
+          <w:tcPr>
+            <w:tcW w:w="2340" w:type="dxa"/>
+            <w:tcBorders>
+              <w:top w:val="single" w:sz="4"/>
+              <w:left w:val="single" w:sz="4"/>
+              <w:bottom w:val="single" w:sz="4"/>
+              <w:right w:val="single" w:sz="4"/>
+            </w:tcBorders>
+          </w:tcPr>
+          <w:p xmlns:w="http://schemas.openxmlformats.org/wordprocessingml/2006/main">
+            <w:pPr>
+              <w:jc w:val="center"/>
+            </w:pPr>
+            <w:r xmlns:w="http://schemas.openxmlformats.org/wordprocessingml/2006/main">
+              <w:rPr>
+                <w:b/>
+                <w:bCs/>
+                <w:rFonts w:ascii="Times New Roman" w:hAnsi="Times New Roman"/>
+                <w:sz w:val="22"/>
+                <w:szCs w:val="22"/>
+              </w:rPr>
+              <w:t xml:space="preserve">19) — C</w:t>
+            </w:r>
+          </w:p>
+        </w:tc>
+        <w:tc xmlns:w="http://schemas.openxmlformats.org/wordprocessingml/2006/main">
+          <w:tcPr>
+            <w:tcW w:w="2340" w:type="dxa"/>
+            <w:tcBorders>
+              <w:top w:val="single" w:sz="4"/>
+              <w:left w:val="single" w:sz="4"/>
+              <w:bottom w:val="single" w:sz="4"/>
+              <w:right w:val="single" w:sz="4"/>
+            </w:tcBorders>
+          </w:tcPr>
+          <w:p xmlns:w="http://schemas.openxmlformats.org/wordprocessingml/2006/main">
+            <w:pPr>
+              <w:jc w:val="center"/>
+            </w:pPr>
+            <w:r xmlns:w="http://schemas.openxmlformats.org/wordprocessingml/2006/main">
+              <w:rPr>
+                <w:b/>
+                <w:bCs/>
+                <w:rFonts w:ascii="Times New Roman" w:hAnsi="Times New Roman"/>
+                <w:sz w:val="22"/>
+                <w:szCs w:val="22"/>
+              </w:rPr>
+              <w:t xml:space="preserve">20) — D</w:t>
+            </w:r>
+          </w:p>
+        </w:tc>
+      </w:tr>
+      <w:tr xmlns:w="http://schemas.openxmlformats.org/wordprocessingml/2006/main">
+        <w:tc xmlns:w="http://schemas.openxmlformats.org/wordprocessingml/2006/main">
+          <w:tcPr>
+            <w:tcW w:w="2340" w:type="dxa"/>
+            <w:tcBorders>
+              <w:top w:val="single" w:sz="4"/>
+              <w:left w:val="single" w:sz="4"/>
+              <w:bottom w:val="single" w:sz="4"/>
+              <w:right w:val="single" w:sz="4"/>
+            </w:tcBorders>
+          </w:tcPr>
+          <w:p xmlns:w="http://schemas.openxmlformats.org/wordprocessingml/2006/main">
+            <w:pPr>
+              <w:jc w:val="center"/>
+            </w:pPr>
+            <w:r xmlns:w="http://schemas.openxmlformats.org/wordprocessingml/2006/main">
+              <w:rPr>
+                <w:b/>
+                <w:bCs/>
+                <w:rFonts w:ascii="Times New Roman" w:hAnsi="Times New Roman"/>
+                <w:sz w:val="22"/>
+                <w:szCs w:val="22"/>
+              </w:rPr>
+              <w:t xml:space="preserve">21) — A</w:t>
+            </w:r>
+          </w:p>
+        </w:tc>
+        <w:tc xmlns:w="http://schemas.openxmlformats.org/wordprocessingml/2006/main">
+          <w:tcPr>
+            <w:tcW w:w="2340" w:type="dxa"/>
+            <w:tcBorders>
+              <w:top w:val="single" w:sz="4"/>
+              <w:left w:val="single" w:sz="4"/>
+              <w:bottom w:val="single" w:sz="4"/>
+              <w:right w:val="single" w:sz="4"/>
+            </w:tcBorders>
+          </w:tcPr>
+          <w:p xmlns:w="http://schemas.openxmlformats.org/wordprocessingml/2006/main">
+            <w:pPr>
+              <w:jc w:val="center"/>
+            </w:pPr>
+            <w:r xmlns:w="http://schemas.openxmlformats.org/wordprocessingml/2006/main">
+              <w:rPr>
+                <w:b/>
+                <w:bCs/>
+                <w:rFonts w:ascii="Times New Roman" w:hAnsi="Times New Roman"/>
+                <w:sz w:val="22"/>
+                <w:szCs w:val="22"/>
+              </w:rPr>
+              <w:t xml:space="preserve">22) — B</w:t>
+            </w:r>
+          </w:p>
+        </w:tc>
+        <w:tc xmlns:w="http://schemas.openxmlformats.org/wordprocessingml/2006/main">
+          <w:tcPr>
+            <w:tcW w:w="2340" w:type="dxa"/>
+            <w:tcBorders>
+              <w:top w:val="single" w:sz="4"/>
+              <w:left w:val="single" w:sz="4"/>
+              <w:bottom w:val="single" w:sz="4"/>
+              <w:right w:val="single" w:sz="4"/>
+            </w:tcBorders>
+          </w:tcPr>
+          <w:p xmlns:w="http://schemas.openxmlformats.org/wordprocessingml/2006/main">
+            <w:pPr>
+              <w:jc w:val="center"/>
+            </w:pPr>
+            <w:r xmlns:w="http://schemas.openxmlformats.org/wordprocessingml/2006/main">
+              <w:rPr>
+                <w:b/>
+                <w:bCs/>
+                <w:rFonts w:ascii="Times New Roman" w:hAnsi="Times New Roman"/>
+                <w:sz w:val="22"/>
+                <w:szCs w:val="22"/>
+              </w:rPr>
+              <w:t xml:space="preserve">23) — C</w:t>
+            </w:r>
+          </w:p>
+        </w:tc>
+        <w:tc xmlns:w="http://schemas.openxmlformats.org/wordprocessingml/2006/main">
+          <w:tcPr>
+            <w:tcW w:w="2340" w:type="dxa"/>
+            <w:tcBorders>
+              <w:top w:val="single" w:sz="4"/>
+              <w:left w:val="single" w:sz="4"/>
+              <w:bottom w:val="single" w:sz="4"/>
+              <w:right w:val="single" w:sz="4"/>
+            </w:tcBorders>
+          </w:tcPr>
+          <w:p xmlns:w="http://schemas.openxmlformats.org/wordprocessingml/2006/main">
+            <w:pPr>
+              <w:jc w:val="center"/>
+            </w:pPr>
+            <w:r xmlns:w="http://schemas.openxmlformats.org/wordprocessingml/2006/main">
+              <w:rPr>
+                <w:b/>
+                <w:bCs/>
+                <w:rFonts w:ascii="Times New Roman" w:hAnsi="Times New Roman"/>
+                <w:sz w:val="22"/>
+                <w:szCs w:val="22"/>
+              </w:rPr>
+              <w:t xml:space="preserve">24) — D</w:t>
+            </w:r>
+          </w:p>
+        </w:tc>
+      </w:tr>
+      <w:tr xmlns:w="http://schemas.openxmlformats.org/wordprocessingml/2006/main">
+        <w:tc xmlns:w="http://schemas.openxmlformats.org/wordprocessingml/2006/main">
+          <w:tcPr>
+            <w:tcW w:w="2340" w:type="dxa"/>
+            <w:tcBorders>
+              <w:top w:val="single" w:sz="4"/>
+              <w:left w:val="single" w:sz="4"/>
+              <w:bottom w:val="single" w:sz="4"/>
+              <w:right w:val="single" w:sz="4"/>
+            </w:tcBorders>
+          </w:tcPr>
+          <w:p xmlns:w="http://schemas.openxmlformats.org/wordprocessingml/2006/main">
+            <w:pPr>
+              <w:jc w:val="center"/>
+            </w:pPr>
+            <w:r xmlns:w="http://schemas.openxmlformats.org/wordprocessingml/2006/main">
+              <w:rPr>
+                <w:b/>
+                <w:bCs/>
+                <w:rFonts w:ascii="Times New Roman" w:hAnsi="Times New Roman"/>
+                <w:sz w:val="22"/>
+                <w:szCs w:val="22"/>
+              </w:rPr>
+              <w:t xml:space="preserve">25) — A</w:t>
+            </w:r>
+          </w:p>
+        </w:tc>
+        <w:tc xmlns:w="http://schemas.openxmlformats.org/wordprocessingml/2006/main">
+          <w:tcPr>
+            <w:tcW w:w="2340" w:type="dxa"/>
+            <w:tcBorders>
+              <w:top w:val="single" w:sz="4"/>
+              <w:left w:val="single" w:sz="4"/>
+              <w:bottom w:val="single" w:sz="4"/>
+              <w:right w:val="single" w:sz="4"/>
+            </w:tcBorders>
+          </w:tcPr>
+          <w:p xmlns:w="http://schemas.openxmlformats.org/wordprocessingml/2006/main">
+            <w:pPr>
+              <w:jc w:val="center"/>
+            </w:pPr>
+            <w:r xmlns:w="http://schemas.openxmlformats.org/wordprocessingml/2006/main">
+              <w:rPr>
+                <w:b/>
+                <w:bCs/>
+                <w:rFonts w:ascii="Times New Roman" w:hAnsi="Times New Roman"/>
+                <w:sz w:val="22"/>
+                <w:szCs w:val="22"/>
+              </w:rPr>
+              <w:t xml:space="preserve">26) — B</w:t>
+            </w:r>
+          </w:p>
+        </w:tc>
+        <w:tc xmlns:w="http://schemas.openxmlformats.org/wordprocessingml/2006/main">
+          <w:tcPr>
+            <w:tcW w:w="2340" w:type="dxa"/>
+            <w:tcBorders>
+              <w:top w:val="single" w:sz="4"/>
+              <w:left w:val="single" w:sz="4"/>
+              <w:bottom w:val="single" w:sz="4"/>
+              <w:right w:val="single" w:sz="4"/>
+            </w:tcBorders>
+          </w:tcPr>
+          <w:p xmlns:w="http://schemas.openxmlformats.org/wordprocessingml/2006/main">
+            <w:pPr>
+              <w:jc w:val="center"/>
+            </w:pPr>
+            <w:r xmlns:w="http://schemas.openxmlformats.org/wordprocessingml/2006/main">
+              <w:rPr>
+                <w:b/>
+                <w:bCs/>
+                <w:rFonts w:ascii="Times New Roman" w:hAnsi="Times New Roman"/>
+                <w:sz w:val="22"/>
+                <w:szCs w:val="22"/>
+              </w:rPr>
+              <w:t xml:space="preserve">27) — C</w:t>
+            </w:r>
+          </w:p>
+        </w:tc>
+        <w:tc xmlns:w="http://schemas.openxmlformats.org/wordprocessingml/2006/main">
+          <w:tcPr>
+            <w:tcW w:w="2340" w:type="dxa"/>
+            <w:tcBorders>
+              <w:top w:val="single" w:sz="4"/>
+              <w:left w:val="single" w:sz="4"/>
+              <w:bottom w:val="single" w:sz="4"/>
+              <w:right w:val="single" w:sz="4"/>
+            </w:tcBorders>
+          </w:tcPr>
+          <w:p xmlns:w="http://schemas.openxmlformats.org/wordprocessingml/2006/main">
+            <w:pPr>
+              <w:jc w:val="center"/>
+            </w:pPr>
+            <w:r xmlns:w="http://schemas.openxmlformats.org/wordprocessingml/2006/main">
+              <w:rPr>
+                <w:b/>
+                <w:bCs/>
+                <w:rFonts w:ascii="Times New Roman" w:hAnsi="Times New Roman"/>
+                <w:sz w:val="22"/>
+                <w:szCs w:val="22"/>
+              </w:rPr>
+              <w:t xml:space="preserve">28) — D</w:t>
+            </w:r>
+          </w:p>
+        </w:tc>
+      </w:tr>
+      <w:tr xmlns:w="http://schemas.openxmlformats.org/wordprocessingml/2006/main">
+        <w:tc xmlns:w="http://schemas.openxmlformats.org/wordprocessingml/2006/main">
+          <w:tcPr>
+            <w:tcW w:w="2340" w:type="dxa"/>
+            <w:tcBorders>
+              <w:top w:val="single" w:sz="4"/>
+              <w:left w:val="single" w:sz="4"/>
+              <w:bottom w:val="single" w:sz="4"/>
+              <w:right w:val="single" w:sz="4"/>
+            </w:tcBorders>
+          </w:tcPr>
+          <w:p xmlns:w="http://schemas.openxmlformats.org/wordprocessingml/2006/main">
+            <w:pPr>
+              <w:jc w:val="center"/>
+            </w:pPr>
+            <w:r xmlns:w="http://schemas.openxmlformats.org/wordprocessingml/2006/main">
+              <w:rPr>
+                <w:b/>
+                <w:bCs/>
+                <w:rFonts w:ascii="Times New Roman" w:hAnsi="Times New Roman"/>
+                <w:sz w:val="22"/>
+                <w:szCs w:val="22"/>
+              </w:rPr>
+              <w:t xml:space="preserve">29) — A</w:t>
+            </w:r>
+          </w:p>
+        </w:tc>
+        <w:tc xmlns:w="http://schemas.openxmlformats.org/wordprocessingml/2006/main">
+          <w:tcPr>
+            <w:tcW w:w="2340" w:type="dxa"/>
+            <w:tcBorders>
+              <w:top w:val="single" w:sz="4"/>
+              <w:left w:val="single" w:sz="4"/>
+              <w:bottom w:val="single" w:sz="4"/>
+              <w:right w:val="single" w:sz="4"/>
+            </w:tcBorders>
+          </w:tcPr>
+          <w:p xmlns:w="http://schemas.openxmlformats.org/wordprocessingml/2006/main">
+            <w:pPr>
+              <w:jc w:val="center"/>
+            </w:pPr>
+            <w:r xmlns:w="http://schemas.openxmlformats.org/wordprocessingml/2006/main">
+              <w:rPr>
+                <w:b/>
+                <w:bCs/>
+                <w:rFonts w:ascii="Times New Roman" w:hAnsi="Times New Roman"/>
+                <w:sz w:val="22"/>
+                <w:szCs w:val="22"/>
+              </w:rPr>
+              <w:t xml:space="preserve">30) — B</w:t>
+            </w:r>
+          </w:p>
+        </w:tc>
+        <w:tc xmlns:w="http://schemas.openxmlformats.org/wordprocessingml/2006/main">
+          <w:tcPr>
+            <w:tcW w:w="2340" w:type="dxa"/>
+            <w:tcBorders>
+              <w:top w:val="single" w:sz="4"/>
+              <w:left w:val="single" w:sz="4"/>
+              <w:bottom w:val="single" w:sz="4"/>
+              <w:right w:val="single" w:sz="4"/>
+            </w:tcBorders>
+          </w:tcPr>
+          <w:p xmlns:w="http://schemas.openxmlformats.org/wordprocessingml/2006/main">
+            <w:pPr>
+              <w:jc w:val="center"/>
+            </w:pPr>
+            <w:r xmlns:w="http://schemas.openxmlformats.org/wordprocessingml/2006/main">
+              <w:rPr>
+                <w:b/>
+                <w:bCs/>
+                <w:rFonts w:ascii="Times New Roman" w:hAnsi="Times New Roman"/>
+                <w:sz w:val="22"/>
+                <w:szCs w:val="22"/>
+              </w:rPr>
+              <w:t xml:space="preserve">31) — C</w:t>
+            </w:r>
+          </w:p>
+        </w:tc>
+        <w:tc xmlns:w="http://schemas.openxmlformats.org/wordprocessingml/2006/main">
+          <w:tcPr>
+            <w:tcW w:w="2340" w:type="dxa"/>
+            <w:tcBorders>
+              <w:top w:val="single" w:sz="4"/>
+              <w:left w:val="single" w:sz="4"/>
+              <w:bottom w:val="single" w:sz="4"/>
+              <w:right w:val="single" w:sz="4"/>
+            </w:tcBorders>
+          </w:tcPr>
+          <w:p xmlns:w="http://schemas.openxmlformats.org/wordprocessingml/2006/main">
+            <w:pPr>
+              <w:jc w:val="center"/>
+            </w:pPr>
+            <w:r xmlns:w="http://schemas.openxmlformats.org/wordprocessingml/2006/main">
+              <w:rPr>
+                <w:b/>
+                <w:bCs/>
+                <w:rFonts w:ascii="Times New Roman" w:hAnsi="Times New Roman"/>
+                <w:sz w:val="22"/>
+                <w:szCs w:val="22"/>
+              </w:rPr>
+              <w:t xml:space="preserve">32) — D</w:t>
+            </w:r>
+          </w:p>
+        </w:tc>
+      </w:tr>
+      <w:tr xmlns:w="http://schemas.openxmlformats.org/wordprocessingml/2006/main">
+        <w:tc xmlns:w="http://schemas.openxmlformats.org/wordprocessingml/2006/main">
+          <w:tcPr>
+            <w:tcW w:w="2340" w:type="dxa"/>
+            <w:tcBorders>
+              <w:top w:val="single" w:sz="4"/>
+              <w:left w:val="single" w:sz="4"/>
+              <w:bottom w:val="single" w:sz="4"/>
+              <w:right w:val="single" w:sz="4"/>
+            </w:tcBorders>
+          </w:tcPr>
+          <w:p xmlns:w="http://schemas.openxmlformats.org/wordprocessingml/2006/main">
+            <w:pPr>
+              <w:jc w:val="center"/>
+            </w:pPr>
+            <w:r xmlns:w="http://schemas.openxmlformats.org/wordprocessingml/2006/main">
+              <w:rPr>
+                <w:b/>
+                <w:bCs/>
+                <w:rFonts w:ascii="Times New Roman" w:hAnsi="Times New Roman"/>
+                <w:sz w:val="22"/>
+                <w:szCs w:val="22"/>
+              </w:rPr>
+              <w:t xml:space="preserve">33) — A</w:t>
+            </w:r>
+          </w:p>
+        </w:tc>
+        <w:tc xmlns:w="http://schemas.openxmlformats.org/wordprocessingml/2006/main">
+          <w:tcPr>
+            <w:tcW w:w="2340" w:type="dxa"/>
+            <w:tcBorders>
+              <w:top w:val="single" w:sz="4"/>
+              <w:left w:val="single" w:sz="4"/>
+              <w:bottom w:val="single" w:sz="4"/>
+              <w:right w:val="single" w:sz="4"/>
+            </w:tcBorders>
+          </w:tcPr>
+          <w:p xmlns:w="http://schemas.openxmlformats.org/wordprocessingml/2006/main">
+            <w:pPr>
+              <w:jc w:val="center"/>
+            </w:pPr>
+            <w:r xmlns:w="http://schemas.openxmlformats.org/wordprocessingml/2006/main">
+              <w:rPr>
+                <w:b/>
+                <w:bCs/>
+                <w:rFonts w:ascii="Times New Roman" w:hAnsi="Times New Roman"/>
+                <w:sz w:val="22"/>
+                <w:szCs w:val="22"/>
+              </w:rPr>
+              <w:t xml:space="preserve">34) — B</w:t>
+            </w:r>
+          </w:p>
+        </w:tc>
+        <w:tc xmlns:w="http://schemas.openxmlformats.org/wordprocessingml/2006/main">
+          <w:tcPr>
+            <w:tcW w:w="2340" w:type="dxa"/>
+            <w:tcBorders>
+              <w:top w:val="single" w:sz="4"/>
+              <w:left w:val="single" w:sz="4"/>
+              <w:bottom w:val="single" w:sz="4"/>
+              <w:right w:val="single" w:sz="4"/>
+            </w:tcBorders>
+          </w:tcPr>
+          <w:p xmlns:w="http://schemas.openxmlformats.org/wordprocessingml/2006/main">
+            <w:pPr>
+              <w:jc w:val="center"/>
+            </w:pPr>
+            <w:r xmlns:w="http://schemas.openxmlformats.org/wordprocessingml/2006/main">
+              <w:rPr>
+                <w:b/>
+                <w:bCs/>
+                <w:rFonts w:ascii="Times New Roman" w:hAnsi="Times New Roman"/>
+                <w:sz w:val="22"/>
+                <w:szCs w:val="22"/>
+              </w:rPr>
+              <w:t xml:space="preserve">35) — C</w:t>
+            </w:r>
+          </w:p>
+        </w:tc>
+        <w:tc xmlns:w="http://schemas.openxmlformats.org/wordprocessingml/2006/main">
+          <w:tcPr>
+            <w:tcW w:w="2340" w:type="dxa"/>
+            <w:tcBorders>
+              <w:top w:val="single" w:sz="4"/>
+              <w:left w:val="single" w:sz="4"/>
+              <w:bottom w:val="single" w:sz="4"/>
+              <w:right w:val="single" w:sz="4"/>
+            </w:tcBorders>
+          </w:tcPr>
+          <w:p xmlns:w="http://schemas.openxmlformats.org/wordprocessingml/2006/main">
+            <w:pPr>
+              <w:jc w:val="center"/>
+            </w:pPr>
+            <w:r xmlns:w="http://schemas.openxmlformats.org/wordprocessingml/2006/main">
+              <w:rPr>
+                <w:b/>
+                <w:bCs/>
+                <w:rFonts w:ascii="Times New Roman" w:hAnsi="Times New Roman"/>
+                <w:sz w:val="22"/>
+                <w:szCs w:val="22"/>
+              </w:rPr>
+              <w:t xml:space="preserve"/>
+            </w:r>
+          </w:p>
+        </w:tc>
+      </w:tr>
     </w:tbl>
     <w:p xmlns:w="http://schemas.openxmlformats.org/wordprocessingml/2006/main" xmlns:m="http://schemas.openxmlformats.org/officeDocument/2006/math">
       <w:pPr>
@@ -3600,7 +9782,7 @@
           <w:sz w:val="22"/>
           <w:szCs w:val="22"/>
         </w:rPr>
-        <w:t xml:space="preserve">Javoblar taqsimoti:  A=3  |  B=3  |  C=3  |  D=3</w:t>
+        <w:t xml:space="preserve">Javoblar taqsimoti:  A=9  |  B=9  |  C=9  |  D=8</w:t>
       </w:r>
     </w:p>
     <w:sectPr xmlns:w="http://schemas.openxmlformats.org/wordprocessingml/2006/main">
